--- a/db-proj-car-dealership/report.docx
+++ b/db-proj-car-dealership/report.docx
@@ -1,6 +1,6 @@
 
 <file path=word/document.xml><?xml version="1.0" encoding="utf-8"?>
-<w:document xmlns:wpc="http://schemas.microsoft.com/office/word/2010/wordprocessingCanvas" xmlns:cx="http://schemas.microsoft.com/office/drawing/2014/chartex" xmlns:mc="http://schemas.openxmlformats.org/markup-compatibility/2006" xmlns:o="urn:schemas-microsoft-com:office:office" xmlns:r="http://schemas.openxmlformats.org/officeDocument/2006/relationships" xmlns:m="http://schemas.openxmlformats.org/officeDocument/2006/math" xmlns:v="urn:schemas-microsoft-com:vml" xmlns:wp14="http://schemas.microsoft.com/office/word/2010/wordprocessingDrawing" xmlns:wp="http://schemas.openxmlformats.org/drawingml/2006/wordprocessingDrawing" xmlns:w10="urn:schemas-microsoft-com:office:word" xmlns:w="http://schemas.openxmlformats.org/wordprocessingml/2006/main" xmlns:w14="http://schemas.microsoft.com/office/word/2010/wordml" xmlns:w15="http://schemas.microsoft.com/office/word/2012/wordml" xmlns:w16se="http://schemas.microsoft.com/office/word/2015/wordml/symex" xmlns:wpg="http://schemas.microsoft.com/office/word/2010/wordprocessingGroup" xmlns:wpi="http://schemas.microsoft.com/office/word/2010/wordprocessingInk" xmlns:wne="http://schemas.microsoft.com/office/word/2006/wordml" xmlns:wps="http://schemas.microsoft.com/office/word/2010/wordprocessingShape" mc:Ignorable="w14 w15 w16se wp14">
+<w:document xmlns:wpc="http://schemas.microsoft.com/office/word/2010/wordprocessingCanvas" xmlns:cx="http://schemas.microsoft.com/office/drawing/2014/chartex" xmlns:cx1="http://schemas.microsoft.com/office/drawing/2015/9/8/chartex" xmlns:cx2="http://schemas.microsoft.com/office/drawing/2015/10/21/chartex" xmlns:cx3="http://schemas.microsoft.com/office/drawing/2016/5/9/chartex" xmlns:cx4="http://schemas.microsoft.com/office/drawing/2016/5/10/chartex" xmlns:cx5="http://schemas.microsoft.com/office/drawing/2016/5/11/chartex" xmlns:cx6="http://schemas.microsoft.com/office/drawing/2016/5/12/chartex" xmlns:cx7="http://schemas.microsoft.com/office/drawing/2016/5/13/chartex" xmlns:cx8="http://schemas.microsoft.com/office/drawing/2016/5/14/chartex" xmlns:mc="http://schemas.openxmlformats.org/markup-compatibility/2006" xmlns:aink="http://schemas.microsoft.com/office/drawing/2016/ink" xmlns:am3d="http://schemas.microsoft.com/office/drawing/2017/model3d" xmlns:o="urn:schemas-microsoft-com:office:office" xmlns:r="http://schemas.openxmlformats.org/officeDocument/2006/relationships" xmlns:m="http://schemas.openxmlformats.org/officeDocument/2006/math" xmlns:v="urn:schemas-microsoft-com:vml" xmlns:wp14="http://schemas.microsoft.com/office/word/2010/wordprocessingDrawing" xmlns:wp="http://schemas.openxmlformats.org/drawingml/2006/wordprocessingDrawing" xmlns:w10="urn:schemas-microsoft-com:office:word" xmlns:w="http://schemas.openxmlformats.org/wordprocessingml/2006/main" xmlns:w14="http://schemas.microsoft.com/office/word/2010/wordml" xmlns:w15="http://schemas.microsoft.com/office/word/2012/wordml" xmlns:w16cex="http://schemas.microsoft.com/office/word/2018/wordml/cex" xmlns:w16cid="http://schemas.microsoft.com/office/word/2016/wordml/cid" xmlns:w16="http://schemas.microsoft.com/office/word/2018/wordml" xmlns:w16sdtdh="http://schemas.microsoft.com/office/word/2020/wordml/sdtdatahash" xmlns:w16se="http://schemas.microsoft.com/office/word/2015/wordml/symex" xmlns:wpg="http://schemas.microsoft.com/office/word/2010/wordprocessingGroup" xmlns:wpi="http://schemas.microsoft.com/office/word/2010/wordprocessingInk" xmlns:wne="http://schemas.microsoft.com/office/word/2006/wordml" xmlns:wps="http://schemas.microsoft.com/office/word/2010/wordprocessingShape" mc:Ignorable="w14 w15 w16se w16cid w16 w16cex w16sdtdh wp14">
   <w:body>
     <w:p>
       <w:pPr>
@@ -12,8 +12,6 @@
           <w:szCs w:val="40"/>
         </w:rPr>
       </w:pPr>
-      <w:bookmarkStart w:id="0" w:name="_GoBack"/>
-      <w:bookmarkEnd w:id="0"/>
       <w:r>
         <w:rPr>
           <w:rFonts w:ascii="Montserrat" w:hAnsi="Montserrat"/>
@@ -536,8 +534,16 @@
               <w:rPr>
                 <w:rFonts w:ascii="Montserrat" w:hAnsi="Montserrat"/>
               </w:rPr>
-              <w:t>1С:Автосалон</w:t>
+              <w:t>1</w:t>
             </w:r>
+            <w:proofErr w:type="gramStart"/>
+            <w:r>
+              <w:rPr>
+                <w:rFonts w:ascii="Montserrat" w:hAnsi="Montserrat"/>
+              </w:rPr>
+              <w:t>С:Автосалон</w:t>
+            </w:r>
+            <w:proofErr w:type="gramEnd"/>
           </w:p>
         </w:tc>
         <w:tc>
@@ -562,8 +568,16 @@
               <w:rPr>
                 <w:rFonts w:ascii="Montserrat" w:hAnsi="Montserrat"/>
               </w:rPr>
-              <w:t>MS SQL / PostgreSQL</w:t>
+              <w:t xml:space="preserve">MS SQL / </w:t>
             </w:r>
+            <w:proofErr w:type="spellStart"/>
+            <w:r>
+              <w:rPr>
+                <w:rFonts w:ascii="Montserrat" w:hAnsi="Montserrat"/>
+              </w:rPr>
+              <w:t>PostgreSQL</w:t>
+            </w:r>
+            <w:proofErr w:type="spellEnd"/>
           </w:p>
         </w:tc>
         <w:tc>
@@ -638,11 +652,19 @@
                 <w:rFonts w:ascii="Montserrat" w:hAnsi="Montserrat"/>
               </w:rPr>
             </w:pPr>
+            <w:proofErr w:type="spellStart"/>
             <w:r>
               <w:rPr>
                 <w:rFonts w:ascii="Montserrat" w:hAnsi="Montserrat"/>
               </w:rPr>
-              <w:t>DealerCenter (США)</w:t>
+              <w:t>DealerCenter</w:t>
+            </w:r>
+            <w:proofErr w:type="spellEnd"/>
+            <w:r>
+              <w:rPr>
+                <w:rFonts w:ascii="Montserrat" w:hAnsi="Montserrat"/>
+              </w:rPr>
+              <w:t> (США)</w:t>
             </w:r>
           </w:p>
         </w:tc>
@@ -770,12 +792,14 @@
                 <w:rFonts w:ascii="Montserrat" w:hAnsi="Montserrat"/>
               </w:rPr>
             </w:pPr>
+            <w:proofErr w:type="spellStart"/>
             <w:r>
               <w:rPr>
                 <w:rFonts w:ascii="Montserrat" w:hAnsi="Montserrat"/>
               </w:rPr>
               <w:t>PostgreSQL</w:t>
             </w:r>
+            <w:proofErr w:type="spellEnd"/>
           </w:p>
         </w:tc>
         <w:tc>
@@ -876,12 +900,14 @@
                 <w:rFonts w:ascii="Montserrat" w:hAnsi="Montserrat"/>
               </w:rPr>
             </w:pPr>
+            <w:proofErr w:type="spellStart"/>
             <w:r>
               <w:rPr>
                 <w:rFonts w:ascii="Montserrat" w:hAnsi="Montserrat"/>
               </w:rPr>
               <w:t>SQLite</w:t>
             </w:r>
+            <w:proofErr w:type="spellEnd"/>
           </w:p>
         </w:tc>
         <w:tc>
@@ -906,7 +932,21 @@
               <w:rPr>
                 <w:rFonts w:ascii="Montserrat" w:hAnsi="Montserrat"/>
               </w:rPr>
-              <w:t>Локальное приложение (Python + Tkinter)</w:t>
+              <w:t xml:space="preserve">Локальное приложение (Python + </w:t>
+            </w:r>
+            <w:proofErr w:type="spellStart"/>
+            <w:r>
+              <w:rPr>
+                <w:rFonts w:ascii="Montserrat" w:hAnsi="Montserrat"/>
+              </w:rPr>
+              <w:t>Tkinter</w:t>
+            </w:r>
+            <w:proofErr w:type="spellEnd"/>
+            <w:r>
+              <w:rPr>
+                <w:rFonts w:ascii="Montserrat" w:hAnsi="Montserrat"/>
+              </w:rPr>
+              <w:t>)</w:t>
             </w:r>
           </w:p>
         </w:tc>
@@ -1528,7 +1568,25 @@
           <w:sz w:val="24"/>
           <w:szCs w:val="24"/>
         </w:rPr>
-        <w:t> кнопка «Оформить заказ», транзакция в SQLite.</w:t>
+        <w:t xml:space="preserve"> кнопка «Оформить заказ», транзакция в </w:t>
+      </w:r>
+      <w:proofErr w:type="spellStart"/>
+      <w:r>
+        <w:rPr>
+          <w:rFonts w:ascii="Montserrat" w:hAnsi="Montserrat"/>
+          <w:sz w:val="24"/>
+          <w:szCs w:val="24"/>
+        </w:rPr>
+        <w:t>SQLite</w:t>
+      </w:r>
+      <w:proofErr w:type="spellEnd"/>
+      <w:r>
+        <w:rPr>
+          <w:rFonts w:ascii="Montserrat" w:hAnsi="Montserrat"/>
+          <w:sz w:val="24"/>
+          <w:szCs w:val="24"/>
+        </w:rPr>
+        <w:t>.</w:t>
       </w:r>
       <w:r>
         <w:rPr>
@@ -1591,7 +1649,25 @@
           <w:sz w:val="24"/>
           <w:szCs w:val="24"/>
         </w:rPr>
-        <w:t>Используется SQLite.</w:t>
+        <w:t xml:space="preserve">Используется </w:t>
+      </w:r>
+      <w:proofErr w:type="spellStart"/>
+      <w:r>
+        <w:rPr>
+          <w:rFonts w:ascii="Montserrat" w:hAnsi="Montserrat"/>
+          <w:sz w:val="24"/>
+          <w:szCs w:val="24"/>
+        </w:rPr>
+        <w:t>SQLite</w:t>
+      </w:r>
+      <w:proofErr w:type="spellEnd"/>
+      <w:r>
+        <w:rPr>
+          <w:rFonts w:ascii="Montserrat" w:hAnsi="Montserrat"/>
+          <w:sz w:val="24"/>
+          <w:szCs w:val="24"/>
+        </w:rPr>
+        <w:t>.</w:t>
       </w:r>
     </w:p>
     <w:p>
@@ -1603,31 +1679,56 @@
       <w:r>
         <w:rPr>
           <w:rFonts w:ascii="Montserrat" w:hAnsi="Montserrat"/>
-        </w:rPr>
-        <w:pict>
-          <v:shapetype id="_x0000_t75" coordsize="21600,21600" o:spt="75" o:preferrelative="t" path="m@4@5l@4@11@9@11@9@5xe" filled="f" stroked="f">
-            <v:stroke joinstyle="miter"/>
-            <v:formulas>
-              <v:f eqn="if lineDrawn pixelLineWidth 0"/>
-              <v:f eqn="sum @0 1 0"/>
-              <v:f eqn="sum 0 0 @1"/>
-              <v:f eqn="prod @2 1 2"/>
-              <v:f eqn="prod @3 21600 pixelWidth"/>
-              <v:f eqn="prod @3 21600 pixelHeight"/>
-              <v:f eqn="sum @0 0 1"/>
-              <v:f eqn="prod @6 1 2"/>
-              <v:f eqn="prod @7 21600 pixelWidth"/>
-              <v:f eqn="sum @8 21600 0"/>
-              <v:f eqn="prod @7 21600 pixelHeight"/>
-              <v:f eqn="sum @10 21600 0"/>
-            </v:formulas>
-            <v:path o:extrusionok="f" gradientshapeok="t" o:connecttype="rect"/>
-            <o:lock v:ext="edit" aspectratio="t"/>
-          </v:shapetype>
-          <v:shape id="_x0000_i1025" type="#_x0000_t75" style="width:467.25pt;height:291pt">
-            <v:imagedata r:id="rId5" o:title="scheme"/>
-          </v:shape>
-        </w:pict>
+          <w:noProof/>
+        </w:rPr>
+        <w:drawing>
+          <wp:inline distT="0" distB="0" distL="0" distR="0" wp14:anchorId="3F567D7E" wp14:editId="032FAC03">
+            <wp:extent cx="5934075" cy="3914775"/>
+            <wp:effectExtent l="0" t="0" r="9525" b="9525"/>
+            <wp:docPr id="10" name="Рисунок 10"/>
+            <wp:cNvGraphicFramePr>
+              <a:graphicFrameLocks xmlns:a="http://schemas.openxmlformats.org/drawingml/2006/main" noChangeAspect="1"/>
+            </wp:cNvGraphicFramePr>
+            <a:graphic xmlns:a="http://schemas.openxmlformats.org/drawingml/2006/main">
+              <a:graphicData uri="http://schemas.openxmlformats.org/drawingml/2006/picture">
+                <pic:pic xmlns:pic="http://schemas.openxmlformats.org/drawingml/2006/picture">
+                  <pic:nvPicPr>
+                    <pic:cNvPr id="0" name="Picture 3"/>
+                    <pic:cNvPicPr>
+                      <a:picLocks noChangeAspect="1" noChangeArrowheads="1"/>
+                    </pic:cNvPicPr>
+                  </pic:nvPicPr>
+                  <pic:blipFill>
+                    <a:blip r:embed="rId5">
+                      <a:extLst>
+                        <a:ext uri="{28A0092B-C50C-407E-A947-70E740481C1C}">
+                          <a14:useLocalDpi xmlns:a14="http://schemas.microsoft.com/office/drawing/2010/main" val="0"/>
+                        </a:ext>
+                      </a:extLst>
+                    </a:blip>
+                    <a:srcRect/>
+                    <a:stretch>
+                      <a:fillRect/>
+                    </a:stretch>
+                  </pic:blipFill>
+                  <pic:spPr bwMode="auto">
+                    <a:xfrm>
+                      <a:off x="0" y="0"/>
+                      <a:ext cx="5934075" cy="3914775"/>
+                    </a:xfrm>
+                    <a:prstGeom prst="rect">
+                      <a:avLst/>
+                    </a:prstGeom>
+                    <a:noFill/>
+                    <a:ln>
+                      <a:noFill/>
+                    </a:ln>
+                  </pic:spPr>
+                </pic:pic>
+              </a:graphicData>
+            </a:graphic>
+          </wp:inline>
+        </w:drawing>
       </w:r>
     </w:p>
     <w:p>
@@ -1663,7 +1764,7 @@
           <w:sz w:val="20"/>
           <w:szCs w:val="20"/>
         </w:rPr>
-        <w:t>.</w:t>
+        <w:t>-</w:t>
       </w:r>
       <w:r>
         <w:rPr>
@@ -1673,8 +1774,29 @@
           <w:szCs w:val="20"/>
           <w:lang w:val="en-US"/>
         </w:rPr>
+        <w:t>fixed</w:t>
+      </w:r>
+      <w:r>
+        <w:rPr>
+          <w:rFonts w:ascii="Montserrat" w:hAnsi="Montserrat"/>
+          <w:i/>
+          <w:sz w:val="20"/>
+          <w:szCs w:val="20"/>
+        </w:rPr>
+        <w:t>.</w:t>
+      </w:r>
+      <w:proofErr w:type="spellStart"/>
+      <w:r>
+        <w:rPr>
+          <w:rFonts w:ascii="Montserrat" w:hAnsi="Montserrat"/>
+          <w:i/>
+          <w:sz w:val="20"/>
+          <w:szCs w:val="20"/>
+          <w:lang w:val="en-US"/>
+        </w:rPr>
         <w:t>sql</w:t>
       </w:r>
+      <w:proofErr w:type="spellEnd"/>
       <w:r>
         <w:rPr>
           <w:rFonts w:ascii="Montserrat" w:hAnsi="Montserrat"/>
@@ -1727,7 +1849,25 @@
           <w:sz w:val="24"/>
           <w:szCs w:val="24"/>
         </w:rPr>
-        <w:t>Файл autodealer.db формируется автоматически при первом запуске программы.</w:t>
+        <w:t>Файл </w:t>
+      </w:r>
+      <w:proofErr w:type="spellStart"/>
+      <w:r>
+        <w:rPr>
+          <w:rFonts w:ascii="Montserrat" w:hAnsi="Montserrat"/>
+          <w:sz w:val="24"/>
+          <w:szCs w:val="24"/>
+        </w:rPr>
+        <w:t>autodealer.db</w:t>
+      </w:r>
+      <w:proofErr w:type="spellEnd"/>
+      <w:r>
+        <w:rPr>
+          <w:rFonts w:ascii="Montserrat" w:hAnsi="Montserrat"/>
+          <w:sz w:val="24"/>
+          <w:szCs w:val="24"/>
+        </w:rPr>
+        <w:t> формируется автоматически при первом запуске программы.</w:t>
       </w:r>
     </w:p>
     <w:p>
@@ -1759,7 +1899,25 @@
           <w:sz w:val="24"/>
           <w:szCs w:val="24"/>
         </w:rPr>
-        <w:t>Структура создаётся скриптом schema.sql, начальные данные загружаются из init_data.csv.</w:t>
+        <w:t>Структура создаётся скриптом </w:t>
+      </w:r>
+      <w:proofErr w:type="spellStart"/>
+      <w:r>
+        <w:rPr>
+          <w:rFonts w:ascii="Montserrat" w:hAnsi="Montserrat"/>
+          <w:sz w:val="24"/>
+          <w:szCs w:val="24"/>
+        </w:rPr>
+        <w:t>schema.sql</w:t>
+      </w:r>
+      <w:proofErr w:type="spellEnd"/>
+      <w:r>
+        <w:rPr>
+          <w:rFonts w:ascii="Montserrat" w:hAnsi="Montserrat"/>
+          <w:sz w:val="24"/>
+          <w:szCs w:val="24"/>
+        </w:rPr>
+        <w:t>, начальные данные загружаются из init_data.csv.</w:t>
       </w:r>
       <w:r>
         <w:rPr>
@@ -1815,7 +1973,43 @@
           <w:sz w:val="24"/>
           <w:szCs w:val="24"/>
         </w:rPr>
-        <w:t>Файлы проекта (schema.sql, init_data.csv, autodealer.db, autodealer_app.py) прилагаются.</w:t>
+        <w:t>Файлы проекта (</w:t>
+      </w:r>
+      <w:proofErr w:type="spellStart"/>
+      <w:r>
+        <w:rPr>
+          <w:rFonts w:ascii="Montserrat" w:hAnsi="Montserrat"/>
+          <w:sz w:val="24"/>
+          <w:szCs w:val="24"/>
+        </w:rPr>
+        <w:t>schema.sql</w:t>
+      </w:r>
+      <w:proofErr w:type="spellEnd"/>
+      <w:r>
+        <w:rPr>
+          <w:rFonts w:ascii="Montserrat" w:hAnsi="Montserrat"/>
+          <w:sz w:val="24"/>
+          <w:szCs w:val="24"/>
+        </w:rPr>
+        <w:t>, init_data.csv, </w:t>
+      </w:r>
+      <w:proofErr w:type="spellStart"/>
+      <w:r>
+        <w:rPr>
+          <w:rFonts w:ascii="Montserrat" w:hAnsi="Montserrat"/>
+          <w:sz w:val="24"/>
+          <w:szCs w:val="24"/>
+        </w:rPr>
+        <w:t>autodealer.db</w:t>
+      </w:r>
+      <w:proofErr w:type="spellEnd"/>
+      <w:r>
+        <w:rPr>
+          <w:rFonts w:ascii="Montserrat" w:hAnsi="Montserrat"/>
+          <w:sz w:val="24"/>
+          <w:szCs w:val="24"/>
+        </w:rPr>
+        <w:t>, autodealer_app.py) прилагаются.</w:t>
       </w:r>
     </w:p>
     <w:p>
@@ -1878,7 +2072,7 @@
           <w:lang w:eastAsia="ru-RU"/>
         </w:rPr>
         <w:drawing>
-          <wp:inline distT="0" distB="0" distL="0" distR="0" wp14:anchorId="50F149BA" wp14:editId="53A652DD">
+          <wp:inline distT="0" distB="0" distL="0" distR="0" wp14:anchorId="1CA8F405" wp14:editId="18A62BE6">
             <wp:extent cx="5940425" cy="4346575"/>
             <wp:effectExtent l="0" t="0" r="3175" b="0"/>
             <wp:docPr id="1" name="Рисунок 1"/>
@@ -1937,7 +2131,7 @@
           <w:lang w:eastAsia="ru-RU"/>
         </w:rPr>
         <w:drawing>
-          <wp:inline distT="0" distB="0" distL="0" distR="0" wp14:anchorId="1F39B170" wp14:editId="2025F302">
+          <wp:inline distT="0" distB="0" distL="0" distR="0" wp14:anchorId="39EEE65B" wp14:editId="1D07F5B2">
             <wp:extent cx="5940425" cy="4349750"/>
             <wp:effectExtent l="0" t="0" r="3175" b="0"/>
             <wp:docPr id="2" name="Рисунок 2"/>
@@ -2038,7 +2232,27 @@
           <w:szCs w:val="24"/>
           <w:u w:val="single"/>
         </w:rPr>
-        <w:t>Автомобили в наличии с ценой &gt; 2 000 000 руб.:</w:t>
+        <w:t xml:space="preserve">Автомобили в наличии с </w:t>
+      </w:r>
+      <w:proofErr w:type="gramStart"/>
+      <w:r>
+        <w:rPr>
+          <w:rFonts w:ascii="Montserrat" w:hAnsi="Montserrat"/>
+          <w:sz w:val="24"/>
+          <w:szCs w:val="24"/>
+          <w:u w:val="single"/>
+        </w:rPr>
+        <w:t>ценой &gt;</w:t>
+      </w:r>
+      <w:proofErr w:type="gramEnd"/>
+      <w:r>
+        <w:rPr>
+          <w:rFonts w:ascii="Montserrat" w:hAnsi="Montserrat"/>
+          <w:sz w:val="24"/>
+          <w:szCs w:val="24"/>
+          <w:u w:val="single"/>
+        </w:rPr>
+        <w:t xml:space="preserve"> 2 000 000 руб.:</w:t>
       </w:r>
     </w:p>
     <w:p>
@@ -2060,7 +2274,7 @@
         <mc:AlternateContent>
           <mc:Choice Requires="wps">
             <w:drawing>
-              <wp:inline distT="0" distB="0" distL="0" distR="0" wp14:anchorId="1D8AAD49" wp14:editId="6C267C9E">
+              <wp:inline distT="0" distB="0" distL="0" distR="0" wp14:anchorId="55696FD3" wp14:editId="48F3DA67">
                 <wp:extent cx="3257550" cy="1133475"/>
                 <wp:effectExtent l="19050" t="19050" r="38100" b="47625"/>
                 <wp:docPr id="3" name="Скругленный прямоугольник 3"/>
@@ -2527,7 +2741,7 @@
           </mc:Choice>
           <mc:Fallback>
             <w:pict>
-              <v:roundrect w14:anchorId="1D8AAD49" id="Скругленный прямоугольник 3" o:spid="_x0000_s1026" style="width:256.5pt;height:89.25pt;visibility:visible;mso-wrap-style:square;mso-left-percent:-10001;mso-top-percent:-10001;mso-position-horizontal:absolute;mso-position-horizontal-relative:char;mso-position-vertical:absolute;mso-position-vertical-relative:line;mso-left-percent:-10001;mso-top-percent:-10001;v-text-anchor:middle" arcsize="10923f" o:gfxdata="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" fillcolor="#161616 [334]" strokecolor="#404040 [2429]" strokeweight="4.5pt">
+              <v:roundrect w14:anchorId="55696FD3" id="Скругленный прямоугольник 3" o:spid="_x0000_s1026" style="width:256.5pt;height:89.25pt;visibility:visible;mso-wrap-style:square;mso-left-percent:-10001;mso-top-percent:-10001;mso-position-horizontal:absolute;mso-position-horizontal-relative:char;mso-position-vertical:absolute;mso-position-vertical-relative:line;mso-left-percent:-10001;mso-top-percent:-10001;v-text-anchor:middle" arcsize="10923f" o:gfxdata="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" fillcolor="#161616 [334]" strokecolor="#404040 [2429]" strokeweight="4.5pt">
                 <v:stroke joinstyle="miter"/>
                 <v:textbox>
                   <w:txbxContent>
@@ -2720,7 +2934,7 @@
                           <w:color w:val="F9FAFB"/>
                           <w:sz w:val="20"/>
                           <w:szCs w:val="20"/>
-                          <w:lang w:eastAsia="ru-RU"/>
+                          <w:lang w:val="en-US" w:eastAsia="ru-RU"/>
                         </w:rPr>
                       </w:pPr>
                       <w:r>
@@ -2729,7 +2943,7 @@
                           <w:color w:val="E9AE7E"/>
                           <w:sz w:val="20"/>
                           <w:szCs w:val="20"/>
-                          <w:lang w:eastAsia="ru-RU"/>
+                          <w:lang w:val="en-US" w:eastAsia="ru-RU"/>
                         </w:rPr>
                         <w:t>WHERE</w:t>
                       </w:r>
@@ -2739,7 +2953,7 @@
                           <w:color w:val="F9FAFB"/>
                           <w:sz w:val="20"/>
                           <w:szCs w:val="20"/>
-                          <w:lang w:eastAsia="ru-RU"/>
+                          <w:lang w:val="en-US" w:eastAsia="ru-RU"/>
                         </w:rPr>
                         <w:t xml:space="preserve"> price </w:t>
                       </w:r>
@@ -2749,7 +2963,7 @@
                           <w:color w:val="E9AE7E"/>
                           <w:sz w:val="20"/>
                           <w:szCs w:val="20"/>
-                          <w:lang w:eastAsia="ru-RU"/>
+                          <w:lang w:val="en-US" w:eastAsia="ru-RU"/>
                         </w:rPr>
                         <w:t>&gt;</w:t>
                       </w:r>
@@ -2759,7 +2973,7 @@
                           <w:color w:val="F9FAFB"/>
                           <w:sz w:val="20"/>
                           <w:szCs w:val="20"/>
-                          <w:lang w:eastAsia="ru-RU"/>
+                          <w:lang w:val="en-US" w:eastAsia="ru-RU"/>
                         </w:rPr>
                         <w:t xml:space="preserve"> </w:t>
                       </w:r>
@@ -2769,7 +2983,7 @@
                           <w:color w:val="E6D37A"/>
                           <w:sz w:val="20"/>
                           <w:szCs w:val="20"/>
-                          <w:lang w:eastAsia="ru-RU"/>
+                          <w:lang w:val="en-US" w:eastAsia="ru-RU"/>
                         </w:rPr>
                         <w:t>2000000</w:t>
                       </w:r>
@@ -2779,7 +2993,7 @@
                           <w:color w:val="F9FAFB"/>
                           <w:sz w:val="20"/>
                           <w:szCs w:val="20"/>
-                          <w:lang w:eastAsia="ru-RU"/>
+                          <w:lang w:val="en-US" w:eastAsia="ru-RU"/>
                         </w:rPr>
                         <w:t xml:space="preserve"> </w:t>
                       </w:r>
@@ -2789,7 +3003,7 @@
                           <w:color w:val="E9AE7E"/>
                           <w:sz w:val="20"/>
                           <w:szCs w:val="20"/>
-                          <w:lang w:eastAsia="ru-RU"/>
+                          <w:lang w:val="en-US" w:eastAsia="ru-RU"/>
                         </w:rPr>
                         <w:t>AND</w:t>
                       </w:r>
@@ -2799,7 +3013,7 @@
                           <w:color w:val="F9FAFB"/>
                           <w:sz w:val="20"/>
                           <w:szCs w:val="20"/>
-                          <w:lang w:eastAsia="ru-RU"/>
+                          <w:lang w:val="en-US" w:eastAsia="ru-RU"/>
                         </w:rPr>
                         <w:t xml:space="preserve"> quantity </w:t>
                       </w:r>
@@ -2809,7 +3023,7 @@
                           <w:color w:val="E9AE7E"/>
                           <w:sz w:val="20"/>
                           <w:szCs w:val="20"/>
-                          <w:lang w:eastAsia="ru-RU"/>
+                          <w:lang w:val="en-US" w:eastAsia="ru-RU"/>
                         </w:rPr>
                         <w:t>&gt;</w:t>
                       </w:r>
@@ -2819,7 +3033,7 @@
                           <w:color w:val="F9FAFB"/>
                           <w:sz w:val="20"/>
                           <w:szCs w:val="20"/>
-                          <w:lang w:eastAsia="ru-RU"/>
+                          <w:lang w:val="en-US" w:eastAsia="ru-RU"/>
                         </w:rPr>
                         <w:t xml:space="preserve"> </w:t>
                       </w:r>
@@ -2829,7 +3043,7 @@
                           <w:color w:val="E6D37A"/>
                           <w:sz w:val="20"/>
                           <w:szCs w:val="20"/>
-                          <w:lang w:eastAsia="ru-RU"/>
+                          <w:lang w:val="en-US" w:eastAsia="ru-RU"/>
                         </w:rPr>
                         <w:t>0</w:t>
                       </w:r>
@@ -2870,7 +3084,7 @@
                           <w:color w:val="E9AE7E"/>
                           <w:sz w:val="20"/>
                           <w:szCs w:val="20"/>
-                          <w:lang w:eastAsia="ru-RU"/>
+                          <w:lang w:val="en-US" w:eastAsia="ru-RU"/>
                         </w:rPr>
                         <w:t>ORDER</w:t>
                       </w:r>
@@ -2880,7 +3094,7 @@
                           <w:color w:val="F9FAFB"/>
                           <w:sz w:val="20"/>
                           <w:szCs w:val="20"/>
-                          <w:lang w:eastAsia="ru-RU"/>
+                          <w:lang w:val="en-US" w:eastAsia="ru-RU"/>
                         </w:rPr>
                         <w:t xml:space="preserve"> </w:t>
                       </w:r>
@@ -2890,7 +3104,7 @@
                           <w:color w:val="E9AE7E"/>
                           <w:sz w:val="20"/>
                           <w:szCs w:val="20"/>
-                          <w:lang w:eastAsia="ru-RU"/>
+                          <w:lang w:val="en-US" w:eastAsia="ru-RU"/>
                         </w:rPr>
                         <w:t>BY</w:t>
                       </w:r>
@@ -2900,7 +3114,7 @@
                           <w:color w:val="F9FAFB"/>
                           <w:sz w:val="20"/>
                           <w:szCs w:val="20"/>
-                          <w:lang w:eastAsia="ru-RU"/>
+                          <w:lang w:val="en-US" w:eastAsia="ru-RU"/>
                         </w:rPr>
                         <w:t xml:space="preserve"> price </w:t>
                       </w:r>
@@ -2910,7 +3124,7 @@
                           <w:color w:val="E9AE7E"/>
                           <w:sz w:val="20"/>
                           <w:szCs w:val="20"/>
-                          <w:lang w:eastAsia="ru-RU"/>
+                          <w:lang w:val="en-US" w:eastAsia="ru-RU"/>
                         </w:rPr>
                         <w:t>DESC</w:t>
                       </w:r>
@@ -2920,7 +3134,7 @@
                           <w:color w:val="E3EAF2"/>
                           <w:sz w:val="20"/>
                           <w:szCs w:val="20"/>
-                          <w:lang w:eastAsia="ru-RU"/>
+                          <w:lang w:val="en-US" w:eastAsia="ru-RU"/>
                         </w:rPr>
                         <w:t>;</w:t>
                       </w:r>
@@ -2928,6 +3142,9 @@
                     <w:p>
                       <w:pPr>
                         <w:jc w:val="center"/>
+                        <w:rPr>
+                          <w:lang w:val="en-US"/>
+                        </w:rPr>
                       </w:pPr>
                     </w:p>
                   </w:txbxContent>
@@ -2978,7 +3195,7 @@
         <mc:AlternateContent>
           <mc:Choice Requires="wps">
             <w:drawing>
-              <wp:inline distT="0" distB="0" distL="0" distR="0" wp14:anchorId="0FF054B1" wp14:editId="11EDCF50">
+              <wp:inline distT="0" distB="0" distL="0" distR="0" wp14:anchorId="4E0E78B5" wp14:editId="1C39A90C">
                 <wp:extent cx="4829175" cy="1162050"/>
                 <wp:effectExtent l="19050" t="19050" r="47625" b="38100"/>
                 <wp:docPr id="4" name="Скругленный прямоугольник 4"/>
@@ -3075,7 +3292,17 @@
                                 <w:szCs w:val="20"/>
                                 <w:lang w:val="en-US" w:eastAsia="ru-RU"/>
                               </w:rPr>
-                              <w:t xml:space="preserve"> c</w:t>
+                              <w:t xml:space="preserve"> </w:t>
+                            </w:r>
+                            <w:r>
+                              <w:rPr>
+                                <w:rFonts w:ascii="Monaco" w:eastAsia="Times New Roman" w:hAnsi="Monaco" w:cs="Courier New"/>
+                                <w:color w:val="F9FAFB"/>
+                                <w:sz w:val="20"/>
+                                <w:szCs w:val="20"/>
+                                <w:lang w:val="en-US" w:eastAsia="ru-RU"/>
+                              </w:rPr>
+                              <w:t>c</w:t>
                             </w:r>
                             <w:r>
                               <w:rPr>
@@ -3575,7 +3802,7 @@
           </mc:Choice>
           <mc:Fallback>
             <w:pict>
-              <v:roundrect w14:anchorId="0FF054B1" id="Скругленный прямоугольник 4" o:spid="_x0000_s1027" style="width:380.25pt;height:91.5pt;visibility:visible;mso-wrap-style:square;mso-left-percent:-10001;mso-top-percent:-10001;mso-position-horizontal:absolute;mso-position-horizontal-relative:char;mso-position-vertical:absolute;mso-position-vertical-relative:line;mso-left-percent:-10001;mso-top-percent:-10001;v-text-anchor:middle" arcsize="10923f" o:gfxdata="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" fillcolor="#161616 [334]" strokecolor="#404040 [2429]" strokeweight="4.5pt">
+              <v:roundrect w14:anchorId="4E0E78B5" id="Скругленный прямоугольник 4" o:spid="_x0000_s1027" style="width:380.25pt;height:91.5pt;visibility:visible;mso-wrap-style:square;mso-left-percent:-10001;mso-top-percent:-10001;mso-position-horizontal:absolute;mso-position-horizontal-relative:char;mso-position-vertical:absolute;mso-position-vertical-relative:line;mso-left-percent:-10001;mso-top-percent:-10001;v-text-anchor:middle" arcsize="10923f" o:gfxdata="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" fillcolor="#161616 [334]" strokecolor="#404040 [2429]" strokeweight="4.5pt">
                 <v:stroke joinstyle="miter"/>
                 <v:textbox>
                   <w:txbxContent>
@@ -3629,8 +3856,6 @@
                         </w:rPr>
                         <w:t xml:space="preserve"> </w:t>
                       </w:r>
-                      <w:proofErr w:type="spellStart"/>
-                      <w:proofErr w:type="gramStart"/>
                       <w:r>
                         <w:rPr>
                           <w:rFonts w:ascii="Monaco" w:eastAsia="Times New Roman" w:hAnsi="Monaco" w:cs="Courier New"/>
@@ -3659,20 +3884,8 @@
                           <w:szCs w:val="20"/>
                           <w:lang w:val="en-US" w:eastAsia="ru-RU"/>
                         </w:rPr>
-                        <w:t>first</w:t>
-                      </w:r>
-                      <w:proofErr w:type="gramEnd"/>
-                      <w:r>
-                        <w:rPr>
-                          <w:rFonts w:ascii="Monaco" w:eastAsia="Times New Roman" w:hAnsi="Monaco" w:cs="Courier New"/>
-                          <w:color w:val="F9FAFB"/>
-                          <w:sz w:val="20"/>
-                          <w:szCs w:val="20"/>
-                          <w:lang w:val="en-US" w:eastAsia="ru-RU"/>
-                        </w:rPr>
-                        <w:t>_name</w:t>
-                      </w:r>
-                      <w:proofErr w:type="spellEnd"/>
+                        <w:t>first_name</w:t>
+                      </w:r>
                       <w:r>
                         <w:rPr>
                           <w:rFonts w:ascii="Monaco" w:eastAsia="Times New Roman" w:hAnsi="Monaco" w:cs="Courier New"/>
@@ -3691,18 +3904,7 @@
                           <w:szCs w:val="20"/>
                           <w:lang w:val="en-US" w:eastAsia="ru-RU"/>
                         </w:rPr>
-                        <w:t xml:space="preserve"> </w:t>
-                      </w:r>
-                      <w:proofErr w:type="spellStart"/>
-                      <w:r>
-                        <w:rPr>
-                          <w:rFonts w:ascii="Monaco" w:eastAsia="Times New Roman" w:hAnsi="Monaco" w:cs="Courier New"/>
-                          <w:color w:val="F9FAFB"/>
-                          <w:sz w:val="20"/>
-                          <w:szCs w:val="20"/>
-                          <w:lang w:val="en-US" w:eastAsia="ru-RU"/>
-                        </w:rPr>
-                        <w:t>c</w:t>
+                        <w:t xml:space="preserve"> c</w:t>
                       </w:r>
                       <w:r>
                         <w:rPr>
@@ -3724,7 +3926,6 @@
                         </w:rPr>
                         <w:t>last_name</w:t>
                       </w:r>
-                      <w:proofErr w:type="spellEnd"/>
                       <w:r>
                         <w:rPr>
                           <w:rFonts w:ascii="Monaco" w:eastAsia="Times New Roman" w:hAnsi="Monaco" w:cs="Courier New"/>
@@ -4015,18 +4216,7 @@
                           <w:szCs w:val="20"/>
                           <w:lang w:val="en-US" w:eastAsia="ru-RU"/>
                         </w:rPr>
-                        <w:t xml:space="preserve"> </w:t>
-                      </w:r>
-                      <w:proofErr w:type="spellStart"/>
-                      <w:r>
-                        <w:rPr>
-                          <w:rFonts w:ascii="Monaco" w:eastAsia="Times New Roman" w:hAnsi="Monaco" w:cs="Courier New"/>
-                          <w:color w:val="F9FAFB"/>
-                          <w:sz w:val="20"/>
-                          <w:szCs w:val="20"/>
-                          <w:lang w:val="en-US" w:eastAsia="ru-RU"/>
-                        </w:rPr>
-                        <w:t>s</w:t>
+                        <w:t xml:space="preserve"> s</w:t>
                       </w:r>
                       <w:r>
                         <w:rPr>
@@ -4048,7 +4238,6 @@
                         </w:rPr>
                         <w:t>id_customer</w:t>
                       </w:r>
-                      <w:proofErr w:type="spellEnd"/>
                     </w:p>
                     <w:p>
                       <w:pPr>
@@ -4226,7 +4415,7 @@
         <mc:AlternateContent>
           <mc:Choice Requires="wps">
             <w:drawing>
-              <wp:inline distT="0" distB="0" distL="0" distR="0" wp14:anchorId="0FF054B1" wp14:editId="11EDCF50">
+              <wp:inline distT="0" distB="0" distL="0" distR="0" wp14:anchorId="6B16FD69" wp14:editId="6C048CFE">
                 <wp:extent cx="4591050" cy="2047875"/>
                 <wp:effectExtent l="19050" t="19050" r="38100" b="47625"/>
                 <wp:docPr id="5" name="Скругленный прямоугольник 5"/>
@@ -5357,7 +5546,7 @@
           </mc:Choice>
           <mc:Fallback>
             <w:pict>
-              <v:roundrect w14:anchorId="0FF054B1" id="Скругленный прямоугольник 5" o:spid="_x0000_s1028" style="width:361.5pt;height:161.25pt;visibility:visible;mso-wrap-style:square;mso-left-percent:-10001;mso-top-percent:-10001;mso-position-horizontal:absolute;mso-position-horizontal-relative:char;mso-position-vertical:absolute;mso-position-vertical-relative:line;mso-left-percent:-10001;mso-top-percent:-10001;v-text-anchor:middle" arcsize="10923f" o:gfxdata="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" fillcolor="#161616 [334]" strokecolor="#404040 [2429]" strokeweight="4.5pt">
+              <v:roundrect w14:anchorId="6B16FD69" id="Скругленный прямоугольник 5" o:spid="_x0000_s1028" style="width:361.5pt;height:161.25pt;visibility:visible;mso-wrap-style:square;mso-left-percent:-10001;mso-top-percent:-10001;mso-position-horizontal:absolute;mso-position-horizontal-relative:char;mso-position-vertical:absolute;mso-position-vertical-relative:line;mso-left-percent:-10001;mso-top-percent:-10001;v-text-anchor:middle" arcsize="10923f" o:gfxdata="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" fillcolor="#161616 [334]" strokecolor="#404040 [2429]" strokeweight="4.5pt">
                 <v:stroke joinstyle="miter"/>
                 <v:textbox>
                   <w:txbxContent>
@@ -5411,7 +5600,6 @@
                         </w:rPr>
                         <w:t xml:space="preserve"> </w:t>
                       </w:r>
-                      <w:proofErr w:type="gramStart"/>
                       <w:r>
                         <w:rPr>
                           <w:rFonts w:ascii="Monaco" w:eastAsia="Times New Roman" w:hAnsi="Monaco" w:cs="Courier New"/>
@@ -5432,8 +5620,6 @@
                         </w:rPr>
                         <w:t>(</w:t>
                       </w:r>
-                      <w:proofErr w:type="spellStart"/>
-                      <w:proofErr w:type="gramEnd"/>
                       <w:r>
                         <w:rPr>
                           <w:rFonts w:ascii="Monaco" w:eastAsia="Times New Roman" w:hAnsi="Monaco" w:cs="Courier New"/>
@@ -5464,7 +5650,6 @@
                         </w:rPr>
                         <w:t>sale_date</w:t>
                       </w:r>
-                      <w:proofErr w:type="spellEnd"/>
                       <w:r>
                         <w:rPr>
                           <w:rFonts w:ascii="Monaco" w:eastAsia="Times New Roman" w:hAnsi="Monaco" w:cs="Courier New"/>
@@ -5493,29 +5678,7 @@
                           <w:szCs w:val="20"/>
                           <w:lang w:val="en-US" w:eastAsia="ru-RU"/>
                         </w:rPr>
-                        <w:t>'</w:t>
-                      </w:r>
-                      <w:proofErr w:type="spellStart"/>
-                      <w:r>
-                        <w:rPr>
-                          <w:rFonts w:ascii="Monaco" w:eastAsia="Times New Roman" w:hAnsi="Monaco" w:cs="Courier New"/>
-                          <w:color w:val="91D076"/>
-                          <w:sz w:val="20"/>
-                          <w:szCs w:val="20"/>
-                          <w:lang w:val="en-US" w:eastAsia="ru-RU"/>
-                        </w:rPr>
-                        <w:t>unixepoch</w:t>
-                      </w:r>
-                      <w:proofErr w:type="spellEnd"/>
-                      <w:r>
-                        <w:rPr>
-                          <w:rFonts w:ascii="Monaco" w:eastAsia="Times New Roman" w:hAnsi="Monaco" w:cs="Courier New"/>
-                          <w:color w:val="91D076"/>
-                          <w:sz w:val="20"/>
-                          <w:szCs w:val="20"/>
-                          <w:lang w:val="en-US" w:eastAsia="ru-RU"/>
-                        </w:rPr>
-                        <w:t>'</w:t>
+                        <w:t>'unixepoch'</w:t>
                       </w:r>
                       <w:r>
                         <w:rPr>
@@ -5618,7 +5781,6 @@
                         </w:rPr>
                         <w:t xml:space="preserve">       </w:t>
                       </w:r>
-                      <w:proofErr w:type="gramStart"/>
                       <w:r>
                         <w:rPr>
                           <w:rFonts w:ascii="Monaco" w:eastAsia="Times New Roman" w:hAnsi="Monaco" w:cs="Courier New"/>
@@ -5639,8 +5801,6 @@
                         </w:rPr>
                         <w:t>(</w:t>
                       </w:r>
-                      <w:proofErr w:type="spellStart"/>
-                      <w:proofErr w:type="gramEnd"/>
                       <w:r>
                         <w:rPr>
                           <w:rFonts w:ascii="Monaco" w:eastAsia="Times New Roman" w:hAnsi="Monaco" w:cs="Courier New"/>
@@ -5669,18 +5829,7 @@
                           <w:szCs w:val="20"/>
                           <w:lang w:val="en-US" w:eastAsia="ru-RU"/>
                         </w:rPr>
-                        <w:t>quantity</w:t>
-                      </w:r>
-                      <w:proofErr w:type="spellEnd"/>
-                      <w:r>
-                        <w:rPr>
-                          <w:rFonts w:ascii="Monaco" w:eastAsia="Times New Roman" w:hAnsi="Monaco" w:cs="Courier New"/>
-                          <w:color w:val="F9FAFB"/>
-                          <w:sz w:val="20"/>
-                          <w:szCs w:val="20"/>
-                          <w:lang w:val="en-US" w:eastAsia="ru-RU"/>
-                        </w:rPr>
-                        <w:t xml:space="preserve"> </w:t>
+                        <w:t xml:space="preserve">quantity </w:t>
                       </w:r>
                       <w:r>
                         <w:rPr>
@@ -5700,18 +5849,7 @@
                           <w:szCs w:val="20"/>
                           <w:lang w:val="en-US" w:eastAsia="ru-RU"/>
                         </w:rPr>
-                        <w:t xml:space="preserve"> </w:t>
-                      </w:r>
-                      <w:proofErr w:type="spellStart"/>
-                      <w:r>
-                        <w:rPr>
-                          <w:rFonts w:ascii="Monaco" w:eastAsia="Times New Roman" w:hAnsi="Monaco" w:cs="Courier New"/>
-                          <w:color w:val="F9FAFB"/>
-                          <w:sz w:val="20"/>
-                          <w:szCs w:val="20"/>
-                          <w:lang w:val="en-US" w:eastAsia="ru-RU"/>
-                        </w:rPr>
-                        <w:t>sd</w:t>
+                        <w:t xml:space="preserve"> sd</w:t>
                       </w:r>
                       <w:r>
                         <w:rPr>
@@ -5733,7 +5871,6 @@
                         </w:rPr>
                         <w:t>price_at_sale</w:t>
                       </w:r>
-                      <w:proofErr w:type="spellEnd"/>
                       <w:r>
                         <w:rPr>
                           <w:rFonts w:ascii="Monaco" w:eastAsia="Times New Roman" w:hAnsi="Monaco" w:cs="Courier New"/>
@@ -5845,8 +5982,6 @@
                         </w:rPr>
                         <w:t>(</w:t>
                       </w:r>
-                      <w:proofErr w:type="spellStart"/>
-                      <w:proofErr w:type="gramStart"/>
                       <w:r>
                         <w:rPr>
                           <w:rFonts w:ascii="Monaco" w:eastAsia="Times New Roman" w:hAnsi="Monaco" w:cs="Courier New"/>
@@ -5877,8 +6012,6 @@
                         </w:rPr>
                         <w:t>quantity</w:t>
                       </w:r>
-                      <w:proofErr w:type="spellEnd"/>
-                      <w:proofErr w:type="gramEnd"/>
                       <w:r>
                         <w:rPr>
                           <w:rFonts w:ascii="Monaco" w:eastAsia="Times New Roman" w:hAnsi="Monaco" w:cs="Courier New"/>
@@ -5917,20 +6050,8 @@
                           <w:szCs w:val="20"/>
                           <w:lang w:val="en-US" w:eastAsia="ru-RU"/>
                         </w:rPr>
-                        <w:t xml:space="preserve"> </w:t>
-                      </w:r>
-                      <w:proofErr w:type="spellStart"/>
-                      <w:r>
-                        <w:rPr>
-                          <w:rFonts w:ascii="Monaco" w:eastAsia="Times New Roman" w:hAnsi="Monaco" w:cs="Courier New"/>
-                          <w:color w:val="F9FAFB"/>
-                          <w:sz w:val="20"/>
-                          <w:szCs w:val="20"/>
-                          <w:lang w:val="en-US" w:eastAsia="ru-RU"/>
-                        </w:rPr>
-                        <w:t>cars_sold</w:t>
-                      </w:r>
-                      <w:proofErr w:type="spellEnd"/>
+                        <w:t xml:space="preserve"> cars_sold</w:t>
+                      </w:r>
                     </w:p>
                     <w:p>
                       <w:pPr>
@@ -6031,51 +6152,7 @@
                           <w:szCs w:val="20"/>
                           <w:lang w:val="en-US" w:eastAsia="ru-RU"/>
                         </w:rPr>
-                        <w:t xml:space="preserve"> </w:t>
-                      </w:r>
-                      <w:proofErr w:type="spellStart"/>
-                      <w:r>
-                        <w:rPr>
-                          <w:rFonts w:ascii="Monaco" w:eastAsia="Times New Roman" w:hAnsi="Monaco" w:cs="Courier New"/>
-                          <w:color w:val="F9FAFB"/>
-                          <w:sz w:val="20"/>
-                          <w:szCs w:val="20"/>
-                          <w:lang w:val="en-US" w:eastAsia="ru-RU"/>
-                        </w:rPr>
-                        <w:t>sale_details</w:t>
-                      </w:r>
-                      <w:proofErr w:type="spellEnd"/>
-                      <w:r>
-                        <w:rPr>
-                          <w:rFonts w:ascii="Monaco" w:eastAsia="Times New Roman" w:hAnsi="Monaco" w:cs="Courier New"/>
-                          <w:color w:val="F9FAFB"/>
-                          <w:sz w:val="20"/>
-                          <w:szCs w:val="20"/>
-                          <w:lang w:val="en-US" w:eastAsia="ru-RU"/>
-                        </w:rPr>
-                        <w:t xml:space="preserve"> </w:t>
-                      </w:r>
-                      <w:proofErr w:type="spellStart"/>
-                      <w:r>
-                        <w:rPr>
-                          <w:rFonts w:ascii="Monaco" w:eastAsia="Times New Roman" w:hAnsi="Monaco" w:cs="Courier New"/>
-                          <w:color w:val="F9FAFB"/>
-                          <w:sz w:val="20"/>
-                          <w:szCs w:val="20"/>
-                          <w:lang w:val="en-US" w:eastAsia="ru-RU"/>
-                        </w:rPr>
-                        <w:t>sd</w:t>
-                      </w:r>
-                      <w:proofErr w:type="spellEnd"/>
-                      <w:r>
-                        <w:rPr>
-                          <w:rFonts w:ascii="Monaco" w:eastAsia="Times New Roman" w:hAnsi="Monaco" w:cs="Courier New"/>
-                          <w:color w:val="F9FAFB"/>
-                          <w:sz w:val="20"/>
-                          <w:szCs w:val="20"/>
-                          <w:lang w:val="en-US" w:eastAsia="ru-RU"/>
-                        </w:rPr>
-                        <w:t xml:space="preserve"> </w:t>
+                        <w:t xml:space="preserve"> sale_details sd </w:t>
                       </w:r>
                       <w:r>
                         <w:rPr>
@@ -6135,18 +6212,7 @@
                           <w:szCs w:val="20"/>
                           <w:lang w:val="en-US" w:eastAsia="ru-RU"/>
                         </w:rPr>
-                        <w:t xml:space="preserve"> </w:t>
-                      </w:r>
-                      <w:proofErr w:type="spellStart"/>
-                      <w:r>
-                        <w:rPr>
-                          <w:rFonts w:ascii="Monaco" w:eastAsia="Times New Roman" w:hAnsi="Monaco" w:cs="Courier New"/>
-                          <w:color w:val="F9FAFB"/>
-                          <w:sz w:val="20"/>
-                          <w:szCs w:val="20"/>
-                          <w:lang w:val="en-US" w:eastAsia="ru-RU"/>
-                        </w:rPr>
-                        <w:t>sd</w:t>
+                        <w:t xml:space="preserve"> sd</w:t>
                       </w:r>
                       <w:r>
                         <w:rPr>
@@ -6168,7 +6234,6 @@
                         </w:rPr>
                         <w:t>id_sale</w:t>
                       </w:r>
-                      <w:proofErr w:type="spellEnd"/>
                     </w:p>
                     <w:p>
                       <w:pPr>
@@ -6218,19 +6283,7 @@
                           <w:szCs w:val="20"/>
                           <w:lang w:val="en-US" w:eastAsia="ru-RU"/>
                         </w:rPr>
-                        <w:t xml:space="preserve"> </w:t>
-                      </w:r>
-                      <w:proofErr w:type="spellStart"/>
-                      <w:proofErr w:type="gramStart"/>
-                      <w:r>
-                        <w:rPr>
-                          <w:rFonts w:ascii="Monaco" w:eastAsia="Times New Roman" w:hAnsi="Monaco" w:cs="Courier New"/>
-                          <w:color w:val="F9FAFB"/>
-                          <w:sz w:val="20"/>
-                          <w:szCs w:val="20"/>
-                          <w:lang w:val="en-US" w:eastAsia="ru-RU"/>
-                        </w:rPr>
-                        <w:t>s</w:t>
+                        <w:t xml:space="preserve"> s</w:t>
                       </w:r>
                       <w:r>
                         <w:rPr>
@@ -6250,29 +6303,7 @@
                           <w:szCs w:val="20"/>
                           <w:lang w:val="en-US" w:eastAsia="ru-RU"/>
                         </w:rPr>
-                        <w:t>sale</w:t>
-                      </w:r>
-                      <w:proofErr w:type="gramEnd"/>
-                      <w:r>
-                        <w:rPr>
-                          <w:rFonts w:ascii="Monaco" w:eastAsia="Times New Roman" w:hAnsi="Monaco" w:cs="Courier New"/>
-                          <w:color w:val="F9FAFB"/>
-                          <w:sz w:val="20"/>
-                          <w:szCs w:val="20"/>
-                          <w:lang w:val="en-US" w:eastAsia="ru-RU"/>
-                        </w:rPr>
-                        <w:t>_date</w:t>
-                      </w:r>
-                      <w:proofErr w:type="spellEnd"/>
-                      <w:r>
-                        <w:rPr>
-                          <w:rFonts w:ascii="Monaco" w:eastAsia="Times New Roman" w:hAnsi="Monaco" w:cs="Courier New"/>
-                          <w:color w:val="F9FAFB"/>
-                          <w:sz w:val="20"/>
-                          <w:szCs w:val="20"/>
-                          <w:lang w:val="en-US" w:eastAsia="ru-RU"/>
-                        </w:rPr>
-                        <w:t xml:space="preserve"> </w:t>
+                        <w:t xml:space="preserve">sale_date </w:t>
                       </w:r>
                       <w:r>
                         <w:rPr>
@@ -6292,20 +6323,8 @@
                           <w:szCs w:val="20"/>
                           <w:lang w:val="en-US" w:eastAsia="ru-RU"/>
                         </w:rPr>
-                        <w:t xml:space="preserve"> </w:t>
-                      </w:r>
-                      <w:proofErr w:type="spellStart"/>
-                      <w:r>
-                        <w:rPr>
-                          <w:rFonts w:ascii="Monaco" w:eastAsia="Times New Roman" w:hAnsi="Monaco" w:cs="Courier New"/>
-                          <w:color w:val="F9FAFB"/>
-                          <w:sz w:val="20"/>
-                          <w:szCs w:val="20"/>
-                          <w:lang w:val="en-US" w:eastAsia="ru-RU"/>
-                        </w:rPr>
-                        <w:t>strftime</w:t>
-                      </w:r>
-                      <w:proofErr w:type="spellEnd"/>
+                        <w:t xml:space="preserve"> strftime</w:t>
+                      </w:r>
                       <w:r>
                         <w:rPr>
                           <w:rFonts w:ascii="Monaco" w:eastAsia="Times New Roman" w:hAnsi="Monaco" w:cs="Courier New"/>
@@ -6424,7 +6443,7 @@
                           <w:color w:val="F9FAFB"/>
                           <w:sz w:val="20"/>
                           <w:szCs w:val="20"/>
-                          <w:lang w:eastAsia="ru-RU"/>
+                          <w:lang w:val="en-US" w:eastAsia="ru-RU"/>
                         </w:rPr>
                       </w:pPr>
                       <w:r>
@@ -6433,7 +6452,7 @@
                           <w:color w:val="E9AE7E"/>
                           <w:sz w:val="20"/>
                           <w:szCs w:val="20"/>
-                          <w:lang w:eastAsia="ru-RU"/>
+                          <w:lang w:val="en-US" w:eastAsia="ru-RU"/>
                         </w:rPr>
                         <w:t>GROUP</w:t>
                       </w:r>
@@ -6443,7 +6462,7 @@
                           <w:color w:val="F9FAFB"/>
                           <w:sz w:val="20"/>
                           <w:szCs w:val="20"/>
-                          <w:lang w:eastAsia="ru-RU"/>
+                          <w:lang w:val="en-US" w:eastAsia="ru-RU"/>
                         </w:rPr>
                         <w:t xml:space="preserve"> </w:t>
                       </w:r>
@@ -6453,7 +6472,7 @@
                           <w:color w:val="E9AE7E"/>
                           <w:sz w:val="20"/>
                           <w:szCs w:val="20"/>
-                          <w:lang w:eastAsia="ru-RU"/>
+                          <w:lang w:val="en-US" w:eastAsia="ru-RU"/>
                         </w:rPr>
                         <w:t>BY</w:t>
                       </w:r>
@@ -6463,22 +6482,20 @@
                           <w:color w:val="F9FAFB"/>
                           <w:sz w:val="20"/>
                           <w:szCs w:val="20"/>
-                          <w:lang w:eastAsia="ru-RU"/>
+                          <w:lang w:val="en-US" w:eastAsia="ru-RU"/>
                         </w:rPr>
                         <w:t xml:space="preserve"> </w:t>
                       </w:r>
-                      <w:proofErr w:type="spellStart"/>
                       <w:r>
                         <w:rPr>
                           <w:rFonts w:ascii="Monaco" w:eastAsia="Times New Roman" w:hAnsi="Monaco" w:cs="Courier New"/>
                           <w:color w:val="E9AE7E"/>
                           <w:sz w:val="20"/>
                           <w:szCs w:val="20"/>
-                          <w:lang w:eastAsia="ru-RU"/>
+                          <w:lang w:val="en-US" w:eastAsia="ru-RU"/>
                         </w:rPr>
                         <w:t>day</w:t>
                       </w:r>
-                      <w:proofErr w:type="spellEnd"/>
                     </w:p>
                     <w:p>
                       <w:pPr>
@@ -6507,7 +6524,7 @@
                           <w:color w:val="F9FAFB"/>
                           <w:sz w:val="20"/>
                           <w:szCs w:val="20"/>
-                          <w:lang w:eastAsia="ru-RU"/>
+                          <w:lang w:val="en-US" w:eastAsia="ru-RU"/>
                         </w:rPr>
                       </w:pPr>
                       <w:r>
@@ -6516,7 +6533,7 @@
                           <w:color w:val="E9AE7E"/>
                           <w:sz w:val="20"/>
                           <w:szCs w:val="20"/>
-                          <w:lang w:eastAsia="ru-RU"/>
+                          <w:lang w:val="en-US" w:eastAsia="ru-RU"/>
                         </w:rPr>
                         <w:t>ORDER</w:t>
                       </w:r>
@@ -6526,7 +6543,7 @@
                           <w:color w:val="F9FAFB"/>
                           <w:sz w:val="20"/>
                           <w:szCs w:val="20"/>
-                          <w:lang w:eastAsia="ru-RU"/>
+                          <w:lang w:val="en-US" w:eastAsia="ru-RU"/>
                         </w:rPr>
                         <w:t xml:space="preserve"> </w:t>
                       </w:r>
@@ -6536,7 +6553,7 @@
                           <w:color w:val="E9AE7E"/>
                           <w:sz w:val="20"/>
                           <w:szCs w:val="20"/>
-                          <w:lang w:eastAsia="ru-RU"/>
+                          <w:lang w:val="en-US" w:eastAsia="ru-RU"/>
                         </w:rPr>
                         <w:t>BY</w:t>
                       </w:r>
@@ -6546,29 +6563,27 @@
                           <w:color w:val="F9FAFB"/>
                           <w:sz w:val="20"/>
                           <w:szCs w:val="20"/>
-                          <w:lang w:eastAsia="ru-RU"/>
+                          <w:lang w:val="en-US" w:eastAsia="ru-RU"/>
                         </w:rPr>
                         <w:t xml:space="preserve"> </w:t>
                       </w:r>
-                      <w:proofErr w:type="spellStart"/>
                       <w:r>
                         <w:rPr>
                           <w:rFonts w:ascii="Monaco" w:eastAsia="Times New Roman" w:hAnsi="Monaco" w:cs="Courier New"/>
                           <w:color w:val="E9AE7E"/>
                           <w:sz w:val="20"/>
                           <w:szCs w:val="20"/>
-                          <w:lang w:eastAsia="ru-RU"/>
+                          <w:lang w:val="en-US" w:eastAsia="ru-RU"/>
                         </w:rPr>
                         <w:t>day</w:t>
                       </w:r>
-                      <w:proofErr w:type="spellEnd"/>
-                      <w:r>
-                        <w:rPr>
-                          <w:rFonts w:ascii="Monaco" w:eastAsia="Times New Roman" w:hAnsi="Monaco" w:cs="Courier New"/>
-                          <w:color w:val="F9FAFB"/>
-                          <w:sz w:val="20"/>
-                          <w:szCs w:val="20"/>
-                          <w:lang w:eastAsia="ru-RU"/>
+                      <w:r>
+                        <w:rPr>
+                          <w:rFonts w:ascii="Monaco" w:eastAsia="Times New Roman" w:hAnsi="Monaco" w:cs="Courier New"/>
+                          <w:color w:val="F9FAFB"/>
+                          <w:sz w:val="20"/>
+                          <w:szCs w:val="20"/>
+                          <w:lang w:val="en-US" w:eastAsia="ru-RU"/>
                         </w:rPr>
                         <w:t xml:space="preserve"> </w:t>
                       </w:r>
@@ -6578,7 +6593,7 @@
                           <w:color w:val="E9AE7E"/>
                           <w:sz w:val="20"/>
                           <w:szCs w:val="20"/>
-                          <w:lang w:eastAsia="ru-RU"/>
+                          <w:lang w:val="en-US" w:eastAsia="ru-RU"/>
                         </w:rPr>
                         <w:t>DESC</w:t>
                       </w:r>
@@ -6588,7 +6603,7 @@
                           <w:color w:val="E3EAF2"/>
                           <w:sz w:val="20"/>
                           <w:szCs w:val="20"/>
-                          <w:lang w:eastAsia="ru-RU"/>
+                          <w:lang w:val="en-US" w:eastAsia="ru-RU"/>
                         </w:rPr>
                         <w:t>;</w:t>
                       </w:r>
@@ -6649,7 +6664,7 @@
         <mc:AlternateContent>
           <mc:Choice Requires="wps">
             <w:drawing>
-              <wp:inline distT="0" distB="0" distL="0" distR="0" wp14:anchorId="0FF054B1" wp14:editId="11EDCF50">
+              <wp:inline distT="0" distB="0" distL="0" distR="0" wp14:anchorId="05A1E330" wp14:editId="2E95661B">
                 <wp:extent cx="4962525" cy="2057400"/>
                 <wp:effectExtent l="19050" t="19050" r="47625" b="38100"/>
                 <wp:docPr id="6" name="Скругленный прямоугольник 6"/>
@@ -6746,7 +6761,17 @@
                                 <w:szCs w:val="20"/>
                                 <w:lang w:val="en-US" w:eastAsia="ru-RU"/>
                               </w:rPr>
-                              <w:t xml:space="preserve"> c</w:t>
+                              <w:t xml:space="preserve"> </w:t>
+                            </w:r>
+                            <w:r>
+                              <w:rPr>
+                                <w:rFonts w:ascii="Monaco" w:eastAsia="Times New Roman" w:hAnsi="Monaco" w:cs="Courier New"/>
+                                <w:color w:val="F9FAFB"/>
+                                <w:sz w:val="20"/>
+                                <w:szCs w:val="20"/>
+                                <w:lang w:val="en-US" w:eastAsia="ru-RU"/>
+                              </w:rPr>
+                              <w:t>c</w:t>
                             </w:r>
                             <w:r>
                               <w:rPr>
@@ -7580,7 +7605,7 @@
           </mc:Choice>
           <mc:Fallback>
             <w:pict>
-              <v:roundrect w14:anchorId="0FF054B1" id="Скругленный прямоугольник 6" o:spid="_x0000_s1029" style="width:390.75pt;height:162pt;visibility:visible;mso-wrap-style:square;mso-left-percent:-10001;mso-top-percent:-10001;mso-position-horizontal:absolute;mso-position-horizontal-relative:char;mso-position-vertical:absolute;mso-position-vertical-relative:line;mso-left-percent:-10001;mso-top-percent:-10001;v-text-anchor:middle" arcsize="10923f" o:gfxdata="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" fillcolor="#161616 [334]" strokecolor="#404040 [2429]" strokeweight="4.5pt">
+              <v:roundrect w14:anchorId="05A1E330" id="Скругленный прямоугольник 6" o:spid="_x0000_s1029" style="width:390.75pt;height:162pt;visibility:visible;mso-wrap-style:square;mso-left-percent:-10001;mso-top-percent:-10001;mso-position-horizontal:absolute;mso-position-horizontal-relative:char;mso-position-vertical:absolute;mso-position-vertical-relative:line;mso-left-percent:-10001;mso-top-percent:-10001;v-text-anchor:middle" arcsize="10923f" o:gfxdata="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" fillcolor="#161616 [334]" strokecolor="#404040 [2429]" strokeweight="4.5pt">
                 <v:stroke joinstyle="miter"/>
                 <v:textbox>
                   <w:txbxContent>
@@ -7634,8 +7659,6 @@
                         </w:rPr>
                         <w:t xml:space="preserve"> </w:t>
                       </w:r>
-                      <w:proofErr w:type="spellStart"/>
-                      <w:proofErr w:type="gramStart"/>
                       <w:r>
                         <w:rPr>
                           <w:rFonts w:ascii="Monaco" w:eastAsia="Times New Roman" w:hAnsi="Monaco" w:cs="Courier New"/>
@@ -7666,8 +7689,6 @@
                         </w:rPr>
                         <w:t>brand</w:t>
                       </w:r>
-                      <w:proofErr w:type="spellEnd"/>
-                      <w:proofErr w:type="gramEnd"/>
                       <w:r>
                         <w:rPr>
                           <w:rFonts w:ascii="Monaco" w:eastAsia="Times New Roman" w:hAnsi="Monaco" w:cs="Courier New"/>
@@ -7686,18 +7707,7 @@
                           <w:szCs w:val="20"/>
                           <w:lang w:val="en-US" w:eastAsia="ru-RU"/>
                         </w:rPr>
-                        <w:t xml:space="preserve"> </w:t>
-                      </w:r>
-                      <w:proofErr w:type="spellStart"/>
-                      <w:r>
-                        <w:rPr>
-                          <w:rFonts w:ascii="Monaco" w:eastAsia="Times New Roman" w:hAnsi="Monaco" w:cs="Courier New"/>
-                          <w:color w:val="F9FAFB"/>
-                          <w:sz w:val="20"/>
-                          <w:szCs w:val="20"/>
-                          <w:lang w:val="en-US" w:eastAsia="ru-RU"/>
-                        </w:rPr>
-                        <w:t>c</w:t>
+                        <w:t xml:space="preserve"> c</w:t>
                       </w:r>
                       <w:r>
                         <w:rPr>
@@ -7719,7 +7729,6 @@
                         </w:rPr>
                         <w:t>model</w:t>
                       </w:r>
-                      <w:proofErr w:type="spellEnd"/>
                       <w:r>
                         <w:rPr>
                           <w:rFonts w:ascii="Monaco" w:eastAsia="Times New Roman" w:hAnsi="Monaco" w:cs="Courier New"/>
@@ -7791,8 +7800,6 @@
                         </w:rPr>
                         <w:t>(</w:t>
                       </w:r>
-                      <w:proofErr w:type="spellStart"/>
-                      <w:proofErr w:type="gramStart"/>
                       <w:r>
                         <w:rPr>
                           <w:rFonts w:ascii="Monaco" w:eastAsia="Times New Roman" w:hAnsi="Monaco" w:cs="Courier New"/>
@@ -7823,8 +7830,6 @@
                         </w:rPr>
                         <w:t>quantity</w:t>
                       </w:r>
-                      <w:proofErr w:type="spellEnd"/>
-                      <w:proofErr w:type="gramEnd"/>
                       <w:r>
                         <w:rPr>
                           <w:rFonts w:ascii="Monaco" w:eastAsia="Times New Roman" w:hAnsi="Monaco" w:cs="Courier New"/>
@@ -7863,20 +7868,8 @@
                           <w:szCs w:val="20"/>
                           <w:lang w:val="en-US" w:eastAsia="ru-RU"/>
                         </w:rPr>
-                        <w:t xml:space="preserve"> </w:t>
-                      </w:r>
-                      <w:proofErr w:type="spellStart"/>
-                      <w:r>
-                        <w:rPr>
-                          <w:rFonts w:ascii="Monaco" w:eastAsia="Times New Roman" w:hAnsi="Monaco" w:cs="Courier New"/>
-                          <w:color w:val="F9FAFB"/>
-                          <w:sz w:val="20"/>
-                          <w:szCs w:val="20"/>
-                          <w:lang w:val="en-US" w:eastAsia="ru-RU"/>
-                        </w:rPr>
-                        <w:t>total_qty</w:t>
-                      </w:r>
-                      <w:proofErr w:type="spellEnd"/>
+                        <w:t xml:space="preserve"> total_qty</w:t>
+                      </w:r>
                       <w:r>
                         <w:rPr>
                           <w:rFonts w:ascii="Monaco" w:eastAsia="Times New Roman" w:hAnsi="Monaco" w:cs="Courier New"/>
@@ -7928,7 +7921,6 @@
                         </w:rPr>
                         <w:t xml:space="preserve">       </w:t>
                       </w:r>
-                      <w:proofErr w:type="gramStart"/>
                       <w:r>
                         <w:rPr>
                           <w:rFonts w:ascii="Monaco" w:eastAsia="Times New Roman" w:hAnsi="Monaco" w:cs="Courier New"/>
@@ -7949,8 +7941,6 @@
                         </w:rPr>
                         <w:t>(</w:t>
                       </w:r>
-                      <w:proofErr w:type="spellStart"/>
-                      <w:proofErr w:type="gramEnd"/>
                       <w:r>
                         <w:rPr>
                           <w:rFonts w:ascii="Monaco" w:eastAsia="Times New Roman" w:hAnsi="Monaco" w:cs="Courier New"/>
@@ -7979,9 +7969,58 @@
                           <w:szCs w:val="20"/>
                           <w:lang w:val="en-US" w:eastAsia="ru-RU"/>
                         </w:rPr>
-                        <w:t>quantity</w:t>
-                      </w:r>
-                      <w:proofErr w:type="spellEnd"/>
+                        <w:t xml:space="preserve">quantity </w:t>
+                      </w:r>
+                      <w:r>
+                        <w:rPr>
+                          <w:rFonts w:ascii="Monaco" w:eastAsia="Times New Roman" w:hAnsi="Monaco" w:cs="Courier New"/>
+                          <w:color w:val="E9AE7E"/>
+                          <w:sz w:val="20"/>
+                          <w:szCs w:val="20"/>
+                          <w:lang w:val="en-US" w:eastAsia="ru-RU"/>
+                        </w:rPr>
+                        <w:t>*</w:t>
+                      </w:r>
+                      <w:r>
+                        <w:rPr>
+                          <w:rFonts w:ascii="Monaco" w:eastAsia="Times New Roman" w:hAnsi="Monaco" w:cs="Courier New"/>
+                          <w:color w:val="F9FAFB"/>
+                          <w:sz w:val="20"/>
+                          <w:szCs w:val="20"/>
+                          <w:lang w:val="en-US" w:eastAsia="ru-RU"/>
+                        </w:rPr>
+                        <w:t xml:space="preserve"> sd</w:t>
+                      </w:r>
+                      <w:r>
+                        <w:rPr>
+                          <w:rFonts w:ascii="Monaco" w:eastAsia="Times New Roman" w:hAnsi="Monaco" w:cs="Courier New"/>
+                          <w:color w:val="E3EAF2"/>
+                          <w:sz w:val="20"/>
+                          <w:szCs w:val="20"/>
+                          <w:lang w:val="en-US" w:eastAsia="ru-RU"/>
+                        </w:rPr>
+                        <w:t>.</w:t>
+                      </w:r>
+                      <w:r>
+                        <w:rPr>
+                          <w:rFonts w:ascii="Monaco" w:eastAsia="Times New Roman" w:hAnsi="Monaco" w:cs="Courier New"/>
+                          <w:color w:val="F9FAFB"/>
+                          <w:sz w:val="20"/>
+                          <w:szCs w:val="20"/>
+                          <w:lang w:val="en-US" w:eastAsia="ru-RU"/>
+                        </w:rPr>
+                        <w:t>price_at_sale</w:t>
+                      </w:r>
+                      <w:r>
+                        <w:rPr>
+                          <w:rFonts w:ascii="Monaco" w:eastAsia="Times New Roman" w:hAnsi="Monaco" w:cs="Courier New"/>
+                          <w:color w:val="E3EAF2"/>
+                          <w:sz w:val="20"/>
+                          <w:szCs w:val="20"/>
+                          <w:lang w:val="en-US" w:eastAsia="ru-RU"/>
+                        </w:rPr>
+                        <w:t>)</w:t>
+                      </w:r>
                       <w:r>
                         <w:rPr>
                           <w:rFonts w:ascii="Monaco" w:eastAsia="Times New Roman" w:hAnsi="Monaco" w:cs="Courier New"/>
@@ -8000,78 +8039,6 @@
                           <w:szCs w:val="20"/>
                           <w:lang w:val="en-US" w:eastAsia="ru-RU"/>
                         </w:rPr>
-                        <w:t>*</w:t>
-                      </w:r>
-                      <w:r>
-                        <w:rPr>
-                          <w:rFonts w:ascii="Monaco" w:eastAsia="Times New Roman" w:hAnsi="Monaco" w:cs="Courier New"/>
-                          <w:color w:val="F9FAFB"/>
-                          <w:sz w:val="20"/>
-                          <w:szCs w:val="20"/>
-                          <w:lang w:val="en-US" w:eastAsia="ru-RU"/>
-                        </w:rPr>
-                        <w:t xml:space="preserve"> </w:t>
-                      </w:r>
-                      <w:proofErr w:type="spellStart"/>
-                      <w:r>
-                        <w:rPr>
-                          <w:rFonts w:ascii="Monaco" w:eastAsia="Times New Roman" w:hAnsi="Monaco" w:cs="Courier New"/>
-                          <w:color w:val="F9FAFB"/>
-                          <w:sz w:val="20"/>
-                          <w:szCs w:val="20"/>
-                          <w:lang w:val="en-US" w:eastAsia="ru-RU"/>
-                        </w:rPr>
-                        <w:t>sd</w:t>
-                      </w:r>
-                      <w:r>
-                        <w:rPr>
-                          <w:rFonts w:ascii="Monaco" w:eastAsia="Times New Roman" w:hAnsi="Monaco" w:cs="Courier New"/>
-                          <w:color w:val="E3EAF2"/>
-                          <w:sz w:val="20"/>
-                          <w:szCs w:val="20"/>
-                          <w:lang w:val="en-US" w:eastAsia="ru-RU"/>
-                        </w:rPr>
-                        <w:t>.</w:t>
-                      </w:r>
-                      <w:r>
-                        <w:rPr>
-                          <w:rFonts w:ascii="Monaco" w:eastAsia="Times New Roman" w:hAnsi="Monaco" w:cs="Courier New"/>
-                          <w:color w:val="F9FAFB"/>
-                          <w:sz w:val="20"/>
-                          <w:szCs w:val="20"/>
-                          <w:lang w:val="en-US" w:eastAsia="ru-RU"/>
-                        </w:rPr>
-                        <w:t>price_at_sale</w:t>
-                      </w:r>
-                      <w:proofErr w:type="spellEnd"/>
-                      <w:r>
-                        <w:rPr>
-                          <w:rFonts w:ascii="Monaco" w:eastAsia="Times New Roman" w:hAnsi="Monaco" w:cs="Courier New"/>
-                          <w:color w:val="E3EAF2"/>
-                          <w:sz w:val="20"/>
-                          <w:szCs w:val="20"/>
-                          <w:lang w:val="en-US" w:eastAsia="ru-RU"/>
-                        </w:rPr>
-                        <w:t>)</w:t>
-                      </w:r>
-                      <w:r>
-                        <w:rPr>
-                          <w:rFonts w:ascii="Monaco" w:eastAsia="Times New Roman" w:hAnsi="Monaco" w:cs="Courier New"/>
-                          <w:color w:val="F9FAFB"/>
-                          <w:sz w:val="20"/>
-                          <w:szCs w:val="20"/>
-                          <w:lang w:val="en-US" w:eastAsia="ru-RU"/>
-                        </w:rPr>
-                        <w:t xml:space="preserve"> </w:t>
-                      </w:r>
-                      <w:r>
-                        <w:rPr>
-                          <w:rFonts w:ascii="Monaco" w:eastAsia="Times New Roman" w:hAnsi="Monaco" w:cs="Courier New"/>
-                          <w:color w:val="E9AE7E"/>
-                          <w:sz w:val="20"/>
-                          <w:szCs w:val="20"/>
-                          <w:lang w:val="en-US" w:eastAsia="ru-RU"/>
-                        </w:rPr>
                         <w:t>AS</w:t>
                       </w:r>
                       <w:r>
@@ -8082,20 +8049,8 @@
                           <w:szCs w:val="20"/>
                           <w:lang w:val="en-US" w:eastAsia="ru-RU"/>
                         </w:rPr>
-                        <w:t xml:space="preserve"> </w:t>
-                      </w:r>
-                      <w:proofErr w:type="spellStart"/>
-                      <w:r>
-                        <w:rPr>
-                          <w:rFonts w:ascii="Monaco" w:eastAsia="Times New Roman" w:hAnsi="Monaco" w:cs="Courier New"/>
-                          <w:color w:val="F9FAFB"/>
-                          <w:sz w:val="20"/>
-                          <w:szCs w:val="20"/>
-                          <w:lang w:val="en-US" w:eastAsia="ru-RU"/>
-                        </w:rPr>
-                        <w:t>total_revenue</w:t>
-                      </w:r>
-                      <w:proofErr w:type="spellEnd"/>
+                        <w:t xml:space="preserve"> total_revenue</w:t>
+                      </w:r>
                     </w:p>
                     <w:p>
                       <w:pPr>
@@ -8145,42 +8100,8 @@
                           <w:szCs w:val="20"/>
                           <w:lang w:val="en-US" w:eastAsia="ru-RU"/>
                         </w:rPr>
-                        <w:t xml:space="preserve"> </w:t>
-                      </w:r>
-                      <w:proofErr w:type="spellStart"/>
-                      <w:r>
-                        <w:rPr>
-                          <w:rFonts w:ascii="Monaco" w:eastAsia="Times New Roman" w:hAnsi="Monaco" w:cs="Courier New"/>
-                          <w:color w:val="F9FAFB"/>
-                          <w:sz w:val="20"/>
-                          <w:szCs w:val="20"/>
-                          <w:lang w:val="en-US" w:eastAsia="ru-RU"/>
-                        </w:rPr>
-                        <w:t>sale_details</w:t>
-                      </w:r>
-                      <w:proofErr w:type="spellEnd"/>
-                      <w:r>
-                        <w:rPr>
-                          <w:rFonts w:ascii="Monaco" w:eastAsia="Times New Roman" w:hAnsi="Monaco" w:cs="Courier New"/>
-                          <w:color w:val="F9FAFB"/>
-                          <w:sz w:val="20"/>
-                          <w:szCs w:val="20"/>
-                          <w:lang w:val="en-US" w:eastAsia="ru-RU"/>
-                        </w:rPr>
-                        <w:t xml:space="preserve"> </w:t>
-                      </w:r>
-                      <w:proofErr w:type="spellStart"/>
-                      <w:r>
-                        <w:rPr>
-                          <w:rFonts w:ascii="Monaco" w:eastAsia="Times New Roman" w:hAnsi="Monaco" w:cs="Courier New"/>
-                          <w:color w:val="F9FAFB"/>
-                          <w:sz w:val="20"/>
-                          <w:szCs w:val="20"/>
-                          <w:lang w:val="en-US" w:eastAsia="ru-RU"/>
-                        </w:rPr>
-                        <w:t>sd</w:t>
-                      </w:r>
-                      <w:proofErr w:type="spellEnd"/>
+                        <w:t xml:space="preserve"> sale_details sd</w:t>
+                      </w:r>
                     </w:p>
                     <w:p>
                       <w:pPr>
@@ -8250,18 +8171,7 @@
                           <w:szCs w:val="20"/>
                           <w:lang w:val="en-US" w:eastAsia="ru-RU"/>
                         </w:rPr>
-                        <w:t xml:space="preserve"> </w:t>
-                      </w:r>
-                      <w:proofErr w:type="spellStart"/>
-                      <w:r>
-                        <w:rPr>
-                          <w:rFonts w:ascii="Monaco" w:eastAsia="Times New Roman" w:hAnsi="Monaco" w:cs="Courier New"/>
-                          <w:color w:val="F9FAFB"/>
-                          <w:sz w:val="20"/>
-                          <w:szCs w:val="20"/>
-                          <w:lang w:val="en-US" w:eastAsia="ru-RU"/>
-                        </w:rPr>
-                        <w:t>sd</w:t>
+                        <w:t xml:space="preserve"> sd</w:t>
                       </w:r>
                       <w:r>
                         <w:rPr>
@@ -8281,18 +8191,7 @@
                           <w:szCs w:val="20"/>
                           <w:lang w:val="en-US" w:eastAsia="ru-RU"/>
                         </w:rPr>
-                        <w:t>id_car</w:t>
-                      </w:r>
-                      <w:proofErr w:type="spellEnd"/>
-                      <w:r>
-                        <w:rPr>
-                          <w:rFonts w:ascii="Monaco" w:eastAsia="Times New Roman" w:hAnsi="Monaco" w:cs="Courier New"/>
-                          <w:color w:val="F9FAFB"/>
-                          <w:sz w:val="20"/>
-                          <w:szCs w:val="20"/>
-                          <w:lang w:val="en-US" w:eastAsia="ru-RU"/>
-                        </w:rPr>
-                        <w:t xml:space="preserve"> </w:t>
+                        <w:t xml:space="preserve">id_car </w:t>
                       </w:r>
                       <w:r>
                         <w:rPr>
@@ -8494,29 +8393,7 @@
                           <w:szCs w:val="20"/>
                           <w:lang w:val="en-US" w:eastAsia="ru-RU"/>
                         </w:rPr>
-                        <w:t xml:space="preserve"> </w:t>
-                      </w:r>
-                      <w:proofErr w:type="spellStart"/>
-                      <w:r>
-                        <w:rPr>
-                          <w:rFonts w:ascii="Monaco" w:eastAsia="Times New Roman" w:hAnsi="Monaco" w:cs="Courier New"/>
-                          <w:color w:val="F9FAFB"/>
-                          <w:sz w:val="20"/>
-                          <w:szCs w:val="20"/>
-                          <w:lang w:val="en-US" w:eastAsia="ru-RU"/>
-                        </w:rPr>
-                        <w:t>total_qty</w:t>
-                      </w:r>
-                      <w:proofErr w:type="spellEnd"/>
-                      <w:r>
-                        <w:rPr>
-                          <w:rFonts w:ascii="Monaco" w:eastAsia="Times New Roman" w:hAnsi="Monaco" w:cs="Courier New"/>
-                          <w:color w:val="F9FAFB"/>
-                          <w:sz w:val="20"/>
-                          <w:szCs w:val="20"/>
-                          <w:lang w:val="en-US" w:eastAsia="ru-RU"/>
-                        </w:rPr>
-                        <w:t xml:space="preserve"> </w:t>
+                        <w:t xml:space="preserve"> total_qty </w:t>
                       </w:r>
                       <w:r>
                         <w:rPr>
@@ -8676,7 +8553,7 @@
         <mc:AlternateContent>
           <mc:Choice Requires="wps">
             <w:drawing>
-              <wp:inline distT="0" distB="0" distL="0" distR="0" wp14:anchorId="0FF054B1" wp14:editId="11EDCF50">
+              <wp:inline distT="0" distB="0" distL="0" distR="0" wp14:anchorId="347AE018" wp14:editId="68F3BABA">
                 <wp:extent cx="5362575" cy="1171575"/>
                 <wp:effectExtent l="19050" t="19050" r="47625" b="47625"/>
                 <wp:docPr id="7" name="Скругленный прямоугольник 7"/>
@@ -9005,7 +8882,17 @@
                                 <w:szCs w:val="20"/>
                                 <w:lang w:val="en-US" w:eastAsia="ru-RU"/>
                               </w:rPr>
-                              <w:t xml:space="preserve"> :power_from </w:t>
+                              <w:t xml:space="preserve"> :</w:t>
+                            </w:r>
+                            <w:r>
+                              <w:rPr>
+                                <w:rFonts w:ascii="Monaco" w:eastAsia="Times New Roman" w:hAnsi="Monaco" w:cs="Courier New"/>
+                                <w:color w:val="F9FAFB"/>
+                                <w:sz w:val="20"/>
+                                <w:szCs w:val="20"/>
+                                <w:lang w:val="en-US" w:eastAsia="ru-RU"/>
+                              </w:rPr>
+                              <w:t xml:space="preserve">power_from </w:t>
                             </w:r>
                             <w:r>
                               <w:rPr>
@@ -9153,7 +9040,7 @@
           </mc:Choice>
           <mc:Fallback>
             <w:pict>
-              <v:roundrect w14:anchorId="0FF054B1" id="Скругленный прямоугольник 7" o:spid="_x0000_s1030" style="width:422.25pt;height:92.25pt;visibility:visible;mso-wrap-style:square;mso-left-percent:-10001;mso-top-percent:-10001;mso-position-horizontal:absolute;mso-position-horizontal-relative:char;mso-position-vertical:absolute;mso-position-vertical-relative:line;mso-left-percent:-10001;mso-top-percent:-10001;v-text-anchor:middle" arcsize="10923f" o:gfxdata="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" fillcolor="#161616 [334]" strokecolor="#404040 [2429]" strokeweight="4.5pt">
+              <v:roundrect w14:anchorId="347AE018" id="Скругленный прямоугольник 7" o:spid="_x0000_s1030" style="width:422.25pt;height:92.25pt;visibility:visible;mso-wrap-style:square;mso-left-percent:-10001;mso-top-percent:-10001;mso-position-horizontal:absolute;mso-position-horizontal-relative:char;mso-position-vertical:absolute;mso-position-vertical-relative:line;mso-left-percent:-10001;mso-top-percent:-10001;v-text-anchor:middle" arcsize="10923f" o:gfxdata="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" fillcolor="#161616 [334]" strokecolor="#404040 [2429]" strokeweight="4.5pt">
                 <v:stroke joinstyle="miter"/>
                 <v:textbox>
                   <w:txbxContent>
@@ -9379,7 +9266,6 @@
                         </w:rPr>
                         <w:t xml:space="preserve"> brand </w:t>
                       </w:r>
-                      <w:proofErr w:type="gramStart"/>
                       <w:r>
                         <w:rPr>
                           <w:rFonts w:ascii="Monaco" w:eastAsia="Times New Roman" w:hAnsi="Monaco" w:cs="Courier New"/>
@@ -9398,18 +9284,7 @@
                           <w:szCs w:val="20"/>
                           <w:lang w:val="en-US" w:eastAsia="ru-RU"/>
                         </w:rPr>
-                        <w:t xml:space="preserve"> :brand</w:t>
-                      </w:r>
-                      <w:proofErr w:type="gramEnd"/>
-                      <w:r>
-                        <w:rPr>
-                          <w:rFonts w:ascii="Monaco" w:eastAsia="Times New Roman" w:hAnsi="Monaco" w:cs="Courier New"/>
-                          <w:color w:val="F9FAFB"/>
-                          <w:sz w:val="20"/>
-                          <w:szCs w:val="20"/>
-                          <w:lang w:val="en-US" w:eastAsia="ru-RU"/>
-                        </w:rPr>
-                        <w:t xml:space="preserve"> </w:t>
+                        <w:t xml:space="preserve"> :brand </w:t>
                       </w:r>
                       <w:r>
                         <w:rPr>
@@ -9451,27 +9326,15 @@
                         </w:rPr>
                         <w:t xml:space="preserve"> :</w:t>
                       </w:r>
-                      <w:proofErr w:type="spellStart"/>
-                      <w:r>
-                        <w:rPr>
-                          <w:rFonts w:ascii="Monaco" w:eastAsia="Times New Roman" w:hAnsi="Monaco" w:cs="Courier New"/>
-                          <w:color w:val="F9FAFB"/>
-                          <w:sz w:val="20"/>
-                          <w:szCs w:val="20"/>
-                          <w:lang w:val="en-US" w:eastAsia="ru-RU"/>
-                        </w:rPr>
-                        <w:t>power_from</w:t>
-                      </w:r>
-                      <w:proofErr w:type="spellEnd"/>
-                      <w:r>
-                        <w:rPr>
-                          <w:rFonts w:ascii="Monaco" w:eastAsia="Times New Roman" w:hAnsi="Monaco" w:cs="Courier New"/>
-                          <w:color w:val="F9FAFB"/>
-                          <w:sz w:val="20"/>
-                          <w:szCs w:val="20"/>
-                          <w:lang w:val="en-US" w:eastAsia="ru-RU"/>
-                        </w:rPr>
-                        <w:t xml:space="preserve"> </w:t>
+                      <w:r>
+                        <w:rPr>
+                          <w:rFonts w:ascii="Monaco" w:eastAsia="Times New Roman" w:hAnsi="Monaco" w:cs="Courier New"/>
+                          <w:color w:val="F9FAFB"/>
+                          <w:sz w:val="20"/>
+                          <w:szCs w:val="20"/>
+                          <w:lang w:val="en-US" w:eastAsia="ru-RU"/>
+                        </w:rPr>
+                        <w:t xml:space="preserve">power_from </w:t>
                       </w:r>
                       <w:r>
                         <w:rPr>
@@ -9491,20 +9354,8 @@
                           <w:szCs w:val="20"/>
                           <w:lang w:val="en-US" w:eastAsia="ru-RU"/>
                         </w:rPr>
-                        <w:t xml:space="preserve"> :</w:t>
-                      </w:r>
-                      <w:proofErr w:type="spellStart"/>
-                      <w:r>
-                        <w:rPr>
-                          <w:rFonts w:ascii="Monaco" w:eastAsia="Times New Roman" w:hAnsi="Monaco" w:cs="Courier New"/>
-                          <w:color w:val="F9FAFB"/>
-                          <w:sz w:val="20"/>
-                          <w:szCs w:val="20"/>
-                          <w:lang w:val="en-US" w:eastAsia="ru-RU"/>
-                        </w:rPr>
-                        <w:t>power_to</w:t>
-                      </w:r>
-                      <w:proofErr w:type="spellEnd"/>
+                        <w:t xml:space="preserve"> :power_to</w:t>
+                      </w:r>
                     </w:p>
                     <w:p>
                       <w:pPr>
@@ -9564,30 +9415,18 @@
                           <w:szCs w:val="20"/>
                           <w:lang w:eastAsia="ru-RU"/>
                         </w:rPr>
-                        <w:t xml:space="preserve"> </w:t>
-                      </w:r>
-                      <w:proofErr w:type="gramStart"/>
-                      <w:r>
-                        <w:rPr>
-                          <w:rFonts w:ascii="Monaco" w:eastAsia="Times New Roman" w:hAnsi="Monaco" w:cs="Courier New"/>
-                          <w:color w:val="F9FAFB"/>
+                        <w:t xml:space="preserve"> quantity </w:t>
+                      </w:r>
+                      <w:r>
+                        <w:rPr>
+                          <w:rFonts w:ascii="Monaco" w:eastAsia="Times New Roman" w:hAnsi="Monaco" w:cs="Courier New"/>
+                          <w:color w:val="E9AE7E"/>
                           <w:sz w:val="20"/>
                           <w:szCs w:val="20"/>
                           <w:lang w:eastAsia="ru-RU"/>
                         </w:rPr>
-                        <w:t xml:space="preserve">quantity </w:t>
-                      </w:r>
-                      <w:r>
-                        <w:rPr>
-                          <w:rFonts w:ascii="Monaco" w:eastAsia="Times New Roman" w:hAnsi="Monaco" w:cs="Courier New"/>
-                          <w:color w:val="E9AE7E"/>
-                          <w:sz w:val="20"/>
-                          <w:szCs w:val="20"/>
-                          <w:lang w:eastAsia="ru-RU"/>
-                        </w:rPr>
                         <w:t>&gt;</w:t>
                       </w:r>
-                      <w:proofErr w:type="gramEnd"/>
                       <w:r>
                         <w:rPr>
                           <w:rFonts w:ascii="Monaco" w:eastAsia="Times New Roman" w:hAnsi="Monaco" w:cs="Courier New"/>
@@ -9675,7 +9514,7 @@
         <mc:AlternateContent>
           <mc:Choice Requires="wps">
             <w:drawing>
-              <wp:inline distT="0" distB="0" distL="0" distR="0" wp14:anchorId="129FA5B7" wp14:editId="11A5269D">
+              <wp:inline distT="0" distB="0" distL="0" distR="0" wp14:anchorId="694F72BF" wp14:editId="27F1E8EC">
                 <wp:extent cx="4505325" cy="2076450"/>
                 <wp:effectExtent l="19050" t="19050" r="47625" b="38100"/>
                 <wp:docPr id="8" name="Скругленный прямоугольник 8"/>
@@ -9772,7 +9611,17 @@
                                 <w:szCs w:val="20"/>
                                 <w:lang w:val="en-US" w:eastAsia="ru-RU"/>
                               </w:rPr>
-                              <w:t xml:space="preserve"> c</w:t>
+                              <w:t xml:space="preserve"> </w:t>
+                            </w:r>
+                            <w:r>
+                              <w:rPr>
+                                <w:rFonts w:ascii="Monaco" w:eastAsia="Times New Roman" w:hAnsi="Monaco" w:cs="Courier New"/>
+                                <w:color w:val="F9FAFB"/>
+                                <w:sz w:val="20"/>
+                                <w:szCs w:val="20"/>
+                                <w:lang w:val="en-US" w:eastAsia="ru-RU"/>
+                              </w:rPr>
+                              <w:t>c</w:t>
                             </w:r>
                             <w:r>
                               <w:rPr>
@@ -10636,7 +10485,7 @@
           </mc:Choice>
           <mc:Fallback>
             <w:pict>
-              <v:roundrect w14:anchorId="129FA5B7" id="Скругленный прямоугольник 8" o:spid="_x0000_s1031" style="width:354.75pt;height:163.5pt;visibility:visible;mso-wrap-style:square;mso-left-percent:-10001;mso-top-percent:-10001;mso-position-horizontal:absolute;mso-position-horizontal-relative:char;mso-position-vertical:absolute;mso-position-vertical-relative:line;mso-left-percent:-10001;mso-top-percent:-10001;v-text-anchor:middle" arcsize="10923f" o:gfxdata="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" fillcolor="#161616 [334]" strokecolor="#404040 [2429]" strokeweight="4.5pt">
+              <v:roundrect w14:anchorId="694F72BF" id="Скругленный прямоугольник 8" o:spid="_x0000_s1031" style="width:354.75pt;height:163.5pt;visibility:visible;mso-wrap-style:square;mso-left-percent:-10001;mso-top-percent:-10001;mso-position-horizontal:absolute;mso-position-horizontal-relative:char;mso-position-vertical:absolute;mso-position-vertical-relative:line;mso-left-percent:-10001;mso-top-percent:-10001;v-text-anchor:middle" arcsize="10923f" o:gfxdata="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" fillcolor="#161616 [334]" strokecolor="#404040 [2429]" strokeweight="4.5pt">
                 <v:stroke joinstyle="miter"/>
                 <v:textbox>
                   <w:txbxContent>
@@ -10690,8 +10539,6 @@
                         </w:rPr>
                         <w:t xml:space="preserve"> </w:t>
                       </w:r>
-                      <w:proofErr w:type="spellStart"/>
-                      <w:proofErr w:type="gramStart"/>
                       <w:r>
                         <w:rPr>
                           <w:rFonts w:ascii="Monaco" w:eastAsia="Times New Roman" w:hAnsi="Monaco" w:cs="Courier New"/>
@@ -10720,10 +10567,18 @@
                           <w:szCs w:val="20"/>
                           <w:lang w:val="en-US" w:eastAsia="ru-RU"/>
                         </w:rPr>
-                        <w:t>brand</w:t>
-                      </w:r>
-                      <w:proofErr w:type="spellEnd"/>
-                      <w:proofErr w:type="gramEnd"/>
+                        <w:t xml:space="preserve">brand </w:t>
+                      </w:r>
+                      <w:r>
+                        <w:rPr>
+                          <w:rFonts w:ascii="Monaco" w:eastAsia="Times New Roman" w:hAnsi="Monaco" w:cs="Courier New"/>
+                          <w:color w:val="E9AE7E"/>
+                          <w:sz w:val="20"/>
+                          <w:szCs w:val="20"/>
+                          <w:lang w:val="en-US" w:eastAsia="ru-RU"/>
+                        </w:rPr>
+                        <w:t>||</w:t>
+                      </w:r>
                       <w:r>
                         <w:rPr>
                           <w:rFonts w:ascii="Monaco" w:eastAsia="Times New Roman" w:hAnsi="Monaco" w:cs="Courier New"/>
@@ -10737,6 +10592,26 @@
                       <w:r>
                         <w:rPr>
                           <w:rFonts w:ascii="Monaco" w:eastAsia="Times New Roman" w:hAnsi="Monaco" w:cs="Courier New"/>
+                          <w:color w:val="91D076"/>
+                          <w:sz w:val="20"/>
+                          <w:szCs w:val="20"/>
+                          <w:lang w:val="en-US" w:eastAsia="ru-RU"/>
+                        </w:rPr>
+                        <w:t>' '</w:t>
+                      </w:r>
+                      <w:r>
+                        <w:rPr>
+                          <w:rFonts w:ascii="Monaco" w:eastAsia="Times New Roman" w:hAnsi="Monaco" w:cs="Courier New"/>
+                          <w:color w:val="F9FAFB"/>
+                          <w:sz w:val="20"/>
+                          <w:szCs w:val="20"/>
+                          <w:lang w:val="en-US" w:eastAsia="ru-RU"/>
+                        </w:rPr>
+                        <w:t xml:space="preserve"> </w:t>
+                      </w:r>
+                      <w:r>
+                        <w:rPr>
+                          <w:rFonts w:ascii="Monaco" w:eastAsia="Times New Roman" w:hAnsi="Monaco" w:cs="Courier New"/>
                           <w:color w:val="E9AE7E"/>
                           <w:sz w:val="20"/>
                           <w:szCs w:val="20"/>
@@ -10752,58 +10627,7 @@
                           <w:szCs w:val="20"/>
                           <w:lang w:val="en-US" w:eastAsia="ru-RU"/>
                         </w:rPr>
-                        <w:t xml:space="preserve"> </w:t>
-                      </w:r>
-                      <w:r>
-                        <w:rPr>
-                          <w:rFonts w:ascii="Monaco" w:eastAsia="Times New Roman" w:hAnsi="Monaco" w:cs="Courier New"/>
-                          <w:color w:val="91D076"/>
-                          <w:sz w:val="20"/>
-                          <w:szCs w:val="20"/>
-                          <w:lang w:val="en-US" w:eastAsia="ru-RU"/>
-                        </w:rPr>
-                        <w:t>' '</w:t>
-                      </w:r>
-                      <w:r>
-                        <w:rPr>
-                          <w:rFonts w:ascii="Monaco" w:eastAsia="Times New Roman" w:hAnsi="Monaco" w:cs="Courier New"/>
-                          <w:color w:val="F9FAFB"/>
-                          <w:sz w:val="20"/>
-                          <w:szCs w:val="20"/>
-                          <w:lang w:val="en-US" w:eastAsia="ru-RU"/>
-                        </w:rPr>
-                        <w:t xml:space="preserve"> </w:t>
-                      </w:r>
-                      <w:r>
-                        <w:rPr>
-                          <w:rFonts w:ascii="Monaco" w:eastAsia="Times New Roman" w:hAnsi="Monaco" w:cs="Courier New"/>
-                          <w:color w:val="E9AE7E"/>
-                          <w:sz w:val="20"/>
-                          <w:szCs w:val="20"/>
-                          <w:lang w:val="en-US" w:eastAsia="ru-RU"/>
-                        </w:rPr>
-                        <w:t>||</w:t>
-                      </w:r>
-                      <w:r>
-                        <w:rPr>
-                          <w:rFonts w:ascii="Monaco" w:eastAsia="Times New Roman" w:hAnsi="Monaco" w:cs="Courier New"/>
-                          <w:color w:val="F9FAFB"/>
-                          <w:sz w:val="20"/>
-                          <w:szCs w:val="20"/>
-                          <w:lang w:val="en-US" w:eastAsia="ru-RU"/>
-                        </w:rPr>
-                        <w:t xml:space="preserve"> </w:t>
-                      </w:r>
-                      <w:proofErr w:type="spellStart"/>
-                      <w:r>
-                        <w:rPr>
-                          <w:rFonts w:ascii="Monaco" w:eastAsia="Times New Roman" w:hAnsi="Monaco" w:cs="Courier New"/>
-                          <w:color w:val="F9FAFB"/>
-                          <w:sz w:val="20"/>
-                          <w:szCs w:val="20"/>
-                          <w:lang w:val="en-US" w:eastAsia="ru-RU"/>
-                        </w:rPr>
-                        <w:t>c</w:t>
+                        <w:t xml:space="preserve"> c</w:t>
                       </w:r>
                       <w:r>
                         <w:rPr>
@@ -10823,18 +10647,7 @@
                           <w:szCs w:val="20"/>
                           <w:lang w:val="en-US" w:eastAsia="ru-RU"/>
                         </w:rPr>
-                        <w:t>model</w:t>
-                      </w:r>
-                      <w:proofErr w:type="spellEnd"/>
-                      <w:r>
-                        <w:rPr>
-                          <w:rFonts w:ascii="Monaco" w:eastAsia="Times New Roman" w:hAnsi="Monaco" w:cs="Courier New"/>
-                          <w:color w:val="F9FAFB"/>
-                          <w:sz w:val="20"/>
-                          <w:szCs w:val="20"/>
-                          <w:lang w:val="en-US" w:eastAsia="ru-RU"/>
-                        </w:rPr>
-                        <w:t xml:space="preserve"> </w:t>
+                        <w:t xml:space="preserve">model </w:t>
                       </w:r>
                       <w:r>
                         <w:rPr>
@@ -10905,19 +10718,7 @@
                           <w:szCs w:val="20"/>
                           <w:lang w:val="en-US" w:eastAsia="ru-RU"/>
                         </w:rPr>
-                        <w:t xml:space="preserve">       </w:t>
-                      </w:r>
-                      <w:proofErr w:type="spellStart"/>
-                      <w:proofErr w:type="gramStart"/>
-                      <w:r>
-                        <w:rPr>
-                          <w:rFonts w:ascii="Monaco" w:eastAsia="Times New Roman" w:hAnsi="Monaco" w:cs="Courier New"/>
-                          <w:color w:val="F9FAFB"/>
-                          <w:sz w:val="20"/>
-                          <w:szCs w:val="20"/>
-                          <w:lang w:val="en-US" w:eastAsia="ru-RU"/>
-                        </w:rPr>
-                        <w:t>sd</w:t>
+                        <w:t xml:space="preserve">       sd</w:t>
                       </w:r>
                       <w:r>
                         <w:rPr>
@@ -10939,8 +10740,6 @@
                         </w:rPr>
                         <w:t>quantity</w:t>
                       </w:r>
-                      <w:proofErr w:type="spellEnd"/>
-                      <w:proofErr w:type="gramEnd"/>
                       <w:r>
                         <w:rPr>
                           <w:rFonts w:ascii="Monaco" w:eastAsia="Times New Roman" w:hAnsi="Monaco" w:cs="Courier New"/>
@@ -10959,18 +10758,7 @@
                           <w:szCs w:val="20"/>
                           <w:lang w:val="en-US" w:eastAsia="ru-RU"/>
                         </w:rPr>
-                        <w:t xml:space="preserve"> </w:t>
-                      </w:r>
-                      <w:proofErr w:type="spellStart"/>
-                      <w:r>
-                        <w:rPr>
-                          <w:rFonts w:ascii="Monaco" w:eastAsia="Times New Roman" w:hAnsi="Monaco" w:cs="Courier New"/>
-                          <w:color w:val="F9FAFB"/>
-                          <w:sz w:val="20"/>
-                          <w:szCs w:val="20"/>
-                          <w:lang w:val="en-US" w:eastAsia="ru-RU"/>
-                        </w:rPr>
-                        <w:t>sd</w:t>
+                        <w:t xml:space="preserve"> sd</w:t>
                       </w:r>
                       <w:r>
                         <w:rPr>
@@ -10992,7 +10780,6 @@
                         </w:rPr>
                         <w:t>price_at_sale</w:t>
                       </w:r>
-                      <w:proofErr w:type="spellEnd"/>
                       <w:r>
                         <w:rPr>
                           <w:rFonts w:ascii="Monaco" w:eastAsia="Times New Roman" w:hAnsi="Monaco" w:cs="Courier New"/>
@@ -11042,19 +10829,7 @@
                           <w:szCs w:val="20"/>
                           <w:lang w:val="en-US" w:eastAsia="ru-RU"/>
                         </w:rPr>
-                        <w:t xml:space="preserve">       </w:t>
-                      </w:r>
-                      <w:proofErr w:type="spellStart"/>
-                      <w:proofErr w:type="gramStart"/>
-                      <w:r>
-                        <w:rPr>
-                          <w:rFonts w:ascii="Monaco" w:eastAsia="Times New Roman" w:hAnsi="Monaco" w:cs="Courier New"/>
-                          <w:color w:val="F9FAFB"/>
-                          <w:sz w:val="20"/>
-                          <w:szCs w:val="20"/>
-                          <w:lang w:val="en-US" w:eastAsia="ru-RU"/>
-                        </w:rPr>
-                        <w:t>s</w:t>
+                        <w:t xml:space="preserve">       s</w:t>
                       </w:r>
                       <w:r>
                         <w:rPr>
@@ -11074,20 +10849,8 @@
                           <w:szCs w:val="20"/>
                           <w:lang w:val="en-US" w:eastAsia="ru-RU"/>
                         </w:rPr>
-                        <w:t>sale</w:t>
-                      </w:r>
-                      <w:proofErr w:type="gramEnd"/>
-                      <w:r>
-                        <w:rPr>
-                          <w:rFonts w:ascii="Monaco" w:eastAsia="Times New Roman" w:hAnsi="Monaco" w:cs="Courier New"/>
-                          <w:color w:val="F9FAFB"/>
-                          <w:sz w:val="20"/>
-                          <w:szCs w:val="20"/>
-                          <w:lang w:val="en-US" w:eastAsia="ru-RU"/>
-                        </w:rPr>
-                        <w:t>_date</w:t>
-                      </w:r>
-                      <w:proofErr w:type="spellEnd"/>
+                        <w:t>sale_date</w:t>
+                      </w:r>
                     </w:p>
                     <w:p>
                       <w:pPr>
@@ -11188,51 +10951,7 @@
                           <w:szCs w:val="20"/>
                           <w:lang w:val="en-US" w:eastAsia="ru-RU"/>
                         </w:rPr>
-                        <w:t xml:space="preserve"> </w:t>
-                      </w:r>
-                      <w:proofErr w:type="spellStart"/>
-                      <w:r>
-                        <w:rPr>
-                          <w:rFonts w:ascii="Monaco" w:eastAsia="Times New Roman" w:hAnsi="Monaco" w:cs="Courier New"/>
-                          <w:color w:val="F9FAFB"/>
-                          <w:sz w:val="20"/>
-                          <w:szCs w:val="20"/>
-                          <w:lang w:val="en-US" w:eastAsia="ru-RU"/>
-                        </w:rPr>
-                        <w:t>sale_details</w:t>
-                      </w:r>
-                      <w:proofErr w:type="spellEnd"/>
-                      <w:r>
-                        <w:rPr>
-                          <w:rFonts w:ascii="Monaco" w:eastAsia="Times New Roman" w:hAnsi="Monaco" w:cs="Courier New"/>
-                          <w:color w:val="F9FAFB"/>
-                          <w:sz w:val="20"/>
-                          <w:szCs w:val="20"/>
-                          <w:lang w:val="en-US" w:eastAsia="ru-RU"/>
-                        </w:rPr>
-                        <w:t xml:space="preserve"> </w:t>
-                      </w:r>
-                      <w:proofErr w:type="spellStart"/>
-                      <w:r>
-                        <w:rPr>
-                          <w:rFonts w:ascii="Monaco" w:eastAsia="Times New Roman" w:hAnsi="Monaco" w:cs="Courier New"/>
-                          <w:color w:val="F9FAFB"/>
-                          <w:sz w:val="20"/>
-                          <w:szCs w:val="20"/>
-                          <w:lang w:val="en-US" w:eastAsia="ru-RU"/>
-                        </w:rPr>
-                        <w:t>sd</w:t>
-                      </w:r>
-                      <w:proofErr w:type="spellEnd"/>
-                      <w:r>
-                        <w:rPr>
-                          <w:rFonts w:ascii="Monaco" w:eastAsia="Times New Roman" w:hAnsi="Monaco" w:cs="Courier New"/>
-                          <w:color w:val="F9FAFB"/>
-                          <w:sz w:val="20"/>
-                          <w:szCs w:val="20"/>
-                          <w:lang w:val="en-US" w:eastAsia="ru-RU"/>
-                        </w:rPr>
-                        <w:t xml:space="preserve"> </w:t>
+                        <w:t xml:space="preserve"> sale_details sd </w:t>
                       </w:r>
                       <w:r>
                         <w:rPr>
@@ -11292,18 +11011,7 @@
                           <w:szCs w:val="20"/>
                           <w:lang w:val="en-US" w:eastAsia="ru-RU"/>
                         </w:rPr>
-                        <w:t xml:space="preserve"> </w:t>
-                      </w:r>
-                      <w:proofErr w:type="spellStart"/>
-                      <w:r>
-                        <w:rPr>
-                          <w:rFonts w:ascii="Monaco" w:eastAsia="Times New Roman" w:hAnsi="Monaco" w:cs="Courier New"/>
-                          <w:color w:val="F9FAFB"/>
-                          <w:sz w:val="20"/>
-                          <w:szCs w:val="20"/>
-                          <w:lang w:val="en-US" w:eastAsia="ru-RU"/>
-                        </w:rPr>
-                        <w:t>sd</w:t>
+                        <w:t xml:space="preserve"> sd</w:t>
                       </w:r>
                       <w:r>
                         <w:rPr>
@@ -11325,7 +11033,6 @@
                         </w:rPr>
                         <w:t>id_sale</w:t>
                       </w:r>
-                      <w:proofErr w:type="spellEnd"/>
                     </w:p>
                     <w:p>
                       <w:pPr>
@@ -11395,18 +11102,7 @@
                           <w:szCs w:val="20"/>
                           <w:lang w:val="en-US" w:eastAsia="ru-RU"/>
                         </w:rPr>
-                        <w:t xml:space="preserve"> </w:t>
-                      </w:r>
-                      <w:proofErr w:type="spellStart"/>
-                      <w:r>
-                        <w:rPr>
-                          <w:rFonts w:ascii="Monaco" w:eastAsia="Times New Roman" w:hAnsi="Monaco" w:cs="Courier New"/>
-                          <w:color w:val="F9FAFB"/>
-                          <w:sz w:val="20"/>
-                          <w:szCs w:val="20"/>
-                          <w:lang w:val="en-US" w:eastAsia="ru-RU"/>
-                        </w:rPr>
-                        <w:t>sd</w:t>
+                        <w:t xml:space="preserve"> sd</w:t>
                       </w:r>
                       <w:r>
                         <w:rPr>
@@ -11426,18 +11122,7 @@
                           <w:szCs w:val="20"/>
                           <w:lang w:val="en-US" w:eastAsia="ru-RU"/>
                         </w:rPr>
-                        <w:t>id_car</w:t>
-                      </w:r>
-                      <w:proofErr w:type="spellEnd"/>
-                      <w:r>
-                        <w:rPr>
-                          <w:rFonts w:ascii="Monaco" w:eastAsia="Times New Roman" w:hAnsi="Monaco" w:cs="Courier New"/>
-                          <w:color w:val="F9FAFB"/>
-                          <w:sz w:val="20"/>
-                          <w:szCs w:val="20"/>
-                          <w:lang w:val="en-US" w:eastAsia="ru-RU"/>
-                        </w:rPr>
-                        <w:t xml:space="preserve"> </w:t>
+                        <w:t xml:space="preserve">id_car </w:t>
                       </w:r>
                       <w:r>
                         <w:rPr>
@@ -11528,18 +11213,7 @@
                           <w:szCs w:val="20"/>
                           <w:lang w:val="en-US" w:eastAsia="ru-RU"/>
                         </w:rPr>
-                        <w:t xml:space="preserve"> </w:t>
-                      </w:r>
-                      <w:proofErr w:type="spellStart"/>
-                      <w:r>
-                        <w:rPr>
-                          <w:rFonts w:ascii="Monaco" w:eastAsia="Times New Roman" w:hAnsi="Monaco" w:cs="Courier New"/>
-                          <w:color w:val="F9FAFB"/>
-                          <w:sz w:val="20"/>
-                          <w:szCs w:val="20"/>
-                          <w:lang w:val="en-US" w:eastAsia="ru-RU"/>
-                        </w:rPr>
-                        <w:t>s</w:t>
+                        <w:t xml:space="preserve"> s</w:t>
                       </w:r>
                       <w:r>
                         <w:rPr>
@@ -11559,20 +11233,8 @@
                           <w:szCs w:val="20"/>
                           <w:lang w:val="en-US" w:eastAsia="ru-RU"/>
                         </w:rPr>
-                        <w:t>id_employee</w:t>
-                      </w:r>
-                      <w:proofErr w:type="spellEnd"/>
-                      <w:r>
-                        <w:rPr>
-                          <w:rFonts w:ascii="Monaco" w:eastAsia="Times New Roman" w:hAnsi="Monaco" w:cs="Courier New"/>
-                          <w:color w:val="F9FAFB"/>
-                          <w:sz w:val="20"/>
-                          <w:szCs w:val="20"/>
-                          <w:lang w:val="en-US" w:eastAsia="ru-RU"/>
-                        </w:rPr>
-                        <w:t xml:space="preserve"> </w:t>
-                      </w:r>
-                      <w:proofErr w:type="gramStart"/>
+                        <w:t xml:space="preserve">id_employee </w:t>
+                      </w:r>
                       <w:r>
                         <w:rPr>
                           <w:rFonts w:ascii="Monaco" w:eastAsia="Times New Roman" w:hAnsi="Monaco" w:cs="Courier New"/>
@@ -11591,31 +11253,8 @@
                           <w:szCs w:val="20"/>
                           <w:lang w:val="en-US" w:eastAsia="ru-RU"/>
                         </w:rPr>
-                        <w:t xml:space="preserve"> :</w:t>
-                      </w:r>
-                      <w:proofErr w:type="spellStart"/>
-                      <w:r>
-                        <w:rPr>
-                          <w:rFonts w:ascii="Monaco" w:eastAsia="Times New Roman" w:hAnsi="Monaco" w:cs="Courier New"/>
-                          <w:color w:val="F9FAFB"/>
-                          <w:sz w:val="20"/>
-                          <w:szCs w:val="20"/>
-                          <w:lang w:val="en-US" w:eastAsia="ru-RU"/>
-                        </w:rPr>
-                        <w:t>emp</w:t>
-                      </w:r>
-                      <w:proofErr w:type="gramEnd"/>
-                      <w:r>
-                        <w:rPr>
-                          <w:rFonts w:ascii="Monaco" w:eastAsia="Times New Roman" w:hAnsi="Monaco" w:cs="Courier New"/>
-                          <w:color w:val="F9FAFB"/>
-                          <w:sz w:val="20"/>
-                          <w:szCs w:val="20"/>
-                          <w:lang w:val="en-US" w:eastAsia="ru-RU"/>
-                        </w:rPr>
-                        <w:t>_id</w:t>
-                      </w:r>
-                      <w:proofErr w:type="spellEnd"/>
+                        <w:t xml:space="preserve"> :emp_id</w:t>
+                      </w:r>
                     </w:p>
                     <w:p>
                       <w:pPr>
@@ -11675,19 +11314,7 @@
                           <w:szCs w:val="20"/>
                           <w:lang w:val="en-US" w:eastAsia="ru-RU"/>
                         </w:rPr>
-                        <w:t xml:space="preserve"> </w:t>
-                      </w:r>
-                      <w:proofErr w:type="spellStart"/>
-                      <w:proofErr w:type="gramStart"/>
-                      <w:r>
-                        <w:rPr>
-                          <w:rFonts w:ascii="Monaco" w:eastAsia="Times New Roman" w:hAnsi="Monaco" w:cs="Courier New"/>
-                          <w:color w:val="F9FAFB"/>
-                          <w:sz w:val="20"/>
-                          <w:szCs w:val="20"/>
-                          <w:lang w:val="en-US" w:eastAsia="ru-RU"/>
-                        </w:rPr>
-                        <w:t>s</w:t>
+                        <w:t xml:space="preserve"> s</w:t>
                       </w:r>
                       <w:r>
                         <w:rPr>
@@ -11707,29 +11334,7 @@
                           <w:szCs w:val="20"/>
                           <w:lang w:val="en-US" w:eastAsia="ru-RU"/>
                         </w:rPr>
-                        <w:t>sale</w:t>
-                      </w:r>
-                      <w:proofErr w:type="gramEnd"/>
-                      <w:r>
-                        <w:rPr>
-                          <w:rFonts w:ascii="Monaco" w:eastAsia="Times New Roman" w:hAnsi="Monaco" w:cs="Courier New"/>
-                          <w:color w:val="F9FAFB"/>
-                          <w:sz w:val="20"/>
-                          <w:szCs w:val="20"/>
-                          <w:lang w:val="en-US" w:eastAsia="ru-RU"/>
-                        </w:rPr>
-                        <w:t>_date</w:t>
-                      </w:r>
-                      <w:proofErr w:type="spellEnd"/>
-                      <w:r>
-                        <w:rPr>
-                          <w:rFonts w:ascii="Monaco" w:eastAsia="Times New Roman" w:hAnsi="Monaco" w:cs="Courier New"/>
-                          <w:color w:val="F9FAFB"/>
-                          <w:sz w:val="20"/>
-                          <w:szCs w:val="20"/>
-                          <w:lang w:val="en-US" w:eastAsia="ru-RU"/>
-                        </w:rPr>
-                        <w:t xml:space="preserve"> </w:t>
+                        <w:t xml:space="preserve">sale_date </w:t>
                       </w:r>
                       <w:r>
                         <w:rPr>
@@ -11749,29 +11354,7 @@
                           <w:szCs w:val="20"/>
                           <w:lang w:val="en-US" w:eastAsia="ru-RU"/>
                         </w:rPr>
-                        <w:t xml:space="preserve"> :</w:t>
-                      </w:r>
-                      <w:proofErr w:type="spellStart"/>
-                      <w:r>
-                        <w:rPr>
-                          <w:rFonts w:ascii="Monaco" w:eastAsia="Times New Roman" w:hAnsi="Monaco" w:cs="Courier New"/>
-                          <w:color w:val="F9FAFB"/>
-                          <w:sz w:val="20"/>
-                          <w:szCs w:val="20"/>
-                          <w:lang w:val="en-US" w:eastAsia="ru-RU"/>
-                        </w:rPr>
-                        <w:t>start_date</w:t>
-                      </w:r>
-                      <w:proofErr w:type="spellEnd"/>
-                      <w:r>
-                        <w:rPr>
-                          <w:rFonts w:ascii="Monaco" w:eastAsia="Times New Roman" w:hAnsi="Monaco" w:cs="Courier New"/>
-                          <w:color w:val="F9FAFB"/>
-                          <w:sz w:val="20"/>
-                          <w:szCs w:val="20"/>
-                          <w:lang w:val="en-US" w:eastAsia="ru-RU"/>
-                        </w:rPr>
-                        <w:t xml:space="preserve"> </w:t>
+                        <w:t xml:space="preserve"> :start_date </w:t>
                       </w:r>
                       <w:r>
                         <w:rPr>
@@ -11791,20 +11374,8 @@
                           <w:szCs w:val="20"/>
                           <w:lang w:val="en-US" w:eastAsia="ru-RU"/>
                         </w:rPr>
-                        <w:t xml:space="preserve"> :</w:t>
-                      </w:r>
-                      <w:proofErr w:type="spellStart"/>
-                      <w:r>
-                        <w:rPr>
-                          <w:rFonts w:ascii="Monaco" w:eastAsia="Times New Roman" w:hAnsi="Monaco" w:cs="Courier New"/>
-                          <w:color w:val="F9FAFB"/>
-                          <w:sz w:val="20"/>
-                          <w:szCs w:val="20"/>
-                          <w:lang w:val="en-US" w:eastAsia="ru-RU"/>
-                        </w:rPr>
-                        <w:t>end_date</w:t>
-                      </w:r>
-                      <w:proofErr w:type="spellEnd"/>
+                        <w:t xml:space="preserve"> :end_date</w:t>
+                      </w:r>
                       <w:r>
                         <w:rPr>
                           <w:rFonts w:ascii="Monaco" w:eastAsia="Times New Roman" w:hAnsi="Monaco" w:cs="Courier New"/>
@@ -11849,6 +11420,26 @@
           <w:sz w:val="24"/>
           <w:szCs w:val="24"/>
         </w:rPr>
+        <w:br w:type="page"/>
+      </w:r>
+    </w:p>
+    <w:p>
+      <w:pPr>
+        <w:rPr>
+          <w:rFonts w:ascii="Montserrat" w:hAnsi="Montserrat"/>
+          <w:b/>
+          <w:sz w:val="24"/>
+          <w:szCs w:val="24"/>
+        </w:rPr>
+      </w:pPr>
+      <w:r>
+        <w:rPr>
+          <w:rFonts w:ascii="Montserrat" w:hAnsi="Montserrat"/>
+          <w:b/>
+          <w:sz w:val="24"/>
+          <w:szCs w:val="24"/>
+        </w:rPr>
+        <w:lastRenderedPageBreak/>
         <w:t>Запрос, используемый в приложении для фильтрации каталога</w:t>
       </w:r>
     </w:p>
@@ -11890,9 +11481,9 @@
         <mc:AlternateContent>
           <mc:Choice Requires="wps">
             <w:drawing>
-              <wp:inline distT="0" distB="0" distL="0" distR="0" wp14:anchorId="129FA5B7" wp14:editId="11A5269D">
-                <wp:extent cx="4095750" cy="3000375"/>
-                <wp:effectExtent l="19050" t="19050" r="38100" b="47625"/>
+              <wp:inline distT="0" distB="0" distL="0" distR="0" wp14:anchorId="06816FEB" wp14:editId="62488B16">
+                <wp:extent cx="4095750" cy="4171950"/>
+                <wp:effectExtent l="19050" t="19050" r="38100" b="38100"/>
                 <wp:docPr id="9" name="Скругленный прямоугольник 9"/>
                 <wp:cNvGraphicFramePr/>
                 <a:graphic xmlns:a="http://schemas.openxmlformats.org/drawingml/2006/main">
@@ -11902,7 +11493,7 @@
                       <wps:spPr>
                         <a:xfrm>
                           <a:off x="0" y="0"/>
-                          <a:ext cx="4095750" cy="3000375"/>
+                          <a:ext cx="4095750" cy="4171950"/>
                         </a:xfrm>
                         <a:prstGeom prst="roundRect">
                           <a:avLst/>
@@ -11987,7 +11578,7 @@
                                 <w:szCs w:val="20"/>
                                 <w:lang w:val="en-US" w:eastAsia="ru-RU"/>
                               </w:rPr>
-                              <w:t xml:space="preserve"> id</w:t>
+                              <w:t xml:space="preserve"> c</w:t>
                             </w:r>
                             <w:r>
                               <w:rPr>
@@ -11997,6 +11588,26 @@
                                 <w:szCs w:val="20"/>
                                 <w:lang w:val="en-US" w:eastAsia="ru-RU"/>
                               </w:rPr>
+                              <w:t>.</w:t>
+                            </w:r>
+                            <w:r>
+                              <w:rPr>
+                                <w:rFonts w:ascii="Monaco" w:eastAsia="Times New Roman" w:hAnsi="Monaco" w:cs="Courier New"/>
+                                <w:color w:val="F9FAFB"/>
+                                <w:sz w:val="20"/>
+                                <w:szCs w:val="20"/>
+                                <w:lang w:val="en-US" w:eastAsia="ru-RU"/>
+                              </w:rPr>
+                              <w:t>id</w:t>
+                            </w:r>
+                            <w:r>
+                              <w:rPr>
+                                <w:rFonts w:ascii="Monaco" w:eastAsia="Times New Roman" w:hAnsi="Monaco" w:cs="Courier New"/>
+                                <w:color w:val="E3EAF2"/>
+                                <w:sz w:val="20"/>
+                                <w:szCs w:val="20"/>
+                                <w:lang w:val="en-US" w:eastAsia="ru-RU"/>
+                              </w:rPr>
                               <w:t>,</w:t>
                             </w:r>
                             <w:r>
@@ -12007,7 +11618,17 @@
                                 <w:szCs w:val="20"/>
                                 <w:lang w:val="en-US" w:eastAsia="ru-RU"/>
                               </w:rPr>
-                              <w:t xml:space="preserve"> brand</w:t>
+                              <w:t xml:space="preserve"> </w:t>
+                            </w:r>
+                            <w:r>
+                              <w:rPr>
+                                <w:rFonts w:ascii="Monaco" w:eastAsia="Times New Roman" w:hAnsi="Monaco" w:cs="Courier New"/>
+                                <w:color w:val="F9FAFB"/>
+                                <w:sz w:val="20"/>
+                                <w:szCs w:val="20"/>
+                                <w:lang w:val="en-US" w:eastAsia="ru-RU"/>
+                              </w:rPr>
+                              <w:t>c</w:t>
                             </w:r>
                             <w:r>
                               <w:rPr>
@@ -12017,6 +11638,26 @@
                                 <w:szCs w:val="20"/>
                                 <w:lang w:val="en-US" w:eastAsia="ru-RU"/>
                               </w:rPr>
+                              <w:t>.</w:t>
+                            </w:r>
+                            <w:r>
+                              <w:rPr>
+                                <w:rFonts w:ascii="Monaco" w:eastAsia="Times New Roman" w:hAnsi="Monaco" w:cs="Courier New"/>
+                                <w:color w:val="F9FAFB"/>
+                                <w:sz w:val="20"/>
+                                <w:szCs w:val="20"/>
+                                <w:lang w:val="en-US" w:eastAsia="ru-RU"/>
+                              </w:rPr>
+                              <w:t>brand</w:t>
+                            </w:r>
+                            <w:r>
+                              <w:rPr>
+                                <w:rFonts w:ascii="Monaco" w:eastAsia="Times New Roman" w:hAnsi="Monaco" w:cs="Courier New"/>
+                                <w:color w:val="E3EAF2"/>
+                                <w:sz w:val="20"/>
+                                <w:szCs w:val="20"/>
+                                <w:lang w:val="en-US" w:eastAsia="ru-RU"/>
+                              </w:rPr>
                               <w:t>,</w:t>
                             </w:r>
                             <w:r>
@@ -12027,7 +11668,7 @@
                                 <w:szCs w:val="20"/>
                                 <w:lang w:val="en-US" w:eastAsia="ru-RU"/>
                               </w:rPr>
-                              <w:t xml:space="preserve"> model</w:t>
+                              <w:t xml:space="preserve"> c</w:t>
                             </w:r>
                             <w:r>
                               <w:rPr>
@@ -12037,6 +11678,26 @@
                                 <w:szCs w:val="20"/>
                                 <w:lang w:val="en-US" w:eastAsia="ru-RU"/>
                               </w:rPr>
+                              <w:t>.</w:t>
+                            </w:r>
+                            <w:r>
+                              <w:rPr>
+                                <w:rFonts w:ascii="Monaco" w:eastAsia="Times New Roman" w:hAnsi="Monaco" w:cs="Courier New"/>
+                                <w:color w:val="F9FAFB"/>
+                                <w:sz w:val="20"/>
+                                <w:szCs w:val="20"/>
+                                <w:lang w:val="en-US" w:eastAsia="ru-RU"/>
+                              </w:rPr>
+                              <w:t>model</w:t>
+                            </w:r>
+                            <w:r>
+                              <w:rPr>
+                                <w:rFonts w:ascii="Monaco" w:eastAsia="Times New Roman" w:hAnsi="Monaco" w:cs="Courier New"/>
+                                <w:color w:val="E3EAF2"/>
+                                <w:sz w:val="20"/>
+                                <w:szCs w:val="20"/>
+                                <w:lang w:val="en-US" w:eastAsia="ru-RU"/>
+                              </w:rPr>
                               <w:t>,</w:t>
                             </w:r>
                             <w:r>
@@ -12047,7 +11708,17 @@
                                 <w:szCs w:val="20"/>
                                 <w:lang w:val="en-US" w:eastAsia="ru-RU"/>
                               </w:rPr>
-                              <w:t xml:space="preserve"> </w:t>
+                              <w:t xml:space="preserve"> c</w:t>
+                            </w:r>
+                            <w:r>
+                              <w:rPr>
+                                <w:rFonts w:ascii="Monaco" w:eastAsia="Times New Roman" w:hAnsi="Monaco" w:cs="Courier New"/>
+                                <w:color w:val="E3EAF2"/>
+                                <w:sz w:val="20"/>
+                                <w:szCs w:val="20"/>
+                                <w:lang w:val="en-US" w:eastAsia="ru-RU"/>
+                              </w:rPr>
+                              <w:t>.</w:t>
                             </w:r>
                             <w:r>
                               <w:rPr>
@@ -12077,7 +11748,7 @@
                                 <w:szCs w:val="20"/>
                                 <w:lang w:val="en-US" w:eastAsia="ru-RU"/>
                               </w:rPr>
-                              <w:t xml:space="preserve"> price</w:t>
+                              <w:t xml:space="preserve"> c</w:t>
                             </w:r>
                             <w:r>
                               <w:rPr>
@@ -12087,6 +11758,26 @@
                                 <w:szCs w:val="20"/>
                                 <w:lang w:val="en-US" w:eastAsia="ru-RU"/>
                               </w:rPr>
+                              <w:t>.</w:t>
+                            </w:r>
+                            <w:r>
+                              <w:rPr>
+                                <w:rFonts w:ascii="Monaco" w:eastAsia="Times New Roman" w:hAnsi="Monaco" w:cs="Courier New"/>
+                                <w:color w:val="F9FAFB"/>
+                                <w:sz w:val="20"/>
+                                <w:szCs w:val="20"/>
+                                <w:lang w:val="en-US" w:eastAsia="ru-RU"/>
+                              </w:rPr>
+                              <w:t>price</w:t>
+                            </w:r>
+                            <w:r>
+                              <w:rPr>
+                                <w:rFonts w:ascii="Monaco" w:eastAsia="Times New Roman" w:hAnsi="Monaco" w:cs="Courier New"/>
+                                <w:color w:val="E3EAF2"/>
+                                <w:sz w:val="20"/>
+                                <w:szCs w:val="20"/>
+                                <w:lang w:val="en-US" w:eastAsia="ru-RU"/>
+                              </w:rPr>
                               <w:t>,</w:t>
                             </w:r>
                             <w:r>
@@ -12097,7 +11788,27 @@
                                 <w:szCs w:val="20"/>
                                 <w:lang w:val="en-US" w:eastAsia="ru-RU"/>
                               </w:rPr>
-                              <w:t xml:space="preserve"> quantity</w:t>
+                              <w:t xml:space="preserve"> c</w:t>
+                            </w:r>
+                            <w:r>
+                              <w:rPr>
+                                <w:rFonts w:ascii="Monaco" w:eastAsia="Times New Roman" w:hAnsi="Monaco" w:cs="Courier New"/>
+                                <w:color w:val="E3EAF2"/>
+                                <w:sz w:val="20"/>
+                                <w:szCs w:val="20"/>
+                                <w:lang w:val="en-US" w:eastAsia="ru-RU"/>
+                              </w:rPr>
+                              <w:t>.</w:t>
+                            </w:r>
+                            <w:r>
+                              <w:rPr>
+                                <w:rFonts w:ascii="Monaco" w:eastAsia="Times New Roman" w:hAnsi="Monaco" w:cs="Courier New"/>
+                                <w:color w:val="F9FAFB"/>
+                                <w:sz w:val="20"/>
+                                <w:szCs w:val="20"/>
+                                <w:lang w:val="en-US" w:eastAsia="ru-RU"/>
+                              </w:rPr>
+                              <w:t>quantity</w:t>
                             </w:r>
                           </w:p>
                           <w:p>
@@ -12148,7 +11859,7 @@
                                 <w:szCs w:val="20"/>
                                 <w:lang w:val="en-US" w:eastAsia="ru-RU"/>
                               </w:rPr>
-                              <w:t xml:space="preserve"> cars</w:t>
+                              <w:t xml:space="preserve"> cars c</w:t>
                             </w:r>
                           </w:p>
                           <w:p>
@@ -12189,7 +11900,7 @@
                                 <w:szCs w:val="20"/>
                                 <w:lang w:val="en-US" w:eastAsia="ru-RU"/>
                               </w:rPr>
-                              <w:t>WHERE</w:t>
+                              <w:t>LEFT</w:t>
                             </w:r>
                             <w:r>
                               <w:rPr>
@@ -12204,32 +11915,102 @@
                             <w:r>
                               <w:rPr>
                                 <w:rFonts w:ascii="Monaco" w:eastAsia="Times New Roman" w:hAnsi="Monaco" w:cs="Courier New"/>
-                                <w:color w:val="E6D37A"/>
-                                <w:sz w:val="20"/>
-                                <w:szCs w:val="20"/>
-                                <w:lang w:val="en-US" w:eastAsia="ru-RU"/>
-                              </w:rPr>
-                              <w:t>1</w:t>
-                            </w:r>
-                            <w:r>
-                              <w:rPr>
-                                <w:rFonts w:ascii="Monaco" w:eastAsia="Times New Roman" w:hAnsi="Monaco" w:cs="Courier New"/>
                                 <w:color w:val="E9AE7E"/>
                                 <w:sz w:val="20"/>
                                 <w:szCs w:val="20"/>
                                 <w:lang w:val="en-US" w:eastAsia="ru-RU"/>
                               </w:rPr>
+                              <w:t>JOIN</w:t>
+                            </w:r>
+                            <w:r>
+                              <w:rPr>
+                                <w:rFonts w:ascii="Monaco" w:eastAsia="Times New Roman" w:hAnsi="Monaco" w:cs="Courier New"/>
+                                <w:color w:val="F9FAFB"/>
+                                <w:sz w:val="20"/>
+                                <w:szCs w:val="20"/>
+                                <w:lang w:val="en-US" w:eastAsia="ru-RU"/>
+                              </w:rPr>
+                              <w:t xml:space="preserve"> steering_types st </w:t>
+                            </w:r>
+                            <w:r>
+                              <w:rPr>
+                                <w:rFonts w:ascii="Monaco" w:eastAsia="Times New Roman" w:hAnsi="Monaco" w:cs="Courier New"/>
+                                <w:color w:val="E9AE7E"/>
+                                <w:sz w:val="20"/>
+                                <w:szCs w:val="20"/>
+                                <w:lang w:val="en-US" w:eastAsia="ru-RU"/>
+                              </w:rPr>
+                              <w:t>ON</w:t>
+                            </w:r>
+                            <w:r>
+                              <w:rPr>
+                                <w:rFonts w:ascii="Monaco" w:eastAsia="Times New Roman" w:hAnsi="Monaco" w:cs="Courier New"/>
+                                <w:color w:val="F9FAFB"/>
+                                <w:sz w:val="20"/>
+                                <w:szCs w:val="20"/>
+                                <w:lang w:val="en-US" w:eastAsia="ru-RU"/>
+                              </w:rPr>
+                              <w:t xml:space="preserve"> c</w:t>
+                            </w:r>
+                            <w:r>
+                              <w:rPr>
+                                <w:rFonts w:ascii="Monaco" w:eastAsia="Times New Roman" w:hAnsi="Monaco" w:cs="Courier New"/>
+                                <w:color w:val="E3EAF2"/>
+                                <w:sz w:val="20"/>
+                                <w:szCs w:val="20"/>
+                                <w:lang w:val="en-US" w:eastAsia="ru-RU"/>
+                              </w:rPr>
+                              <w:t>.</w:t>
+                            </w:r>
+                            <w:r>
+                              <w:rPr>
+                                <w:rFonts w:ascii="Monaco" w:eastAsia="Times New Roman" w:hAnsi="Monaco" w:cs="Courier New"/>
+                                <w:color w:val="F9FAFB"/>
+                                <w:sz w:val="20"/>
+                                <w:szCs w:val="20"/>
+                                <w:lang w:val="en-US" w:eastAsia="ru-RU"/>
+                              </w:rPr>
+                              <w:t xml:space="preserve">id_steering </w:t>
+                            </w:r>
+                            <w:r>
+                              <w:rPr>
+                                <w:rFonts w:ascii="Monaco" w:eastAsia="Times New Roman" w:hAnsi="Monaco" w:cs="Courier New"/>
+                                <w:color w:val="E9AE7E"/>
+                                <w:sz w:val="20"/>
+                                <w:szCs w:val="20"/>
+                                <w:lang w:val="en-US" w:eastAsia="ru-RU"/>
+                              </w:rPr>
                               <w:t>=</w:t>
                             </w:r>
                             <w:r>
                               <w:rPr>
                                 <w:rFonts w:ascii="Monaco" w:eastAsia="Times New Roman" w:hAnsi="Monaco" w:cs="Courier New"/>
-                                <w:color w:val="E6D37A"/>
-                                <w:sz w:val="20"/>
-                                <w:szCs w:val="20"/>
-                                <w:lang w:val="en-US" w:eastAsia="ru-RU"/>
-                              </w:rPr>
-                              <w:t>1</w:t>
+                                <w:color w:val="F9FAFB"/>
+                                <w:sz w:val="20"/>
+                                <w:szCs w:val="20"/>
+                                <w:lang w:val="en-US" w:eastAsia="ru-RU"/>
+                              </w:rPr>
+                              <w:t xml:space="preserve"> st</w:t>
+                            </w:r>
+                            <w:r>
+                              <w:rPr>
+                                <w:rFonts w:ascii="Monaco" w:eastAsia="Times New Roman" w:hAnsi="Monaco" w:cs="Courier New"/>
+                                <w:color w:val="E3EAF2"/>
+                                <w:sz w:val="20"/>
+                                <w:szCs w:val="20"/>
+                                <w:lang w:val="en-US" w:eastAsia="ru-RU"/>
+                              </w:rPr>
+                              <w:t>.</w:t>
+                            </w:r>
+                            <w:r>
+                              <w:rPr>
+                                <w:rFonts w:ascii="Monaco" w:eastAsia="Times New Roman" w:hAnsi="Monaco" w:cs="Courier New"/>
+                                <w:color w:val="F9FAFB"/>
+                                <w:sz w:val="20"/>
+                                <w:szCs w:val="20"/>
+                                <w:lang w:val="en-US" w:eastAsia="ru-RU"/>
+                              </w:rPr>
+                              <w:t>id</w:t>
                             </w:r>
                           </w:p>
                           <w:p>
@@ -12265,32 +12046,22 @@
                             <w:r>
                               <w:rPr>
                                 <w:rFonts w:ascii="Monaco" w:eastAsia="Times New Roman" w:hAnsi="Monaco" w:cs="Courier New"/>
-                                <w:color w:val="F9FAFB"/>
-                                <w:sz w:val="20"/>
-                                <w:szCs w:val="20"/>
-                                <w:lang w:val="en-US" w:eastAsia="ru-RU"/>
-                              </w:rPr>
-                              <w:t xml:space="preserve">  </w:t>
-                            </w:r>
-                            <w:r>
-                              <w:rPr>
-                                <w:rFonts w:ascii="Monaco" w:eastAsia="Times New Roman" w:hAnsi="Monaco" w:cs="Courier New"/>
                                 <w:color w:val="E9AE7E"/>
                                 <w:sz w:val="20"/>
                                 <w:szCs w:val="20"/>
                                 <w:lang w:val="en-US" w:eastAsia="ru-RU"/>
                               </w:rPr>
-                              <w:t>AND</w:t>
-                            </w:r>
-                            <w:r>
-                              <w:rPr>
-                                <w:rFonts w:ascii="Monaco" w:eastAsia="Times New Roman" w:hAnsi="Monaco" w:cs="Courier New"/>
-                                <w:color w:val="F9FAFB"/>
-                                <w:sz w:val="20"/>
-                                <w:szCs w:val="20"/>
-                                <w:lang w:val="en-US" w:eastAsia="ru-RU"/>
-                              </w:rPr>
-                              <w:t xml:space="preserve"> id_category </w:t>
+                              <w:t>LEFT</w:t>
+                            </w:r>
+                            <w:r>
+                              <w:rPr>
+                                <w:rFonts w:ascii="Monaco" w:eastAsia="Times New Roman" w:hAnsi="Monaco" w:cs="Courier New"/>
+                                <w:color w:val="F9FAFB"/>
+                                <w:sz w:val="20"/>
+                                <w:szCs w:val="20"/>
+                                <w:lang w:val="en-US" w:eastAsia="ru-RU"/>
+                              </w:rPr>
+                              <w:t xml:space="preserve"> </w:t>
                             </w:r>
                             <w:r>
                               <w:rPr>
@@ -12300,6 +12071,66 @@
                                 <w:szCs w:val="20"/>
                                 <w:lang w:val="en-US" w:eastAsia="ru-RU"/>
                               </w:rPr>
+                              <w:t>JOIN</w:t>
+                            </w:r>
+                            <w:r>
+                              <w:rPr>
+                                <w:rFonts w:ascii="Monaco" w:eastAsia="Times New Roman" w:hAnsi="Monaco" w:cs="Courier New"/>
+                                <w:color w:val="F9FAFB"/>
+                                <w:sz w:val="20"/>
+                                <w:szCs w:val="20"/>
+                                <w:lang w:val="en-US" w:eastAsia="ru-RU"/>
+                              </w:rPr>
+                              <w:t xml:space="preserve"> fuel_types ft </w:t>
+                            </w:r>
+                            <w:r>
+                              <w:rPr>
+                                <w:rFonts w:ascii="Monaco" w:eastAsia="Times New Roman" w:hAnsi="Monaco" w:cs="Courier New"/>
+                                <w:color w:val="E9AE7E"/>
+                                <w:sz w:val="20"/>
+                                <w:szCs w:val="20"/>
+                                <w:lang w:val="en-US" w:eastAsia="ru-RU"/>
+                              </w:rPr>
+                              <w:t>ON</w:t>
+                            </w:r>
+                            <w:r>
+                              <w:rPr>
+                                <w:rFonts w:ascii="Monaco" w:eastAsia="Times New Roman" w:hAnsi="Monaco" w:cs="Courier New"/>
+                                <w:color w:val="F9FAFB"/>
+                                <w:sz w:val="20"/>
+                                <w:szCs w:val="20"/>
+                                <w:lang w:val="en-US" w:eastAsia="ru-RU"/>
+                              </w:rPr>
+                              <w:t xml:space="preserve"> c</w:t>
+                            </w:r>
+                            <w:r>
+                              <w:rPr>
+                                <w:rFonts w:ascii="Monaco" w:eastAsia="Times New Roman" w:hAnsi="Monaco" w:cs="Courier New"/>
+                                <w:color w:val="E3EAF2"/>
+                                <w:sz w:val="20"/>
+                                <w:szCs w:val="20"/>
+                                <w:lang w:val="en-US" w:eastAsia="ru-RU"/>
+                              </w:rPr>
+                              <w:t>.</w:t>
+                            </w:r>
+                            <w:r>
+                              <w:rPr>
+                                <w:rFonts w:ascii="Monaco" w:eastAsia="Times New Roman" w:hAnsi="Monaco" w:cs="Courier New"/>
+                                <w:color w:val="F9FAFB"/>
+                                <w:sz w:val="20"/>
+                                <w:szCs w:val="20"/>
+                                <w:lang w:val="en-US" w:eastAsia="ru-RU"/>
+                              </w:rPr>
+                              <w:t xml:space="preserve">id_fuel_type </w:t>
+                            </w:r>
+                            <w:r>
+                              <w:rPr>
+                                <w:rFonts w:ascii="Monaco" w:eastAsia="Times New Roman" w:hAnsi="Monaco" w:cs="Courier New"/>
+                                <w:color w:val="E9AE7E"/>
+                                <w:sz w:val="20"/>
+                                <w:szCs w:val="20"/>
+                                <w:lang w:val="en-US" w:eastAsia="ru-RU"/>
+                              </w:rPr>
                               <w:t>=</w:t>
                             </w:r>
                             <w:r>
@@ -12310,7 +12141,27 @@
                                 <w:szCs w:val="20"/>
                                 <w:lang w:val="en-US" w:eastAsia="ru-RU"/>
                               </w:rPr>
-                              <w:t xml:space="preserve"> ?</w:t>
+                              <w:t xml:space="preserve"> ft</w:t>
+                            </w:r>
+                            <w:r>
+                              <w:rPr>
+                                <w:rFonts w:ascii="Monaco" w:eastAsia="Times New Roman" w:hAnsi="Monaco" w:cs="Courier New"/>
+                                <w:color w:val="E3EAF2"/>
+                                <w:sz w:val="20"/>
+                                <w:szCs w:val="20"/>
+                                <w:lang w:val="en-US" w:eastAsia="ru-RU"/>
+                              </w:rPr>
+                              <w:t>.</w:t>
+                            </w:r>
+                            <w:r>
+                              <w:rPr>
+                                <w:rFonts w:ascii="Monaco" w:eastAsia="Times New Roman" w:hAnsi="Monaco" w:cs="Courier New"/>
+                                <w:color w:val="F9FAFB"/>
+                                <w:sz w:val="20"/>
+                                <w:szCs w:val="20"/>
+                                <w:lang w:val="en-US" w:eastAsia="ru-RU"/>
+                              </w:rPr>
+                              <w:t>id</w:t>
                             </w:r>
                           </w:p>
                           <w:p>
@@ -12346,32 +12197,22 @@
                             <w:r>
                               <w:rPr>
                                 <w:rFonts w:ascii="Monaco" w:eastAsia="Times New Roman" w:hAnsi="Monaco" w:cs="Courier New"/>
-                                <w:color w:val="F9FAFB"/>
-                                <w:sz w:val="20"/>
-                                <w:szCs w:val="20"/>
-                                <w:lang w:val="en-US" w:eastAsia="ru-RU"/>
-                              </w:rPr>
-                              <w:t xml:space="preserve">  </w:t>
-                            </w:r>
-                            <w:r>
-                              <w:rPr>
-                                <w:rFonts w:ascii="Monaco" w:eastAsia="Times New Roman" w:hAnsi="Monaco" w:cs="Courier New"/>
                                 <w:color w:val="E9AE7E"/>
                                 <w:sz w:val="20"/>
                                 <w:szCs w:val="20"/>
                                 <w:lang w:val="en-US" w:eastAsia="ru-RU"/>
                               </w:rPr>
-                              <w:t>AND</w:t>
-                            </w:r>
-                            <w:r>
-                              <w:rPr>
-                                <w:rFonts w:ascii="Monaco" w:eastAsia="Times New Roman" w:hAnsi="Monaco" w:cs="Courier New"/>
-                                <w:color w:val="F9FAFB"/>
-                                <w:sz w:val="20"/>
-                                <w:szCs w:val="20"/>
-                                <w:lang w:val="en-US" w:eastAsia="ru-RU"/>
-                              </w:rPr>
-                              <w:t xml:space="preserve"> quantity </w:t>
+                              <w:t>LEFT</w:t>
+                            </w:r>
+                            <w:r>
+                              <w:rPr>
+                                <w:rFonts w:ascii="Monaco" w:eastAsia="Times New Roman" w:hAnsi="Monaco" w:cs="Courier New"/>
+                                <w:color w:val="F9FAFB"/>
+                                <w:sz w:val="20"/>
+                                <w:szCs w:val="20"/>
+                                <w:lang w:val="en-US" w:eastAsia="ru-RU"/>
+                              </w:rPr>
+                              <w:t xml:space="preserve"> </w:t>
                             </w:r>
                             <w:r>
                               <w:rPr>
@@ -12381,27 +12222,97 @@
                                 <w:szCs w:val="20"/>
                                 <w:lang w:val="en-US" w:eastAsia="ru-RU"/>
                               </w:rPr>
-                              <w:t>&gt;</w:t>
-                            </w:r>
-                            <w:r>
-                              <w:rPr>
-                                <w:rFonts w:ascii="Monaco" w:eastAsia="Times New Roman" w:hAnsi="Monaco" w:cs="Courier New"/>
-                                <w:color w:val="F9FAFB"/>
-                                <w:sz w:val="20"/>
-                                <w:szCs w:val="20"/>
-                                <w:lang w:val="en-US" w:eastAsia="ru-RU"/>
-                              </w:rPr>
-                              <w:t xml:space="preserve"> </w:t>
-                            </w:r>
-                            <w:r>
-                              <w:rPr>
-                                <w:rFonts w:ascii="Monaco" w:eastAsia="Times New Roman" w:hAnsi="Monaco" w:cs="Courier New"/>
-                                <w:color w:val="E6D37A"/>
-                                <w:sz w:val="20"/>
-                                <w:szCs w:val="20"/>
-                                <w:lang w:val="en-US" w:eastAsia="ru-RU"/>
-                              </w:rPr>
-                              <w:t>0</w:t>
+                              <w:t>JOIN</w:t>
+                            </w:r>
+                            <w:r>
+                              <w:rPr>
+                                <w:rFonts w:ascii="Monaco" w:eastAsia="Times New Roman" w:hAnsi="Monaco" w:cs="Courier New"/>
+                                <w:color w:val="F9FAFB"/>
+                                <w:sz w:val="20"/>
+                                <w:szCs w:val="20"/>
+                                <w:lang w:val="en-US" w:eastAsia="ru-RU"/>
+                              </w:rPr>
+                              <w:t xml:space="preserve"> transmissions tr </w:t>
+                            </w:r>
+                            <w:r>
+                              <w:rPr>
+                                <w:rFonts w:ascii="Monaco" w:eastAsia="Times New Roman" w:hAnsi="Monaco" w:cs="Courier New"/>
+                                <w:color w:val="E9AE7E"/>
+                                <w:sz w:val="20"/>
+                                <w:szCs w:val="20"/>
+                                <w:lang w:val="en-US" w:eastAsia="ru-RU"/>
+                              </w:rPr>
+                              <w:t>ON</w:t>
+                            </w:r>
+                            <w:r>
+                              <w:rPr>
+                                <w:rFonts w:ascii="Monaco" w:eastAsia="Times New Roman" w:hAnsi="Monaco" w:cs="Courier New"/>
+                                <w:color w:val="F9FAFB"/>
+                                <w:sz w:val="20"/>
+                                <w:szCs w:val="20"/>
+                                <w:lang w:val="en-US" w:eastAsia="ru-RU"/>
+                              </w:rPr>
+                              <w:t xml:space="preserve"> c</w:t>
+                            </w:r>
+                            <w:r>
+                              <w:rPr>
+                                <w:rFonts w:ascii="Monaco" w:eastAsia="Times New Roman" w:hAnsi="Monaco" w:cs="Courier New"/>
+                                <w:color w:val="E3EAF2"/>
+                                <w:sz w:val="20"/>
+                                <w:szCs w:val="20"/>
+                                <w:lang w:val="en-US" w:eastAsia="ru-RU"/>
+                              </w:rPr>
+                              <w:t>.</w:t>
+                            </w:r>
+                            <w:r>
+                              <w:rPr>
+                                <w:rFonts w:ascii="Monaco" w:eastAsia="Times New Roman" w:hAnsi="Monaco" w:cs="Courier New"/>
+                                <w:color w:val="F9FAFB"/>
+                                <w:sz w:val="20"/>
+                                <w:szCs w:val="20"/>
+                                <w:lang w:val="en-US" w:eastAsia="ru-RU"/>
+                              </w:rPr>
+                              <w:t xml:space="preserve">id_transmission </w:t>
+                            </w:r>
+                            <w:r>
+                              <w:rPr>
+                                <w:rFonts w:ascii="Monaco" w:eastAsia="Times New Roman" w:hAnsi="Monaco" w:cs="Courier New"/>
+                                <w:color w:val="E9AE7E"/>
+                                <w:sz w:val="20"/>
+                                <w:szCs w:val="20"/>
+                                <w:lang w:val="en-US" w:eastAsia="ru-RU"/>
+                              </w:rPr>
+                              <w:t>=</w:t>
+                            </w:r>
+                            <w:r>
+                              <w:rPr>
+                                <w:rFonts w:ascii="Monaco" w:eastAsia="Times New Roman" w:hAnsi="Monaco" w:cs="Courier New"/>
+                                <w:color w:val="F9FAFB"/>
+                                <w:sz w:val="20"/>
+                                <w:szCs w:val="20"/>
+                                <w:lang w:val="en-US" w:eastAsia="ru-RU"/>
+                              </w:rPr>
+                              <w:t xml:space="preserve"> tr</w:t>
+                            </w:r>
+                            <w:r>
+                              <w:rPr>
+                                <w:rFonts w:ascii="Monaco" w:eastAsia="Times New Roman" w:hAnsi="Monaco" w:cs="Courier New"/>
+                                <w:color w:val="E3EAF2"/>
+                                <w:sz w:val="20"/>
+                                <w:szCs w:val="20"/>
+                                <w:lang w:val="en-US" w:eastAsia="ru-RU"/>
+                              </w:rPr>
+                              <w:t>.</w:t>
+                            </w:r>
+                            <w:r>
+                              <w:rPr>
+                                <w:rFonts w:ascii="Monaco" w:eastAsia="Times New Roman" w:hAnsi="Monaco" w:cs="Courier New"/>
+                                <w:color w:val="F9FAFB"/>
+                                <w:sz w:val="20"/>
+                                <w:szCs w:val="20"/>
+                                <w:lang w:val="en-US" w:eastAsia="ru-RU"/>
+                              </w:rPr>
+                              <w:t>id</w:t>
                             </w:r>
                           </w:p>
                           <w:p>
@@ -12437,32 +12348,22 @@
                             <w:r>
                               <w:rPr>
                                 <w:rFonts w:ascii="Monaco" w:eastAsia="Times New Roman" w:hAnsi="Monaco" w:cs="Courier New"/>
-                                <w:color w:val="F9FAFB"/>
-                                <w:sz w:val="20"/>
-                                <w:szCs w:val="20"/>
-                                <w:lang w:val="en-US" w:eastAsia="ru-RU"/>
-                              </w:rPr>
-                              <w:t xml:space="preserve">  </w:t>
-                            </w:r>
-                            <w:r>
-                              <w:rPr>
-                                <w:rFonts w:ascii="Monaco" w:eastAsia="Times New Roman" w:hAnsi="Monaco" w:cs="Courier New"/>
                                 <w:color w:val="E9AE7E"/>
                                 <w:sz w:val="20"/>
                                 <w:szCs w:val="20"/>
                                 <w:lang w:val="en-US" w:eastAsia="ru-RU"/>
                               </w:rPr>
-                              <w:t>AND</w:t>
-                            </w:r>
-                            <w:r>
-                              <w:rPr>
-                                <w:rFonts w:ascii="Monaco" w:eastAsia="Times New Roman" w:hAnsi="Monaco" w:cs="Courier New"/>
-                                <w:color w:val="F9FAFB"/>
-                                <w:sz w:val="20"/>
-                                <w:szCs w:val="20"/>
-                                <w:lang w:val="en-US" w:eastAsia="ru-RU"/>
-                              </w:rPr>
-                              <w:t xml:space="preserve"> steering </w:t>
+                              <w:t>LEFT</w:t>
+                            </w:r>
+                            <w:r>
+                              <w:rPr>
+                                <w:rFonts w:ascii="Monaco" w:eastAsia="Times New Roman" w:hAnsi="Monaco" w:cs="Courier New"/>
+                                <w:color w:val="F9FAFB"/>
+                                <w:sz w:val="20"/>
+                                <w:szCs w:val="20"/>
+                                <w:lang w:val="en-US" w:eastAsia="ru-RU"/>
+                              </w:rPr>
+                              <w:t xml:space="preserve"> </w:t>
                             </w:r>
                             <w:r>
                               <w:rPr>
@@ -12472,6 +12373,66 @@
                                 <w:szCs w:val="20"/>
                                 <w:lang w:val="en-US" w:eastAsia="ru-RU"/>
                               </w:rPr>
+                              <w:t>JOIN</w:t>
+                            </w:r>
+                            <w:r>
+                              <w:rPr>
+                                <w:rFonts w:ascii="Monaco" w:eastAsia="Times New Roman" w:hAnsi="Monaco" w:cs="Courier New"/>
+                                <w:color w:val="F9FAFB"/>
+                                <w:sz w:val="20"/>
+                                <w:szCs w:val="20"/>
+                                <w:lang w:val="en-US" w:eastAsia="ru-RU"/>
+                              </w:rPr>
+                              <w:t xml:space="preserve"> drives d </w:t>
+                            </w:r>
+                            <w:r>
+                              <w:rPr>
+                                <w:rFonts w:ascii="Monaco" w:eastAsia="Times New Roman" w:hAnsi="Monaco" w:cs="Courier New"/>
+                                <w:color w:val="E9AE7E"/>
+                                <w:sz w:val="20"/>
+                                <w:szCs w:val="20"/>
+                                <w:lang w:val="en-US" w:eastAsia="ru-RU"/>
+                              </w:rPr>
+                              <w:t>ON</w:t>
+                            </w:r>
+                            <w:r>
+                              <w:rPr>
+                                <w:rFonts w:ascii="Monaco" w:eastAsia="Times New Roman" w:hAnsi="Monaco" w:cs="Courier New"/>
+                                <w:color w:val="F9FAFB"/>
+                                <w:sz w:val="20"/>
+                                <w:szCs w:val="20"/>
+                                <w:lang w:val="en-US" w:eastAsia="ru-RU"/>
+                              </w:rPr>
+                              <w:t xml:space="preserve"> c</w:t>
+                            </w:r>
+                            <w:r>
+                              <w:rPr>
+                                <w:rFonts w:ascii="Monaco" w:eastAsia="Times New Roman" w:hAnsi="Monaco" w:cs="Courier New"/>
+                                <w:color w:val="E3EAF2"/>
+                                <w:sz w:val="20"/>
+                                <w:szCs w:val="20"/>
+                                <w:lang w:val="en-US" w:eastAsia="ru-RU"/>
+                              </w:rPr>
+                              <w:t>.</w:t>
+                            </w:r>
+                            <w:r>
+                              <w:rPr>
+                                <w:rFonts w:ascii="Monaco" w:eastAsia="Times New Roman" w:hAnsi="Monaco" w:cs="Courier New"/>
+                                <w:color w:val="F9FAFB"/>
+                                <w:sz w:val="20"/>
+                                <w:szCs w:val="20"/>
+                                <w:lang w:val="en-US" w:eastAsia="ru-RU"/>
+                              </w:rPr>
+                              <w:t xml:space="preserve">id_drive </w:t>
+                            </w:r>
+                            <w:r>
+                              <w:rPr>
+                                <w:rFonts w:ascii="Monaco" w:eastAsia="Times New Roman" w:hAnsi="Monaco" w:cs="Courier New"/>
+                                <w:color w:val="E9AE7E"/>
+                                <w:sz w:val="20"/>
+                                <w:szCs w:val="20"/>
+                                <w:lang w:val="en-US" w:eastAsia="ru-RU"/>
+                              </w:rPr>
                               <w:t>=</w:t>
                             </w:r>
                             <w:r>
@@ -12482,17 +12443,27 @@
                                 <w:szCs w:val="20"/>
                                 <w:lang w:val="en-US" w:eastAsia="ru-RU"/>
                               </w:rPr>
-                              <w:t xml:space="preserve"> </w:t>
-                            </w:r>
-                            <w:r>
-                              <w:rPr>
-                                <w:rFonts w:ascii="Monaco" w:eastAsia="Times New Roman" w:hAnsi="Monaco" w:cs="Courier New"/>
-                                <w:color w:val="91D076"/>
-                                <w:sz w:val="20"/>
-                                <w:szCs w:val="20"/>
-                                <w:lang w:val="en-US" w:eastAsia="ru-RU"/>
-                              </w:rPr>
-                              <w:t>'left'</w:t>
+                              <w:t xml:space="preserve"> d</w:t>
+                            </w:r>
+                            <w:r>
+                              <w:rPr>
+                                <w:rFonts w:ascii="Monaco" w:eastAsia="Times New Roman" w:hAnsi="Monaco" w:cs="Courier New"/>
+                                <w:color w:val="E3EAF2"/>
+                                <w:sz w:val="20"/>
+                                <w:szCs w:val="20"/>
+                                <w:lang w:val="en-US" w:eastAsia="ru-RU"/>
+                              </w:rPr>
+                              <w:t>.</w:t>
+                            </w:r>
+                            <w:r>
+                              <w:rPr>
+                                <w:rFonts w:ascii="Monaco" w:eastAsia="Times New Roman" w:hAnsi="Monaco" w:cs="Courier New"/>
+                                <w:color w:val="F9FAFB"/>
+                                <w:sz w:val="20"/>
+                                <w:szCs w:val="20"/>
+                                <w:lang w:val="en-US" w:eastAsia="ru-RU"/>
+                              </w:rPr>
+                              <w:t>id</w:t>
                             </w:r>
                           </w:p>
                           <w:p>
@@ -12528,32 +12499,22 @@
                             <w:r>
                               <w:rPr>
                                 <w:rFonts w:ascii="Monaco" w:eastAsia="Times New Roman" w:hAnsi="Monaco" w:cs="Courier New"/>
-                                <w:color w:val="F9FAFB"/>
-                                <w:sz w:val="20"/>
-                                <w:szCs w:val="20"/>
-                                <w:lang w:val="en-US" w:eastAsia="ru-RU"/>
-                              </w:rPr>
-                              <w:t xml:space="preserve">  </w:t>
-                            </w:r>
-                            <w:r>
-                              <w:rPr>
-                                <w:rFonts w:ascii="Monaco" w:eastAsia="Times New Roman" w:hAnsi="Monaco" w:cs="Courier New"/>
                                 <w:color w:val="E9AE7E"/>
                                 <w:sz w:val="20"/>
                                 <w:szCs w:val="20"/>
                                 <w:lang w:val="en-US" w:eastAsia="ru-RU"/>
                               </w:rPr>
-                              <w:t>AND</w:t>
-                            </w:r>
-                            <w:r>
-                              <w:rPr>
-                                <w:rFonts w:ascii="Monaco" w:eastAsia="Times New Roman" w:hAnsi="Monaco" w:cs="Courier New"/>
-                                <w:color w:val="F9FAFB"/>
-                                <w:sz w:val="20"/>
-                                <w:szCs w:val="20"/>
-                                <w:lang w:val="en-US" w:eastAsia="ru-RU"/>
-                              </w:rPr>
-                              <w:t xml:space="preserve"> power </w:t>
+                              <w:t>LEFT</w:t>
+                            </w:r>
+                            <w:r>
+                              <w:rPr>
+                                <w:rFonts w:ascii="Monaco" w:eastAsia="Times New Roman" w:hAnsi="Monaco" w:cs="Courier New"/>
+                                <w:color w:val="F9FAFB"/>
+                                <w:sz w:val="20"/>
+                                <w:szCs w:val="20"/>
+                                <w:lang w:val="en-US" w:eastAsia="ru-RU"/>
+                              </w:rPr>
+                              <w:t xml:space="preserve"> </w:t>
                             </w:r>
                             <w:r>
                               <w:rPr>
@@ -12563,37 +12524,17 @@
                                 <w:szCs w:val="20"/>
                                 <w:lang w:val="en-US" w:eastAsia="ru-RU"/>
                               </w:rPr>
-                              <w:t>&gt;=</w:t>
-                            </w:r>
-                            <w:r>
-                              <w:rPr>
-                                <w:rFonts w:ascii="Monaco" w:eastAsia="Times New Roman" w:hAnsi="Monaco" w:cs="Courier New"/>
-                                <w:color w:val="F9FAFB"/>
-                                <w:sz w:val="20"/>
-                                <w:szCs w:val="20"/>
-                                <w:lang w:val="en-US" w:eastAsia="ru-RU"/>
-                              </w:rPr>
-                              <w:t xml:space="preserve"> </w:t>
-                            </w:r>
-                            <w:r>
-                              <w:rPr>
-                                <w:rFonts w:ascii="Monaco" w:eastAsia="Times New Roman" w:hAnsi="Monaco" w:cs="Courier New"/>
-                                <w:color w:val="E6D37A"/>
-                                <w:sz w:val="20"/>
-                                <w:szCs w:val="20"/>
-                                <w:lang w:val="en-US" w:eastAsia="ru-RU"/>
-                              </w:rPr>
-                              <w:t>150</w:t>
-                            </w:r>
-                            <w:r>
-                              <w:rPr>
-                                <w:rFonts w:ascii="Monaco" w:eastAsia="Times New Roman" w:hAnsi="Monaco" w:cs="Courier New"/>
-                                <w:color w:val="F9FAFB"/>
-                                <w:sz w:val="20"/>
-                                <w:szCs w:val="20"/>
-                                <w:lang w:val="en-US" w:eastAsia="ru-RU"/>
-                              </w:rPr>
-                              <w:t xml:space="preserve"> </w:t>
+                              <w:t>JOIN</w:t>
+                            </w:r>
+                            <w:r>
+                              <w:rPr>
+                                <w:rFonts w:ascii="Monaco" w:eastAsia="Times New Roman" w:hAnsi="Monaco" w:cs="Courier New"/>
+                                <w:color w:val="F9FAFB"/>
+                                <w:sz w:val="20"/>
+                                <w:szCs w:val="20"/>
+                                <w:lang w:val="en-US" w:eastAsia="ru-RU"/>
+                              </w:rPr>
+                              <w:t xml:space="preserve"> conditions cond </w:t>
                             </w:r>
                             <w:r>
                               <w:rPr>
@@ -12603,17 +12544,37 @@
                                 <w:szCs w:val="20"/>
                                 <w:lang w:val="en-US" w:eastAsia="ru-RU"/>
                               </w:rPr>
-                              <w:t>AND</w:t>
-                            </w:r>
-                            <w:r>
-                              <w:rPr>
-                                <w:rFonts w:ascii="Monaco" w:eastAsia="Times New Roman" w:hAnsi="Monaco" w:cs="Courier New"/>
-                                <w:color w:val="F9FAFB"/>
-                                <w:sz w:val="20"/>
-                                <w:szCs w:val="20"/>
-                                <w:lang w:val="en-US" w:eastAsia="ru-RU"/>
-                              </w:rPr>
-                              <w:t xml:space="preserve"> power </w:t>
+                              <w:t>ON</w:t>
+                            </w:r>
+                            <w:r>
+                              <w:rPr>
+                                <w:rFonts w:ascii="Monaco" w:eastAsia="Times New Roman" w:hAnsi="Monaco" w:cs="Courier New"/>
+                                <w:color w:val="F9FAFB"/>
+                                <w:sz w:val="20"/>
+                                <w:szCs w:val="20"/>
+                                <w:lang w:val="en-US" w:eastAsia="ru-RU"/>
+                              </w:rPr>
+                              <w:t xml:space="preserve"> c</w:t>
+                            </w:r>
+                            <w:r>
+                              <w:rPr>
+                                <w:rFonts w:ascii="Monaco" w:eastAsia="Times New Roman" w:hAnsi="Monaco" w:cs="Courier New"/>
+                                <w:color w:val="E3EAF2"/>
+                                <w:sz w:val="20"/>
+                                <w:szCs w:val="20"/>
+                                <w:lang w:val="en-US" w:eastAsia="ru-RU"/>
+                              </w:rPr>
+                              <w:t>.</w:t>
+                            </w:r>
+                            <w:r>
+                              <w:rPr>
+                                <w:rFonts w:ascii="Monaco" w:eastAsia="Times New Roman" w:hAnsi="Monaco" w:cs="Courier New"/>
+                                <w:color w:val="F9FAFB"/>
+                                <w:sz w:val="20"/>
+                                <w:szCs w:val="20"/>
+                                <w:lang w:val="en-US" w:eastAsia="ru-RU"/>
+                              </w:rPr>
+                              <w:t xml:space="preserve">id_condition </w:t>
                             </w:r>
                             <w:r>
                               <w:rPr>
@@ -12623,27 +12584,37 @@
                                 <w:szCs w:val="20"/>
                                 <w:lang w:val="en-US" w:eastAsia="ru-RU"/>
                               </w:rPr>
-                              <w:t>&lt;=</w:t>
-                            </w:r>
-                            <w:r>
-                              <w:rPr>
-                                <w:rFonts w:ascii="Monaco" w:eastAsia="Times New Roman" w:hAnsi="Monaco" w:cs="Courier New"/>
-                                <w:color w:val="F9FAFB"/>
-                                <w:sz w:val="20"/>
-                                <w:szCs w:val="20"/>
-                                <w:lang w:val="en-US" w:eastAsia="ru-RU"/>
-                              </w:rPr>
-                              <w:t xml:space="preserve"> </w:t>
-                            </w:r>
-                            <w:r>
-                              <w:rPr>
-                                <w:rFonts w:ascii="Monaco" w:eastAsia="Times New Roman" w:hAnsi="Monaco" w:cs="Courier New"/>
-                                <w:color w:val="E6D37A"/>
-                                <w:sz w:val="20"/>
-                                <w:szCs w:val="20"/>
-                                <w:lang w:val="en-US" w:eastAsia="ru-RU"/>
-                              </w:rPr>
-                              <w:t>250</w:t>
+                              <w:t>=</w:t>
+                            </w:r>
+                            <w:r>
+                              <w:rPr>
+                                <w:rFonts w:ascii="Monaco" w:eastAsia="Times New Roman" w:hAnsi="Monaco" w:cs="Courier New"/>
+                                <w:color w:val="F9FAFB"/>
+                                <w:sz w:val="20"/>
+                                <w:szCs w:val="20"/>
+                                <w:lang w:val="en-US" w:eastAsia="ru-RU"/>
+                              </w:rPr>
+                              <w:t xml:space="preserve"> cond</w:t>
+                            </w:r>
+                            <w:r>
+                              <w:rPr>
+                                <w:rFonts w:ascii="Monaco" w:eastAsia="Times New Roman" w:hAnsi="Monaco" w:cs="Courier New"/>
+                                <w:color w:val="E3EAF2"/>
+                                <w:sz w:val="20"/>
+                                <w:szCs w:val="20"/>
+                                <w:lang w:val="en-US" w:eastAsia="ru-RU"/>
+                              </w:rPr>
+                              <w:t>.</w:t>
+                            </w:r>
+                            <w:r>
+                              <w:rPr>
+                                <w:rFonts w:ascii="Monaco" w:eastAsia="Times New Roman" w:hAnsi="Monaco" w:cs="Courier New"/>
+                                <w:color w:val="F9FAFB"/>
+                                <w:sz w:val="20"/>
+                                <w:szCs w:val="20"/>
+                                <w:lang w:val="en-US" w:eastAsia="ru-RU"/>
+                              </w:rPr>
+                              <w:t>id</w:t>
                             </w:r>
                           </w:p>
                           <w:p>
@@ -12679,32 +12650,32 @@
                             <w:r>
                               <w:rPr>
                                 <w:rFonts w:ascii="Monaco" w:eastAsia="Times New Roman" w:hAnsi="Monaco" w:cs="Courier New"/>
-                                <w:color w:val="F9FAFB"/>
-                                <w:sz w:val="20"/>
-                                <w:szCs w:val="20"/>
-                                <w:lang w:val="en-US" w:eastAsia="ru-RU"/>
-                              </w:rPr>
-                              <w:t xml:space="preserve">  </w:t>
-                            </w:r>
-                            <w:r>
-                              <w:rPr>
-                                <w:rFonts w:ascii="Monaco" w:eastAsia="Times New Roman" w:hAnsi="Monaco" w:cs="Courier New"/>
                                 <w:color w:val="E9AE7E"/>
                                 <w:sz w:val="20"/>
                                 <w:szCs w:val="20"/>
                                 <w:lang w:val="en-US" w:eastAsia="ru-RU"/>
                               </w:rPr>
-                              <w:t>AND</w:t>
-                            </w:r>
-                            <w:r>
-                              <w:rPr>
-                                <w:rFonts w:ascii="Monaco" w:eastAsia="Times New Roman" w:hAnsi="Monaco" w:cs="Courier New"/>
-                                <w:color w:val="F9FAFB"/>
-                                <w:sz w:val="20"/>
-                                <w:szCs w:val="20"/>
-                                <w:lang w:val="en-US" w:eastAsia="ru-RU"/>
-                              </w:rPr>
-                              <w:t xml:space="preserve"> fuel_type </w:t>
+                              <w:t>WHERE</w:t>
+                            </w:r>
+                            <w:r>
+                              <w:rPr>
+                                <w:rFonts w:ascii="Monaco" w:eastAsia="Times New Roman" w:hAnsi="Monaco" w:cs="Courier New"/>
+                                <w:color w:val="F9FAFB"/>
+                                <w:sz w:val="20"/>
+                                <w:szCs w:val="20"/>
+                                <w:lang w:val="en-US" w:eastAsia="ru-RU"/>
+                              </w:rPr>
+                              <w:t xml:space="preserve"> </w:t>
+                            </w:r>
+                            <w:r>
+                              <w:rPr>
+                                <w:rFonts w:ascii="Monaco" w:eastAsia="Times New Roman" w:hAnsi="Monaco" w:cs="Courier New"/>
+                                <w:color w:val="E6D37A"/>
+                                <w:sz w:val="20"/>
+                                <w:szCs w:val="20"/>
+                                <w:lang w:val="en-US" w:eastAsia="ru-RU"/>
+                              </w:rPr>
+                              <w:t>1</w:t>
                             </w:r>
                             <w:r>
                               <w:rPr>
@@ -12719,22 +12690,12 @@
                             <w:r>
                               <w:rPr>
                                 <w:rFonts w:ascii="Monaco" w:eastAsia="Times New Roman" w:hAnsi="Monaco" w:cs="Courier New"/>
-                                <w:color w:val="F9FAFB"/>
-                                <w:sz w:val="20"/>
-                                <w:szCs w:val="20"/>
-                                <w:lang w:val="en-US" w:eastAsia="ru-RU"/>
-                              </w:rPr>
-                              <w:t xml:space="preserve"> </w:t>
-                            </w:r>
-                            <w:r>
-                              <w:rPr>
-                                <w:rFonts w:ascii="Monaco" w:eastAsia="Times New Roman" w:hAnsi="Monaco" w:cs="Courier New"/>
-                                <w:color w:val="91D076"/>
-                                <w:sz w:val="20"/>
-                                <w:szCs w:val="20"/>
-                                <w:lang w:val="en-US" w:eastAsia="ru-RU"/>
-                              </w:rPr>
-                              <w:t>'petrol'</w:t>
+                                <w:color w:val="E6D37A"/>
+                                <w:sz w:val="20"/>
+                                <w:szCs w:val="20"/>
+                                <w:lang w:val="en-US" w:eastAsia="ru-RU"/>
+                              </w:rPr>
+                              <w:t>1</w:t>
                             </w:r>
                           </w:p>
                           <w:p>
@@ -12795,7 +12756,27 @@
                                 <w:szCs w:val="20"/>
                                 <w:lang w:val="en-US" w:eastAsia="ru-RU"/>
                               </w:rPr>
-                              <w:t xml:space="preserve"> transmission </w:t>
+                              <w:t xml:space="preserve"> c</w:t>
+                            </w:r>
+                            <w:r>
+                              <w:rPr>
+                                <w:rFonts w:ascii="Monaco" w:eastAsia="Times New Roman" w:hAnsi="Monaco" w:cs="Courier New"/>
+                                <w:color w:val="E3EAF2"/>
+                                <w:sz w:val="20"/>
+                                <w:szCs w:val="20"/>
+                                <w:lang w:val="en-US" w:eastAsia="ru-RU"/>
+                              </w:rPr>
+                              <w:t>.</w:t>
+                            </w:r>
+                            <w:r>
+                              <w:rPr>
+                                <w:rFonts w:ascii="Monaco" w:eastAsia="Times New Roman" w:hAnsi="Monaco" w:cs="Courier New"/>
+                                <w:color w:val="F9FAFB"/>
+                                <w:sz w:val="20"/>
+                                <w:szCs w:val="20"/>
+                                <w:lang w:val="en-US" w:eastAsia="ru-RU"/>
+                              </w:rPr>
+                              <w:t xml:space="preserve">id_category </w:t>
                             </w:r>
                             <w:r>
                               <w:rPr>
@@ -12815,17 +12796,7 @@
                                 <w:szCs w:val="20"/>
                                 <w:lang w:val="en-US" w:eastAsia="ru-RU"/>
                               </w:rPr>
-                              <w:t xml:space="preserve"> </w:t>
-                            </w:r>
-                            <w:r>
-                              <w:rPr>
-                                <w:rFonts w:ascii="Monaco" w:eastAsia="Times New Roman" w:hAnsi="Monaco" w:cs="Courier New"/>
-                                <w:color w:val="91D076"/>
-                                <w:sz w:val="20"/>
-                                <w:szCs w:val="20"/>
-                                <w:lang w:val="en-US" w:eastAsia="ru-RU"/>
-                              </w:rPr>
-                              <w:t>'automatic'</w:t>
+                              <w:t xml:space="preserve"> ?</w:t>
                             </w:r>
                           </w:p>
                           <w:p>
@@ -12886,7 +12857,27 @@
                                 <w:szCs w:val="20"/>
                                 <w:lang w:val="en-US" w:eastAsia="ru-RU"/>
                               </w:rPr>
-                              <w:t xml:space="preserve"> drive </w:t>
+                              <w:t xml:space="preserve"> c</w:t>
+                            </w:r>
+                            <w:r>
+                              <w:rPr>
+                                <w:rFonts w:ascii="Monaco" w:eastAsia="Times New Roman" w:hAnsi="Monaco" w:cs="Courier New"/>
+                                <w:color w:val="E3EAF2"/>
+                                <w:sz w:val="20"/>
+                                <w:szCs w:val="20"/>
+                                <w:lang w:val="en-US" w:eastAsia="ru-RU"/>
+                              </w:rPr>
+                              <w:t>.</w:t>
+                            </w:r>
+                            <w:r>
+                              <w:rPr>
+                                <w:rFonts w:ascii="Monaco" w:eastAsia="Times New Roman" w:hAnsi="Monaco" w:cs="Courier New"/>
+                                <w:color w:val="F9FAFB"/>
+                                <w:sz w:val="20"/>
+                                <w:szCs w:val="20"/>
+                                <w:lang w:val="en-US" w:eastAsia="ru-RU"/>
+                              </w:rPr>
+                              <w:t xml:space="preserve">quantity </w:t>
                             </w:r>
                             <w:r>
                               <w:rPr>
@@ -12896,7 +12887,7 @@
                                 <w:szCs w:val="20"/>
                                 <w:lang w:val="en-US" w:eastAsia="ru-RU"/>
                               </w:rPr>
-                              <w:t>=</w:t>
+                              <w:t>&gt;</w:t>
                             </w:r>
                             <w:r>
                               <w:rPr>
@@ -12911,12 +12902,12 @@
                             <w:r>
                               <w:rPr>
                                 <w:rFonts w:ascii="Monaco" w:eastAsia="Times New Roman" w:hAnsi="Monaco" w:cs="Courier New"/>
-                                <w:color w:val="91D076"/>
-                                <w:sz w:val="20"/>
-                                <w:szCs w:val="20"/>
-                                <w:lang w:val="en-US" w:eastAsia="ru-RU"/>
-                              </w:rPr>
-                              <w:t>'all'</w:t>
+                                <w:color w:val="E6D37A"/>
+                                <w:sz w:val="20"/>
+                                <w:szCs w:val="20"/>
+                                <w:lang w:val="en-US" w:eastAsia="ru-RU"/>
+                              </w:rPr>
+                              <w:t>0</w:t>
                             </w:r>
                           </w:p>
                           <w:p>
@@ -12977,7 +12968,27 @@
                                 <w:szCs w:val="20"/>
                                 <w:lang w:val="en-US" w:eastAsia="ru-RU"/>
                               </w:rPr>
-                              <w:t xml:space="preserve"> condition </w:t>
+                              <w:t xml:space="preserve"> st</w:t>
+                            </w:r>
+                            <w:r>
+                              <w:rPr>
+                                <w:rFonts w:ascii="Monaco" w:eastAsia="Times New Roman" w:hAnsi="Monaco" w:cs="Courier New"/>
+                                <w:color w:val="E3EAF2"/>
+                                <w:sz w:val="20"/>
+                                <w:szCs w:val="20"/>
+                                <w:lang w:val="en-US" w:eastAsia="ru-RU"/>
+                              </w:rPr>
+                              <w:t>.</w:t>
+                            </w:r>
+                            <w:r>
+                              <w:rPr>
+                                <w:rFonts w:ascii="Monaco" w:eastAsia="Times New Roman" w:hAnsi="Monaco" w:cs="Courier New"/>
+                                <w:color w:val="F9FAFB"/>
+                                <w:sz w:val="20"/>
+                                <w:szCs w:val="20"/>
+                                <w:lang w:val="en-US" w:eastAsia="ru-RU"/>
+                              </w:rPr>
+                              <w:t xml:space="preserve">name </w:t>
                             </w:r>
                             <w:r>
                               <w:rPr>
@@ -13007,7 +13018,7 @@
                                 <w:szCs w:val="20"/>
                                 <w:lang w:val="en-US" w:eastAsia="ru-RU"/>
                               </w:rPr>
-                              <w:t>'new'</w:t>
+                              <w:t>'left'</w:t>
                             </w:r>
                           </w:p>
                           <w:p>
@@ -13043,11 +13054,646 @@
                             <w:r>
                               <w:rPr>
                                 <w:rFonts w:ascii="Monaco" w:eastAsia="Times New Roman" w:hAnsi="Monaco" w:cs="Courier New"/>
+                                <w:color w:val="F9FAFB"/>
+                                <w:sz w:val="20"/>
+                                <w:szCs w:val="20"/>
+                                <w:lang w:val="en-US" w:eastAsia="ru-RU"/>
+                              </w:rPr>
+                              <w:t xml:space="preserve">  </w:t>
+                            </w:r>
+                            <w:r>
+                              <w:rPr>
+                                <w:rFonts w:ascii="Monaco" w:eastAsia="Times New Roman" w:hAnsi="Monaco" w:cs="Courier New"/>
                                 <w:color w:val="E9AE7E"/>
                                 <w:sz w:val="20"/>
                                 <w:szCs w:val="20"/>
                                 <w:lang w:val="en-US" w:eastAsia="ru-RU"/>
                               </w:rPr>
+                              <w:t>AND</w:t>
+                            </w:r>
+                            <w:r>
+                              <w:rPr>
+                                <w:rFonts w:ascii="Monaco" w:eastAsia="Times New Roman" w:hAnsi="Monaco" w:cs="Courier New"/>
+                                <w:color w:val="F9FAFB"/>
+                                <w:sz w:val="20"/>
+                                <w:szCs w:val="20"/>
+                                <w:lang w:val="en-US" w:eastAsia="ru-RU"/>
+                              </w:rPr>
+                              <w:t xml:space="preserve"> c</w:t>
+                            </w:r>
+                            <w:r>
+                              <w:rPr>
+                                <w:rFonts w:ascii="Monaco" w:eastAsia="Times New Roman" w:hAnsi="Monaco" w:cs="Courier New"/>
+                                <w:color w:val="E3EAF2"/>
+                                <w:sz w:val="20"/>
+                                <w:szCs w:val="20"/>
+                                <w:lang w:val="en-US" w:eastAsia="ru-RU"/>
+                              </w:rPr>
+                              <w:t>.</w:t>
+                            </w:r>
+                            <w:r>
+                              <w:rPr>
+                                <w:rFonts w:ascii="Monaco" w:eastAsia="Times New Roman" w:hAnsi="Monaco" w:cs="Courier New"/>
+                                <w:color w:val="F9FAFB"/>
+                                <w:sz w:val="20"/>
+                                <w:szCs w:val="20"/>
+                                <w:lang w:val="en-US" w:eastAsia="ru-RU"/>
+                              </w:rPr>
+                              <w:t xml:space="preserve">power </w:t>
+                            </w:r>
+                            <w:r>
+                              <w:rPr>
+                                <w:rFonts w:ascii="Monaco" w:eastAsia="Times New Roman" w:hAnsi="Monaco" w:cs="Courier New"/>
+                                <w:color w:val="E9AE7E"/>
+                                <w:sz w:val="20"/>
+                                <w:szCs w:val="20"/>
+                                <w:lang w:val="en-US" w:eastAsia="ru-RU"/>
+                              </w:rPr>
+                              <w:t>&gt;=</w:t>
+                            </w:r>
+                            <w:r>
+                              <w:rPr>
+                                <w:rFonts w:ascii="Monaco" w:eastAsia="Times New Roman" w:hAnsi="Monaco" w:cs="Courier New"/>
+                                <w:color w:val="F9FAFB"/>
+                                <w:sz w:val="20"/>
+                                <w:szCs w:val="20"/>
+                                <w:lang w:val="en-US" w:eastAsia="ru-RU"/>
+                              </w:rPr>
+                              <w:t xml:space="preserve"> </w:t>
+                            </w:r>
+                            <w:r>
+                              <w:rPr>
+                                <w:rFonts w:ascii="Monaco" w:eastAsia="Times New Roman" w:hAnsi="Monaco" w:cs="Courier New"/>
+                                <w:color w:val="E6D37A"/>
+                                <w:sz w:val="20"/>
+                                <w:szCs w:val="20"/>
+                                <w:lang w:val="en-US" w:eastAsia="ru-RU"/>
+                              </w:rPr>
+                              <w:t>150</w:t>
+                            </w:r>
+                            <w:r>
+                              <w:rPr>
+                                <w:rFonts w:ascii="Monaco" w:eastAsia="Times New Roman" w:hAnsi="Monaco" w:cs="Courier New"/>
+                                <w:color w:val="F9FAFB"/>
+                                <w:sz w:val="20"/>
+                                <w:szCs w:val="20"/>
+                                <w:lang w:val="en-US" w:eastAsia="ru-RU"/>
+                              </w:rPr>
+                              <w:t xml:space="preserve"> </w:t>
+                            </w:r>
+                            <w:r>
+                              <w:rPr>
+                                <w:rFonts w:ascii="Monaco" w:eastAsia="Times New Roman" w:hAnsi="Monaco" w:cs="Courier New"/>
+                                <w:color w:val="E9AE7E"/>
+                                <w:sz w:val="20"/>
+                                <w:szCs w:val="20"/>
+                                <w:lang w:val="en-US" w:eastAsia="ru-RU"/>
+                              </w:rPr>
+                              <w:t>AND</w:t>
+                            </w:r>
+                            <w:r>
+                              <w:rPr>
+                                <w:rFonts w:ascii="Monaco" w:eastAsia="Times New Roman" w:hAnsi="Monaco" w:cs="Courier New"/>
+                                <w:color w:val="F9FAFB"/>
+                                <w:sz w:val="20"/>
+                                <w:szCs w:val="20"/>
+                                <w:lang w:val="en-US" w:eastAsia="ru-RU"/>
+                              </w:rPr>
+                              <w:t xml:space="preserve"> c</w:t>
+                            </w:r>
+                            <w:r>
+                              <w:rPr>
+                                <w:rFonts w:ascii="Monaco" w:eastAsia="Times New Roman" w:hAnsi="Monaco" w:cs="Courier New"/>
+                                <w:color w:val="E3EAF2"/>
+                                <w:sz w:val="20"/>
+                                <w:szCs w:val="20"/>
+                                <w:lang w:val="en-US" w:eastAsia="ru-RU"/>
+                              </w:rPr>
+                              <w:t>.</w:t>
+                            </w:r>
+                            <w:r>
+                              <w:rPr>
+                                <w:rFonts w:ascii="Monaco" w:eastAsia="Times New Roman" w:hAnsi="Monaco" w:cs="Courier New"/>
+                                <w:color w:val="F9FAFB"/>
+                                <w:sz w:val="20"/>
+                                <w:szCs w:val="20"/>
+                                <w:lang w:val="en-US" w:eastAsia="ru-RU"/>
+                              </w:rPr>
+                              <w:t xml:space="preserve">power </w:t>
+                            </w:r>
+                            <w:r>
+                              <w:rPr>
+                                <w:rFonts w:ascii="Monaco" w:eastAsia="Times New Roman" w:hAnsi="Monaco" w:cs="Courier New"/>
+                                <w:color w:val="E9AE7E"/>
+                                <w:sz w:val="20"/>
+                                <w:szCs w:val="20"/>
+                                <w:lang w:val="en-US" w:eastAsia="ru-RU"/>
+                              </w:rPr>
+                              <w:t>&lt;=</w:t>
+                            </w:r>
+                            <w:r>
+                              <w:rPr>
+                                <w:rFonts w:ascii="Monaco" w:eastAsia="Times New Roman" w:hAnsi="Monaco" w:cs="Courier New"/>
+                                <w:color w:val="F9FAFB"/>
+                                <w:sz w:val="20"/>
+                                <w:szCs w:val="20"/>
+                                <w:lang w:val="en-US" w:eastAsia="ru-RU"/>
+                              </w:rPr>
+                              <w:t xml:space="preserve"> </w:t>
+                            </w:r>
+                            <w:r>
+                              <w:rPr>
+                                <w:rFonts w:ascii="Monaco" w:eastAsia="Times New Roman" w:hAnsi="Monaco" w:cs="Courier New"/>
+                                <w:color w:val="E6D37A"/>
+                                <w:sz w:val="20"/>
+                                <w:szCs w:val="20"/>
+                                <w:lang w:val="en-US" w:eastAsia="ru-RU"/>
+                              </w:rPr>
+                              <w:t>250</w:t>
+                            </w:r>
+                          </w:p>
+                          <w:p>
+                            <w:pPr>
+                              <w:tabs>
+                                <w:tab w:val="left" w:pos="916"/>
+                                <w:tab w:val="left" w:pos="1832"/>
+                                <w:tab w:val="left" w:pos="2748"/>
+                                <w:tab w:val="left" w:pos="3664"/>
+                                <w:tab w:val="left" w:pos="4580"/>
+                                <w:tab w:val="left" w:pos="5496"/>
+                                <w:tab w:val="left" w:pos="6412"/>
+                                <w:tab w:val="left" w:pos="7328"/>
+                                <w:tab w:val="left" w:pos="8244"/>
+                                <w:tab w:val="left" w:pos="9160"/>
+                                <w:tab w:val="left" w:pos="10076"/>
+                                <w:tab w:val="left" w:pos="10992"/>
+                                <w:tab w:val="left" w:pos="11908"/>
+                                <w:tab w:val="left" w:pos="12824"/>
+                                <w:tab w:val="left" w:pos="13740"/>
+                                <w:tab w:val="left" w:pos="14656"/>
+                              </w:tabs>
+                              <w:wordWrap w:val="0"/>
+                              <w:spacing w:after="0" w:line="330" w:lineRule="atLeast"/>
+                              <w:rPr>
+                                <w:rFonts w:ascii="Monaco" w:eastAsia="Times New Roman" w:hAnsi="Monaco" w:cs="Courier New"/>
+                                <w:color w:val="F9FAFB"/>
+                                <w:sz w:val="20"/>
+                                <w:szCs w:val="20"/>
+                                <w:lang w:val="en-US" w:eastAsia="ru-RU"/>
+                              </w:rPr>
+                            </w:pPr>
+                            <w:r>
+                              <w:rPr>
+                                <w:rFonts w:ascii="Monaco" w:eastAsia="Times New Roman" w:hAnsi="Monaco" w:cs="Courier New"/>
+                                <w:color w:val="F9FAFB"/>
+                                <w:sz w:val="20"/>
+                                <w:szCs w:val="20"/>
+                                <w:lang w:val="en-US" w:eastAsia="ru-RU"/>
+                              </w:rPr>
+                              <w:t xml:space="preserve">  </w:t>
+                            </w:r>
+                            <w:r>
+                              <w:rPr>
+                                <w:rFonts w:ascii="Monaco" w:eastAsia="Times New Roman" w:hAnsi="Monaco" w:cs="Courier New"/>
+                                <w:color w:val="E9AE7E"/>
+                                <w:sz w:val="20"/>
+                                <w:szCs w:val="20"/>
+                                <w:lang w:val="en-US" w:eastAsia="ru-RU"/>
+                              </w:rPr>
+                              <w:t>AND</w:t>
+                            </w:r>
+                            <w:r>
+                              <w:rPr>
+                                <w:rFonts w:ascii="Monaco" w:eastAsia="Times New Roman" w:hAnsi="Monaco" w:cs="Courier New"/>
+                                <w:color w:val="F9FAFB"/>
+                                <w:sz w:val="20"/>
+                                <w:szCs w:val="20"/>
+                                <w:lang w:val="en-US" w:eastAsia="ru-RU"/>
+                              </w:rPr>
+                              <w:t xml:space="preserve"> ft</w:t>
+                            </w:r>
+                            <w:r>
+                              <w:rPr>
+                                <w:rFonts w:ascii="Monaco" w:eastAsia="Times New Roman" w:hAnsi="Monaco" w:cs="Courier New"/>
+                                <w:color w:val="E3EAF2"/>
+                                <w:sz w:val="20"/>
+                                <w:szCs w:val="20"/>
+                                <w:lang w:val="en-US" w:eastAsia="ru-RU"/>
+                              </w:rPr>
+                              <w:t>.</w:t>
+                            </w:r>
+                            <w:r>
+                              <w:rPr>
+                                <w:rFonts w:ascii="Monaco" w:eastAsia="Times New Roman" w:hAnsi="Monaco" w:cs="Courier New"/>
+                                <w:color w:val="F9FAFB"/>
+                                <w:sz w:val="20"/>
+                                <w:szCs w:val="20"/>
+                                <w:lang w:val="en-US" w:eastAsia="ru-RU"/>
+                              </w:rPr>
+                              <w:t xml:space="preserve">name </w:t>
+                            </w:r>
+                            <w:r>
+                              <w:rPr>
+                                <w:rFonts w:ascii="Monaco" w:eastAsia="Times New Roman" w:hAnsi="Monaco" w:cs="Courier New"/>
+                                <w:color w:val="E9AE7E"/>
+                                <w:sz w:val="20"/>
+                                <w:szCs w:val="20"/>
+                                <w:lang w:val="en-US" w:eastAsia="ru-RU"/>
+                              </w:rPr>
+                              <w:t>=</w:t>
+                            </w:r>
+                            <w:r>
+                              <w:rPr>
+                                <w:rFonts w:ascii="Monaco" w:eastAsia="Times New Roman" w:hAnsi="Monaco" w:cs="Courier New"/>
+                                <w:color w:val="F9FAFB"/>
+                                <w:sz w:val="20"/>
+                                <w:szCs w:val="20"/>
+                                <w:lang w:val="en-US" w:eastAsia="ru-RU"/>
+                              </w:rPr>
+                              <w:t xml:space="preserve"> </w:t>
+                            </w:r>
+                            <w:r>
+                              <w:rPr>
+                                <w:rFonts w:ascii="Monaco" w:eastAsia="Times New Roman" w:hAnsi="Monaco" w:cs="Courier New"/>
+                                <w:color w:val="91D076"/>
+                                <w:sz w:val="20"/>
+                                <w:szCs w:val="20"/>
+                                <w:lang w:val="en-US" w:eastAsia="ru-RU"/>
+                              </w:rPr>
+                              <w:t>'petrol'</w:t>
+                            </w:r>
+                          </w:p>
+                          <w:p>
+                            <w:pPr>
+                              <w:tabs>
+                                <w:tab w:val="left" w:pos="916"/>
+                                <w:tab w:val="left" w:pos="1832"/>
+                                <w:tab w:val="left" w:pos="2748"/>
+                                <w:tab w:val="left" w:pos="3664"/>
+                                <w:tab w:val="left" w:pos="4580"/>
+                                <w:tab w:val="left" w:pos="5496"/>
+                                <w:tab w:val="left" w:pos="6412"/>
+                                <w:tab w:val="left" w:pos="7328"/>
+                                <w:tab w:val="left" w:pos="8244"/>
+                                <w:tab w:val="left" w:pos="9160"/>
+                                <w:tab w:val="left" w:pos="10076"/>
+                                <w:tab w:val="left" w:pos="10992"/>
+                                <w:tab w:val="left" w:pos="11908"/>
+                                <w:tab w:val="left" w:pos="12824"/>
+                                <w:tab w:val="left" w:pos="13740"/>
+                                <w:tab w:val="left" w:pos="14656"/>
+                              </w:tabs>
+                              <w:wordWrap w:val="0"/>
+                              <w:spacing w:after="0" w:line="330" w:lineRule="atLeast"/>
+                              <w:rPr>
+                                <w:rFonts w:ascii="Monaco" w:eastAsia="Times New Roman" w:hAnsi="Monaco" w:cs="Courier New"/>
+                                <w:color w:val="F9FAFB"/>
+                                <w:sz w:val="20"/>
+                                <w:szCs w:val="20"/>
+                                <w:lang w:val="en-US" w:eastAsia="ru-RU"/>
+                              </w:rPr>
+                            </w:pPr>
+                            <w:r>
+                              <w:rPr>
+                                <w:rFonts w:ascii="Monaco" w:eastAsia="Times New Roman" w:hAnsi="Monaco" w:cs="Courier New"/>
+                                <w:color w:val="F9FAFB"/>
+                                <w:sz w:val="20"/>
+                                <w:szCs w:val="20"/>
+                                <w:lang w:val="en-US" w:eastAsia="ru-RU"/>
+                              </w:rPr>
+                              <w:t xml:space="preserve">  </w:t>
+                            </w:r>
+                            <w:r>
+                              <w:rPr>
+                                <w:rFonts w:ascii="Monaco" w:eastAsia="Times New Roman" w:hAnsi="Monaco" w:cs="Courier New"/>
+                                <w:color w:val="E9AE7E"/>
+                                <w:sz w:val="20"/>
+                                <w:szCs w:val="20"/>
+                                <w:lang w:val="en-US" w:eastAsia="ru-RU"/>
+                              </w:rPr>
+                              <w:t>AND</w:t>
+                            </w:r>
+                            <w:r>
+                              <w:rPr>
+                                <w:rFonts w:ascii="Monaco" w:eastAsia="Times New Roman" w:hAnsi="Monaco" w:cs="Courier New"/>
+                                <w:color w:val="F9FAFB"/>
+                                <w:sz w:val="20"/>
+                                <w:szCs w:val="20"/>
+                                <w:lang w:val="en-US" w:eastAsia="ru-RU"/>
+                              </w:rPr>
+                              <w:t xml:space="preserve"> tr</w:t>
+                            </w:r>
+                            <w:r>
+                              <w:rPr>
+                                <w:rFonts w:ascii="Monaco" w:eastAsia="Times New Roman" w:hAnsi="Monaco" w:cs="Courier New"/>
+                                <w:color w:val="E3EAF2"/>
+                                <w:sz w:val="20"/>
+                                <w:szCs w:val="20"/>
+                                <w:lang w:val="en-US" w:eastAsia="ru-RU"/>
+                              </w:rPr>
+                              <w:t>.</w:t>
+                            </w:r>
+                            <w:r>
+                              <w:rPr>
+                                <w:rFonts w:ascii="Monaco" w:eastAsia="Times New Roman" w:hAnsi="Monaco" w:cs="Courier New"/>
+                                <w:color w:val="F9FAFB"/>
+                                <w:sz w:val="20"/>
+                                <w:szCs w:val="20"/>
+                                <w:lang w:val="en-US" w:eastAsia="ru-RU"/>
+                              </w:rPr>
+                              <w:t xml:space="preserve">name </w:t>
+                            </w:r>
+                            <w:r>
+                              <w:rPr>
+                                <w:rFonts w:ascii="Monaco" w:eastAsia="Times New Roman" w:hAnsi="Monaco" w:cs="Courier New"/>
+                                <w:color w:val="E9AE7E"/>
+                                <w:sz w:val="20"/>
+                                <w:szCs w:val="20"/>
+                                <w:lang w:val="en-US" w:eastAsia="ru-RU"/>
+                              </w:rPr>
+                              <w:t>=</w:t>
+                            </w:r>
+                            <w:r>
+                              <w:rPr>
+                                <w:rFonts w:ascii="Monaco" w:eastAsia="Times New Roman" w:hAnsi="Monaco" w:cs="Courier New"/>
+                                <w:color w:val="F9FAFB"/>
+                                <w:sz w:val="20"/>
+                                <w:szCs w:val="20"/>
+                                <w:lang w:val="en-US" w:eastAsia="ru-RU"/>
+                              </w:rPr>
+                              <w:t xml:space="preserve"> </w:t>
+                            </w:r>
+                            <w:r>
+                              <w:rPr>
+                                <w:rFonts w:ascii="Monaco" w:eastAsia="Times New Roman" w:hAnsi="Monaco" w:cs="Courier New"/>
+                                <w:color w:val="91D076"/>
+                                <w:sz w:val="20"/>
+                                <w:szCs w:val="20"/>
+                                <w:lang w:val="en-US" w:eastAsia="ru-RU"/>
+                              </w:rPr>
+                              <w:t>'automatic'</w:t>
+                            </w:r>
+                          </w:p>
+                          <w:p>
+                            <w:pPr>
+                              <w:tabs>
+                                <w:tab w:val="left" w:pos="916"/>
+                                <w:tab w:val="left" w:pos="1832"/>
+                                <w:tab w:val="left" w:pos="2748"/>
+                                <w:tab w:val="left" w:pos="3664"/>
+                                <w:tab w:val="left" w:pos="4580"/>
+                                <w:tab w:val="left" w:pos="5496"/>
+                                <w:tab w:val="left" w:pos="6412"/>
+                                <w:tab w:val="left" w:pos="7328"/>
+                                <w:tab w:val="left" w:pos="8244"/>
+                                <w:tab w:val="left" w:pos="9160"/>
+                                <w:tab w:val="left" w:pos="10076"/>
+                                <w:tab w:val="left" w:pos="10992"/>
+                                <w:tab w:val="left" w:pos="11908"/>
+                                <w:tab w:val="left" w:pos="12824"/>
+                                <w:tab w:val="left" w:pos="13740"/>
+                                <w:tab w:val="left" w:pos="14656"/>
+                              </w:tabs>
+                              <w:wordWrap w:val="0"/>
+                              <w:spacing w:after="0" w:line="330" w:lineRule="atLeast"/>
+                              <w:rPr>
+                                <w:rFonts w:ascii="Monaco" w:eastAsia="Times New Roman" w:hAnsi="Monaco" w:cs="Courier New"/>
+                                <w:color w:val="F9FAFB"/>
+                                <w:sz w:val="20"/>
+                                <w:szCs w:val="20"/>
+                                <w:lang w:val="en-US" w:eastAsia="ru-RU"/>
+                              </w:rPr>
+                            </w:pPr>
+                            <w:r>
+                              <w:rPr>
+                                <w:rFonts w:ascii="Monaco" w:eastAsia="Times New Roman" w:hAnsi="Monaco" w:cs="Courier New"/>
+                                <w:color w:val="F9FAFB"/>
+                                <w:sz w:val="20"/>
+                                <w:szCs w:val="20"/>
+                                <w:lang w:val="en-US" w:eastAsia="ru-RU"/>
+                              </w:rPr>
+                              <w:t xml:space="preserve">  </w:t>
+                            </w:r>
+                            <w:r>
+                              <w:rPr>
+                                <w:rFonts w:ascii="Monaco" w:eastAsia="Times New Roman" w:hAnsi="Monaco" w:cs="Courier New"/>
+                                <w:color w:val="E9AE7E"/>
+                                <w:sz w:val="20"/>
+                                <w:szCs w:val="20"/>
+                                <w:lang w:val="en-US" w:eastAsia="ru-RU"/>
+                              </w:rPr>
+                              <w:t>AND</w:t>
+                            </w:r>
+                            <w:r>
+                              <w:rPr>
+                                <w:rFonts w:ascii="Monaco" w:eastAsia="Times New Roman" w:hAnsi="Monaco" w:cs="Courier New"/>
+                                <w:color w:val="F9FAFB"/>
+                                <w:sz w:val="20"/>
+                                <w:szCs w:val="20"/>
+                                <w:lang w:val="en-US" w:eastAsia="ru-RU"/>
+                              </w:rPr>
+                              <w:t xml:space="preserve"> d</w:t>
+                            </w:r>
+                            <w:r>
+                              <w:rPr>
+                                <w:rFonts w:ascii="Monaco" w:eastAsia="Times New Roman" w:hAnsi="Monaco" w:cs="Courier New"/>
+                                <w:color w:val="E3EAF2"/>
+                                <w:sz w:val="20"/>
+                                <w:szCs w:val="20"/>
+                                <w:lang w:val="en-US" w:eastAsia="ru-RU"/>
+                              </w:rPr>
+                              <w:t>.</w:t>
+                            </w:r>
+                            <w:r>
+                              <w:rPr>
+                                <w:rFonts w:ascii="Monaco" w:eastAsia="Times New Roman" w:hAnsi="Monaco" w:cs="Courier New"/>
+                                <w:color w:val="F9FAFB"/>
+                                <w:sz w:val="20"/>
+                                <w:szCs w:val="20"/>
+                                <w:lang w:val="en-US" w:eastAsia="ru-RU"/>
+                              </w:rPr>
+                              <w:t xml:space="preserve">name </w:t>
+                            </w:r>
+                            <w:r>
+                              <w:rPr>
+                                <w:rFonts w:ascii="Monaco" w:eastAsia="Times New Roman" w:hAnsi="Monaco" w:cs="Courier New"/>
+                                <w:color w:val="E9AE7E"/>
+                                <w:sz w:val="20"/>
+                                <w:szCs w:val="20"/>
+                                <w:lang w:val="en-US" w:eastAsia="ru-RU"/>
+                              </w:rPr>
+                              <w:t>=</w:t>
+                            </w:r>
+                            <w:r>
+                              <w:rPr>
+                                <w:rFonts w:ascii="Monaco" w:eastAsia="Times New Roman" w:hAnsi="Monaco" w:cs="Courier New"/>
+                                <w:color w:val="F9FAFB"/>
+                                <w:sz w:val="20"/>
+                                <w:szCs w:val="20"/>
+                                <w:lang w:val="en-US" w:eastAsia="ru-RU"/>
+                              </w:rPr>
+                              <w:t xml:space="preserve"> </w:t>
+                            </w:r>
+                            <w:r>
+                              <w:rPr>
+                                <w:rFonts w:ascii="Monaco" w:eastAsia="Times New Roman" w:hAnsi="Monaco" w:cs="Courier New"/>
+                                <w:color w:val="91D076"/>
+                                <w:sz w:val="20"/>
+                                <w:szCs w:val="20"/>
+                                <w:lang w:val="en-US" w:eastAsia="ru-RU"/>
+                              </w:rPr>
+                              <w:t>'all'</w:t>
+                            </w:r>
+                          </w:p>
+                          <w:p>
+                            <w:pPr>
+                              <w:tabs>
+                                <w:tab w:val="left" w:pos="916"/>
+                                <w:tab w:val="left" w:pos="1832"/>
+                                <w:tab w:val="left" w:pos="2748"/>
+                                <w:tab w:val="left" w:pos="3664"/>
+                                <w:tab w:val="left" w:pos="4580"/>
+                                <w:tab w:val="left" w:pos="5496"/>
+                                <w:tab w:val="left" w:pos="6412"/>
+                                <w:tab w:val="left" w:pos="7328"/>
+                                <w:tab w:val="left" w:pos="8244"/>
+                                <w:tab w:val="left" w:pos="9160"/>
+                                <w:tab w:val="left" w:pos="10076"/>
+                                <w:tab w:val="left" w:pos="10992"/>
+                                <w:tab w:val="left" w:pos="11908"/>
+                                <w:tab w:val="left" w:pos="12824"/>
+                                <w:tab w:val="left" w:pos="13740"/>
+                                <w:tab w:val="left" w:pos="14656"/>
+                              </w:tabs>
+                              <w:wordWrap w:val="0"/>
+                              <w:spacing w:after="0" w:line="330" w:lineRule="atLeast"/>
+                              <w:rPr>
+                                <w:rFonts w:ascii="Monaco" w:eastAsia="Times New Roman" w:hAnsi="Monaco" w:cs="Courier New"/>
+                                <w:color w:val="F9FAFB"/>
+                                <w:sz w:val="20"/>
+                                <w:szCs w:val="20"/>
+                                <w:lang w:val="en-US" w:eastAsia="ru-RU"/>
+                              </w:rPr>
+                            </w:pPr>
+                            <w:r>
+                              <w:rPr>
+                                <w:rFonts w:ascii="Monaco" w:eastAsia="Times New Roman" w:hAnsi="Monaco" w:cs="Courier New"/>
+                                <w:color w:val="F9FAFB"/>
+                                <w:sz w:val="20"/>
+                                <w:szCs w:val="20"/>
+                                <w:lang w:val="en-US" w:eastAsia="ru-RU"/>
+                              </w:rPr>
+                              <w:t xml:space="preserve">  </w:t>
+                            </w:r>
+                            <w:r>
+                              <w:rPr>
+                                <w:rFonts w:ascii="Monaco" w:eastAsia="Times New Roman" w:hAnsi="Monaco" w:cs="Courier New"/>
+                                <w:color w:val="E9AE7E"/>
+                                <w:sz w:val="20"/>
+                                <w:szCs w:val="20"/>
+                                <w:lang w:val="en-US" w:eastAsia="ru-RU"/>
+                              </w:rPr>
+                              <w:t>AND</w:t>
+                            </w:r>
+                            <w:r>
+                              <w:rPr>
+                                <w:rFonts w:ascii="Monaco" w:eastAsia="Times New Roman" w:hAnsi="Monaco" w:cs="Courier New"/>
+                                <w:color w:val="F9FAFB"/>
+                                <w:sz w:val="20"/>
+                                <w:szCs w:val="20"/>
+                                <w:lang w:val="en-US" w:eastAsia="ru-RU"/>
+                              </w:rPr>
+                              <w:t xml:space="preserve"> cond</w:t>
+                            </w:r>
+                            <w:r>
+                              <w:rPr>
+                                <w:rFonts w:ascii="Monaco" w:eastAsia="Times New Roman" w:hAnsi="Monaco" w:cs="Courier New"/>
+                                <w:color w:val="E3EAF2"/>
+                                <w:sz w:val="20"/>
+                                <w:szCs w:val="20"/>
+                                <w:lang w:val="en-US" w:eastAsia="ru-RU"/>
+                              </w:rPr>
+                              <w:t>.</w:t>
+                            </w:r>
+                            <w:r>
+                              <w:rPr>
+                                <w:rFonts w:ascii="Monaco" w:eastAsia="Times New Roman" w:hAnsi="Monaco" w:cs="Courier New"/>
+                                <w:color w:val="F9FAFB"/>
+                                <w:sz w:val="20"/>
+                                <w:szCs w:val="20"/>
+                                <w:lang w:val="en-US" w:eastAsia="ru-RU"/>
+                              </w:rPr>
+                              <w:t xml:space="preserve">name </w:t>
+                            </w:r>
+                            <w:r>
+                              <w:rPr>
+                                <w:rFonts w:ascii="Monaco" w:eastAsia="Times New Roman" w:hAnsi="Monaco" w:cs="Courier New"/>
+                                <w:color w:val="E9AE7E"/>
+                                <w:sz w:val="20"/>
+                                <w:szCs w:val="20"/>
+                                <w:lang w:val="en-US" w:eastAsia="ru-RU"/>
+                              </w:rPr>
+                              <w:t>=</w:t>
+                            </w:r>
+                            <w:r>
+                              <w:rPr>
+                                <w:rFonts w:ascii="Monaco" w:eastAsia="Times New Roman" w:hAnsi="Monaco" w:cs="Courier New"/>
+                                <w:color w:val="F9FAFB"/>
+                                <w:sz w:val="20"/>
+                                <w:szCs w:val="20"/>
+                                <w:lang w:val="en-US" w:eastAsia="ru-RU"/>
+                              </w:rPr>
+                              <w:t xml:space="preserve"> </w:t>
+                            </w:r>
+                            <w:r>
+                              <w:rPr>
+                                <w:rFonts w:ascii="Monaco" w:eastAsia="Times New Roman" w:hAnsi="Monaco" w:cs="Courier New"/>
+                                <w:color w:val="91D076"/>
+                                <w:sz w:val="20"/>
+                                <w:szCs w:val="20"/>
+                                <w:lang w:val="en-US" w:eastAsia="ru-RU"/>
+                              </w:rPr>
+                              <w:t>'new'</w:t>
+                            </w:r>
+                          </w:p>
+                          <w:p>
+                            <w:pPr>
+                              <w:tabs>
+                                <w:tab w:val="left" w:pos="916"/>
+                                <w:tab w:val="left" w:pos="1832"/>
+                                <w:tab w:val="left" w:pos="2748"/>
+                                <w:tab w:val="left" w:pos="3664"/>
+                                <w:tab w:val="left" w:pos="4580"/>
+                                <w:tab w:val="left" w:pos="5496"/>
+                                <w:tab w:val="left" w:pos="6412"/>
+                                <w:tab w:val="left" w:pos="7328"/>
+                                <w:tab w:val="left" w:pos="8244"/>
+                                <w:tab w:val="left" w:pos="9160"/>
+                                <w:tab w:val="left" w:pos="10076"/>
+                                <w:tab w:val="left" w:pos="10992"/>
+                                <w:tab w:val="left" w:pos="11908"/>
+                                <w:tab w:val="left" w:pos="12824"/>
+                                <w:tab w:val="left" w:pos="13740"/>
+                                <w:tab w:val="left" w:pos="14656"/>
+                              </w:tabs>
+                              <w:wordWrap w:val="0"/>
+                              <w:spacing w:after="0" w:line="330" w:lineRule="atLeast"/>
+                              <w:rPr>
+                                <w:rFonts w:ascii="Monaco" w:eastAsia="Times New Roman" w:hAnsi="Monaco" w:cs="Courier New"/>
+                                <w:color w:val="F9FAFB"/>
+                                <w:sz w:val="20"/>
+                                <w:szCs w:val="20"/>
+                                <w:lang w:val="en-US" w:eastAsia="ru-RU"/>
+                              </w:rPr>
+                            </w:pPr>
+                            <w:r>
+                              <w:rPr>
+                                <w:rFonts w:ascii="Monaco" w:eastAsia="Times New Roman" w:hAnsi="Monaco" w:cs="Courier New"/>
+                                <w:color w:val="E9AE7E"/>
+                                <w:sz w:val="20"/>
+                                <w:szCs w:val="20"/>
+                                <w:lang w:val="en-US" w:eastAsia="ru-RU"/>
+                              </w:rPr>
                               <w:t>ORDER</w:t>
                             </w:r>
                             <w:r>
@@ -13078,7 +13724,27 @@
                                 <w:szCs w:val="20"/>
                                 <w:lang w:val="en-US" w:eastAsia="ru-RU"/>
                               </w:rPr>
-                              <w:t xml:space="preserve"> quantity </w:t>
+                              <w:t xml:space="preserve"> c</w:t>
+                            </w:r>
+                            <w:r>
+                              <w:rPr>
+                                <w:rFonts w:ascii="Monaco" w:eastAsia="Times New Roman" w:hAnsi="Monaco" w:cs="Courier New"/>
+                                <w:color w:val="E3EAF2"/>
+                                <w:sz w:val="20"/>
+                                <w:szCs w:val="20"/>
+                                <w:lang w:val="en-US" w:eastAsia="ru-RU"/>
+                              </w:rPr>
+                              <w:t>.</w:t>
+                            </w:r>
+                            <w:r>
+                              <w:rPr>
+                                <w:rFonts w:ascii="Monaco" w:eastAsia="Times New Roman" w:hAnsi="Monaco" w:cs="Courier New"/>
+                                <w:color w:val="F9FAFB"/>
+                                <w:sz w:val="20"/>
+                                <w:szCs w:val="20"/>
+                                <w:lang w:val="en-US" w:eastAsia="ru-RU"/>
+                              </w:rPr>
+                              <w:t xml:space="preserve">quantity </w:t>
                             </w:r>
                             <w:r>
                               <w:rPr>
@@ -13108,7 +13774,27 @@
                                 <w:szCs w:val="20"/>
                                 <w:lang w:val="en-US" w:eastAsia="ru-RU"/>
                               </w:rPr>
-                              <w:t xml:space="preserve"> brand </w:t>
+                              <w:t xml:space="preserve"> c</w:t>
+                            </w:r>
+                            <w:r>
+                              <w:rPr>
+                                <w:rFonts w:ascii="Monaco" w:eastAsia="Times New Roman" w:hAnsi="Monaco" w:cs="Courier New"/>
+                                <w:color w:val="E3EAF2"/>
+                                <w:sz w:val="20"/>
+                                <w:szCs w:val="20"/>
+                                <w:lang w:val="en-US" w:eastAsia="ru-RU"/>
+                              </w:rPr>
+                              <w:t>.</w:t>
+                            </w:r>
+                            <w:r>
+                              <w:rPr>
+                                <w:rFonts w:ascii="Monaco" w:eastAsia="Times New Roman" w:hAnsi="Monaco" w:cs="Courier New"/>
+                                <w:color w:val="F9FAFB"/>
+                                <w:sz w:val="20"/>
+                                <w:szCs w:val="20"/>
+                                <w:lang w:val="en-US" w:eastAsia="ru-RU"/>
+                              </w:rPr>
+                              <w:t xml:space="preserve">brand </w:t>
                             </w:r>
                             <w:r>
                               <w:rPr>
@@ -13155,7 +13841,7 @@
           </mc:Choice>
           <mc:Fallback>
             <w:pict>
-              <v:roundrect w14:anchorId="129FA5B7" id="Скругленный прямоугольник 9" o:spid="_x0000_s1032" style="width:322.5pt;height:236.25pt;visibility:visible;mso-wrap-style:square;mso-left-percent:-10001;mso-top-percent:-10001;mso-position-horizontal:absolute;mso-position-horizontal-relative:char;mso-position-vertical:absolute;mso-position-vertical-relative:line;mso-left-percent:-10001;mso-top-percent:-10001;v-text-anchor:middle" arcsize="10923f" o:gfxdata="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" fillcolor="#161616 [334]" strokecolor="#404040 [2429]" strokeweight="4.5pt">
+              <v:roundrect w14:anchorId="06816FEB" id="Скругленный прямоугольник 9" o:spid="_x0000_s1032" style="width:322.5pt;height:328.5pt;visibility:visible;mso-wrap-style:square;mso-left-percent:-10001;mso-top-percent:-10001;mso-position-horizontal:absolute;mso-position-horizontal-relative:char;mso-position-vertical:absolute;mso-position-vertical-relative:line;mso-left-percent:-10001;mso-top-percent:-10001;v-text-anchor:middle" arcsize="10923f" o:gfxdata="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" fillcolor="#161616 [334]" strokecolor="#404040 [2429]" strokeweight="4.5pt">
                 <v:stroke joinstyle="miter"/>
                 <v:textbox>
                   <w:txbxContent>
@@ -13207,7 +13893,7 @@
                           <w:szCs w:val="20"/>
                           <w:lang w:val="en-US" w:eastAsia="ru-RU"/>
                         </w:rPr>
-                        <w:t xml:space="preserve"> id</w:t>
+                        <w:t xml:space="preserve"> c</w:t>
                       </w:r>
                       <w:r>
                         <w:rPr>
@@ -13217,6 +13903,26 @@
                           <w:szCs w:val="20"/>
                           <w:lang w:val="en-US" w:eastAsia="ru-RU"/>
                         </w:rPr>
+                        <w:t>.</w:t>
+                      </w:r>
+                      <w:r>
+                        <w:rPr>
+                          <w:rFonts w:ascii="Monaco" w:eastAsia="Times New Roman" w:hAnsi="Monaco" w:cs="Courier New"/>
+                          <w:color w:val="F9FAFB"/>
+                          <w:sz w:val="20"/>
+                          <w:szCs w:val="20"/>
+                          <w:lang w:val="en-US" w:eastAsia="ru-RU"/>
+                        </w:rPr>
+                        <w:t>id</w:t>
+                      </w:r>
+                      <w:r>
+                        <w:rPr>
+                          <w:rFonts w:ascii="Monaco" w:eastAsia="Times New Roman" w:hAnsi="Monaco" w:cs="Courier New"/>
+                          <w:color w:val="E3EAF2"/>
+                          <w:sz w:val="20"/>
+                          <w:szCs w:val="20"/>
+                          <w:lang w:val="en-US" w:eastAsia="ru-RU"/>
+                        </w:rPr>
                         <w:t>,</w:t>
                       </w:r>
                       <w:r>
@@ -13227,7 +13933,17 @@
                           <w:szCs w:val="20"/>
                           <w:lang w:val="en-US" w:eastAsia="ru-RU"/>
                         </w:rPr>
-                        <w:t xml:space="preserve"> brand</w:t>
+                        <w:t xml:space="preserve"> </w:t>
+                      </w:r>
+                      <w:r>
+                        <w:rPr>
+                          <w:rFonts w:ascii="Monaco" w:eastAsia="Times New Roman" w:hAnsi="Monaco" w:cs="Courier New"/>
+                          <w:color w:val="F9FAFB"/>
+                          <w:sz w:val="20"/>
+                          <w:szCs w:val="20"/>
+                          <w:lang w:val="en-US" w:eastAsia="ru-RU"/>
+                        </w:rPr>
+                        <w:t>c</w:t>
                       </w:r>
                       <w:r>
                         <w:rPr>
@@ -13237,6 +13953,26 @@
                           <w:szCs w:val="20"/>
                           <w:lang w:val="en-US" w:eastAsia="ru-RU"/>
                         </w:rPr>
+                        <w:t>.</w:t>
+                      </w:r>
+                      <w:r>
+                        <w:rPr>
+                          <w:rFonts w:ascii="Monaco" w:eastAsia="Times New Roman" w:hAnsi="Monaco" w:cs="Courier New"/>
+                          <w:color w:val="F9FAFB"/>
+                          <w:sz w:val="20"/>
+                          <w:szCs w:val="20"/>
+                          <w:lang w:val="en-US" w:eastAsia="ru-RU"/>
+                        </w:rPr>
+                        <w:t>brand</w:t>
+                      </w:r>
+                      <w:r>
+                        <w:rPr>
+                          <w:rFonts w:ascii="Monaco" w:eastAsia="Times New Roman" w:hAnsi="Monaco" w:cs="Courier New"/>
+                          <w:color w:val="E3EAF2"/>
+                          <w:sz w:val="20"/>
+                          <w:szCs w:val="20"/>
+                          <w:lang w:val="en-US" w:eastAsia="ru-RU"/>
+                        </w:rPr>
                         <w:t>,</w:t>
                       </w:r>
                       <w:r>
@@ -13247,7 +13983,7 @@
                           <w:szCs w:val="20"/>
                           <w:lang w:val="en-US" w:eastAsia="ru-RU"/>
                         </w:rPr>
-                        <w:t xml:space="preserve"> model</w:t>
+                        <w:t xml:space="preserve"> c</w:t>
                       </w:r>
                       <w:r>
                         <w:rPr>
@@ -13257,6 +13993,26 @@
                           <w:szCs w:val="20"/>
                           <w:lang w:val="en-US" w:eastAsia="ru-RU"/>
                         </w:rPr>
+                        <w:t>.</w:t>
+                      </w:r>
+                      <w:r>
+                        <w:rPr>
+                          <w:rFonts w:ascii="Monaco" w:eastAsia="Times New Roman" w:hAnsi="Monaco" w:cs="Courier New"/>
+                          <w:color w:val="F9FAFB"/>
+                          <w:sz w:val="20"/>
+                          <w:szCs w:val="20"/>
+                          <w:lang w:val="en-US" w:eastAsia="ru-RU"/>
+                        </w:rPr>
+                        <w:t>model</w:t>
+                      </w:r>
+                      <w:r>
+                        <w:rPr>
+                          <w:rFonts w:ascii="Monaco" w:eastAsia="Times New Roman" w:hAnsi="Monaco" w:cs="Courier New"/>
+                          <w:color w:val="E3EAF2"/>
+                          <w:sz w:val="20"/>
+                          <w:szCs w:val="20"/>
+                          <w:lang w:val="en-US" w:eastAsia="ru-RU"/>
+                        </w:rPr>
                         <w:t>,</w:t>
                       </w:r>
                       <w:r>
@@ -13267,7 +14023,17 @@
                           <w:szCs w:val="20"/>
                           <w:lang w:val="en-US" w:eastAsia="ru-RU"/>
                         </w:rPr>
-                        <w:t xml:space="preserve"> </w:t>
+                        <w:t xml:space="preserve"> c</w:t>
+                      </w:r>
+                      <w:r>
+                        <w:rPr>
+                          <w:rFonts w:ascii="Monaco" w:eastAsia="Times New Roman" w:hAnsi="Monaco" w:cs="Courier New"/>
+                          <w:color w:val="E3EAF2"/>
+                          <w:sz w:val="20"/>
+                          <w:szCs w:val="20"/>
+                          <w:lang w:val="en-US" w:eastAsia="ru-RU"/>
+                        </w:rPr>
+                        <w:t>.</w:t>
                       </w:r>
                       <w:r>
                         <w:rPr>
@@ -13297,7 +14063,7 @@
                           <w:szCs w:val="20"/>
                           <w:lang w:val="en-US" w:eastAsia="ru-RU"/>
                         </w:rPr>
-                        <w:t xml:space="preserve"> price</w:t>
+                        <w:t xml:space="preserve"> c</w:t>
                       </w:r>
                       <w:r>
                         <w:rPr>
@@ -13307,6 +14073,26 @@
                           <w:szCs w:val="20"/>
                           <w:lang w:val="en-US" w:eastAsia="ru-RU"/>
                         </w:rPr>
+                        <w:t>.</w:t>
+                      </w:r>
+                      <w:r>
+                        <w:rPr>
+                          <w:rFonts w:ascii="Monaco" w:eastAsia="Times New Roman" w:hAnsi="Monaco" w:cs="Courier New"/>
+                          <w:color w:val="F9FAFB"/>
+                          <w:sz w:val="20"/>
+                          <w:szCs w:val="20"/>
+                          <w:lang w:val="en-US" w:eastAsia="ru-RU"/>
+                        </w:rPr>
+                        <w:t>price</w:t>
+                      </w:r>
+                      <w:r>
+                        <w:rPr>
+                          <w:rFonts w:ascii="Monaco" w:eastAsia="Times New Roman" w:hAnsi="Monaco" w:cs="Courier New"/>
+                          <w:color w:val="E3EAF2"/>
+                          <w:sz w:val="20"/>
+                          <w:szCs w:val="20"/>
+                          <w:lang w:val="en-US" w:eastAsia="ru-RU"/>
+                        </w:rPr>
                         <w:t>,</w:t>
                       </w:r>
                       <w:r>
@@ -13317,7 +14103,27 @@
                           <w:szCs w:val="20"/>
                           <w:lang w:val="en-US" w:eastAsia="ru-RU"/>
                         </w:rPr>
-                        <w:t xml:space="preserve"> quantity</w:t>
+                        <w:t xml:space="preserve"> c</w:t>
+                      </w:r>
+                      <w:r>
+                        <w:rPr>
+                          <w:rFonts w:ascii="Monaco" w:eastAsia="Times New Roman" w:hAnsi="Monaco" w:cs="Courier New"/>
+                          <w:color w:val="E3EAF2"/>
+                          <w:sz w:val="20"/>
+                          <w:szCs w:val="20"/>
+                          <w:lang w:val="en-US" w:eastAsia="ru-RU"/>
+                        </w:rPr>
+                        <w:t>.</w:t>
+                      </w:r>
+                      <w:r>
+                        <w:rPr>
+                          <w:rFonts w:ascii="Monaco" w:eastAsia="Times New Roman" w:hAnsi="Monaco" w:cs="Courier New"/>
+                          <w:color w:val="F9FAFB"/>
+                          <w:sz w:val="20"/>
+                          <w:szCs w:val="20"/>
+                          <w:lang w:val="en-US" w:eastAsia="ru-RU"/>
+                        </w:rPr>
+                        <w:t>quantity</w:t>
                       </w:r>
                     </w:p>
                     <w:p>
@@ -13368,7 +14174,7 @@
                           <w:szCs w:val="20"/>
                           <w:lang w:val="en-US" w:eastAsia="ru-RU"/>
                         </w:rPr>
-                        <w:t xml:space="preserve"> cars</w:t>
+                        <w:t xml:space="preserve"> cars c</w:t>
                       </w:r>
                     </w:p>
                     <w:p>
@@ -13409,7 +14215,7 @@
                           <w:szCs w:val="20"/>
                           <w:lang w:val="en-US" w:eastAsia="ru-RU"/>
                         </w:rPr>
-                        <w:t>WHERE</w:t>
+                        <w:t>LEFT</w:t>
                       </w:r>
                       <w:r>
                         <w:rPr>
@@ -13424,32 +14230,102 @@
                       <w:r>
                         <w:rPr>
                           <w:rFonts w:ascii="Monaco" w:eastAsia="Times New Roman" w:hAnsi="Monaco" w:cs="Courier New"/>
-                          <w:color w:val="E6D37A"/>
-                          <w:sz w:val="20"/>
-                          <w:szCs w:val="20"/>
-                          <w:lang w:val="en-US" w:eastAsia="ru-RU"/>
-                        </w:rPr>
-                        <w:t>1</w:t>
-                      </w:r>
-                      <w:r>
-                        <w:rPr>
-                          <w:rFonts w:ascii="Monaco" w:eastAsia="Times New Roman" w:hAnsi="Monaco" w:cs="Courier New"/>
                           <w:color w:val="E9AE7E"/>
                           <w:sz w:val="20"/>
                           <w:szCs w:val="20"/>
                           <w:lang w:val="en-US" w:eastAsia="ru-RU"/>
                         </w:rPr>
+                        <w:t>JOIN</w:t>
+                      </w:r>
+                      <w:r>
+                        <w:rPr>
+                          <w:rFonts w:ascii="Monaco" w:eastAsia="Times New Roman" w:hAnsi="Monaco" w:cs="Courier New"/>
+                          <w:color w:val="F9FAFB"/>
+                          <w:sz w:val="20"/>
+                          <w:szCs w:val="20"/>
+                          <w:lang w:val="en-US" w:eastAsia="ru-RU"/>
+                        </w:rPr>
+                        <w:t xml:space="preserve"> steering_types st </w:t>
+                      </w:r>
+                      <w:r>
+                        <w:rPr>
+                          <w:rFonts w:ascii="Monaco" w:eastAsia="Times New Roman" w:hAnsi="Monaco" w:cs="Courier New"/>
+                          <w:color w:val="E9AE7E"/>
+                          <w:sz w:val="20"/>
+                          <w:szCs w:val="20"/>
+                          <w:lang w:val="en-US" w:eastAsia="ru-RU"/>
+                        </w:rPr>
+                        <w:t>ON</w:t>
+                      </w:r>
+                      <w:r>
+                        <w:rPr>
+                          <w:rFonts w:ascii="Monaco" w:eastAsia="Times New Roman" w:hAnsi="Monaco" w:cs="Courier New"/>
+                          <w:color w:val="F9FAFB"/>
+                          <w:sz w:val="20"/>
+                          <w:szCs w:val="20"/>
+                          <w:lang w:val="en-US" w:eastAsia="ru-RU"/>
+                        </w:rPr>
+                        <w:t xml:space="preserve"> c</w:t>
+                      </w:r>
+                      <w:r>
+                        <w:rPr>
+                          <w:rFonts w:ascii="Monaco" w:eastAsia="Times New Roman" w:hAnsi="Monaco" w:cs="Courier New"/>
+                          <w:color w:val="E3EAF2"/>
+                          <w:sz w:val="20"/>
+                          <w:szCs w:val="20"/>
+                          <w:lang w:val="en-US" w:eastAsia="ru-RU"/>
+                        </w:rPr>
+                        <w:t>.</w:t>
+                      </w:r>
+                      <w:r>
+                        <w:rPr>
+                          <w:rFonts w:ascii="Monaco" w:eastAsia="Times New Roman" w:hAnsi="Monaco" w:cs="Courier New"/>
+                          <w:color w:val="F9FAFB"/>
+                          <w:sz w:val="20"/>
+                          <w:szCs w:val="20"/>
+                          <w:lang w:val="en-US" w:eastAsia="ru-RU"/>
+                        </w:rPr>
+                        <w:t xml:space="preserve">id_steering </w:t>
+                      </w:r>
+                      <w:r>
+                        <w:rPr>
+                          <w:rFonts w:ascii="Monaco" w:eastAsia="Times New Roman" w:hAnsi="Monaco" w:cs="Courier New"/>
+                          <w:color w:val="E9AE7E"/>
+                          <w:sz w:val="20"/>
+                          <w:szCs w:val="20"/>
+                          <w:lang w:val="en-US" w:eastAsia="ru-RU"/>
+                        </w:rPr>
                         <w:t>=</w:t>
                       </w:r>
                       <w:r>
                         <w:rPr>
                           <w:rFonts w:ascii="Monaco" w:eastAsia="Times New Roman" w:hAnsi="Monaco" w:cs="Courier New"/>
-                          <w:color w:val="E6D37A"/>
-                          <w:sz w:val="20"/>
-                          <w:szCs w:val="20"/>
-                          <w:lang w:val="en-US" w:eastAsia="ru-RU"/>
-                        </w:rPr>
-                        <w:t>1</w:t>
+                          <w:color w:val="F9FAFB"/>
+                          <w:sz w:val="20"/>
+                          <w:szCs w:val="20"/>
+                          <w:lang w:val="en-US" w:eastAsia="ru-RU"/>
+                        </w:rPr>
+                        <w:t xml:space="preserve"> st</w:t>
+                      </w:r>
+                      <w:r>
+                        <w:rPr>
+                          <w:rFonts w:ascii="Monaco" w:eastAsia="Times New Roman" w:hAnsi="Monaco" w:cs="Courier New"/>
+                          <w:color w:val="E3EAF2"/>
+                          <w:sz w:val="20"/>
+                          <w:szCs w:val="20"/>
+                          <w:lang w:val="en-US" w:eastAsia="ru-RU"/>
+                        </w:rPr>
+                        <w:t>.</w:t>
+                      </w:r>
+                      <w:r>
+                        <w:rPr>
+                          <w:rFonts w:ascii="Monaco" w:eastAsia="Times New Roman" w:hAnsi="Monaco" w:cs="Courier New"/>
+                          <w:color w:val="F9FAFB"/>
+                          <w:sz w:val="20"/>
+                          <w:szCs w:val="20"/>
+                          <w:lang w:val="en-US" w:eastAsia="ru-RU"/>
+                        </w:rPr>
+                        <w:t>id</w:t>
                       </w:r>
                     </w:p>
                     <w:p>
@@ -13485,22 +14361,12 @@
                       <w:r>
                         <w:rPr>
                           <w:rFonts w:ascii="Monaco" w:eastAsia="Times New Roman" w:hAnsi="Monaco" w:cs="Courier New"/>
-                          <w:color w:val="F9FAFB"/>
-                          <w:sz w:val="20"/>
-                          <w:szCs w:val="20"/>
-                          <w:lang w:val="en-US" w:eastAsia="ru-RU"/>
-                        </w:rPr>
-                        <w:t xml:space="preserve">  </w:t>
-                      </w:r>
-                      <w:r>
-                        <w:rPr>
-                          <w:rFonts w:ascii="Monaco" w:eastAsia="Times New Roman" w:hAnsi="Monaco" w:cs="Courier New"/>
                           <w:color w:val="E9AE7E"/>
                           <w:sz w:val="20"/>
                           <w:szCs w:val="20"/>
                           <w:lang w:val="en-US" w:eastAsia="ru-RU"/>
                         </w:rPr>
-                        <w:t>AND</w:t>
+                        <w:t>LEFT</w:t>
                       </w:r>
                       <w:r>
                         <w:rPr>
@@ -13512,29 +14378,6 @@
                         </w:rPr>
                         <w:t xml:space="preserve"> </w:t>
                       </w:r>
-                      <w:proofErr w:type="spellStart"/>
-                      <w:r>
-                        <w:rPr>
-                          <w:rFonts w:ascii="Monaco" w:eastAsia="Times New Roman" w:hAnsi="Monaco" w:cs="Courier New"/>
-                          <w:color w:val="F9FAFB"/>
-                          <w:sz w:val="20"/>
-                          <w:szCs w:val="20"/>
-                          <w:lang w:val="en-US" w:eastAsia="ru-RU"/>
-                        </w:rPr>
-                        <w:t>id_category</w:t>
-                      </w:r>
-                      <w:proofErr w:type="spellEnd"/>
-                      <w:r>
-                        <w:rPr>
-                          <w:rFonts w:ascii="Monaco" w:eastAsia="Times New Roman" w:hAnsi="Monaco" w:cs="Courier New"/>
-                          <w:color w:val="F9FAFB"/>
-                          <w:sz w:val="20"/>
-                          <w:szCs w:val="20"/>
-                          <w:lang w:val="en-US" w:eastAsia="ru-RU"/>
-                        </w:rPr>
-                        <w:t xml:space="preserve"> </w:t>
-                      </w:r>
-                      <w:proofErr w:type="gramStart"/>
                       <w:r>
                         <w:rPr>
                           <w:rFonts w:ascii="Monaco" w:eastAsia="Times New Roman" w:hAnsi="Monaco" w:cs="Courier New"/>
@@ -13543,6 +14386,66 @@
                           <w:szCs w:val="20"/>
                           <w:lang w:val="en-US" w:eastAsia="ru-RU"/>
                         </w:rPr>
+                        <w:t>JOIN</w:t>
+                      </w:r>
+                      <w:r>
+                        <w:rPr>
+                          <w:rFonts w:ascii="Monaco" w:eastAsia="Times New Roman" w:hAnsi="Monaco" w:cs="Courier New"/>
+                          <w:color w:val="F9FAFB"/>
+                          <w:sz w:val="20"/>
+                          <w:szCs w:val="20"/>
+                          <w:lang w:val="en-US" w:eastAsia="ru-RU"/>
+                        </w:rPr>
+                        <w:t xml:space="preserve"> fuel_types ft </w:t>
+                      </w:r>
+                      <w:r>
+                        <w:rPr>
+                          <w:rFonts w:ascii="Monaco" w:eastAsia="Times New Roman" w:hAnsi="Monaco" w:cs="Courier New"/>
+                          <w:color w:val="E9AE7E"/>
+                          <w:sz w:val="20"/>
+                          <w:szCs w:val="20"/>
+                          <w:lang w:val="en-US" w:eastAsia="ru-RU"/>
+                        </w:rPr>
+                        <w:t>ON</w:t>
+                      </w:r>
+                      <w:r>
+                        <w:rPr>
+                          <w:rFonts w:ascii="Monaco" w:eastAsia="Times New Roman" w:hAnsi="Monaco" w:cs="Courier New"/>
+                          <w:color w:val="F9FAFB"/>
+                          <w:sz w:val="20"/>
+                          <w:szCs w:val="20"/>
+                          <w:lang w:val="en-US" w:eastAsia="ru-RU"/>
+                        </w:rPr>
+                        <w:t xml:space="preserve"> c</w:t>
+                      </w:r>
+                      <w:r>
+                        <w:rPr>
+                          <w:rFonts w:ascii="Monaco" w:eastAsia="Times New Roman" w:hAnsi="Monaco" w:cs="Courier New"/>
+                          <w:color w:val="E3EAF2"/>
+                          <w:sz w:val="20"/>
+                          <w:szCs w:val="20"/>
+                          <w:lang w:val="en-US" w:eastAsia="ru-RU"/>
+                        </w:rPr>
+                        <w:t>.</w:t>
+                      </w:r>
+                      <w:r>
+                        <w:rPr>
+                          <w:rFonts w:ascii="Monaco" w:eastAsia="Times New Roman" w:hAnsi="Monaco" w:cs="Courier New"/>
+                          <w:color w:val="F9FAFB"/>
+                          <w:sz w:val="20"/>
+                          <w:szCs w:val="20"/>
+                          <w:lang w:val="en-US" w:eastAsia="ru-RU"/>
+                        </w:rPr>
+                        <w:t xml:space="preserve">id_fuel_type </w:t>
+                      </w:r>
+                      <w:r>
+                        <w:rPr>
+                          <w:rFonts w:ascii="Monaco" w:eastAsia="Times New Roman" w:hAnsi="Monaco" w:cs="Courier New"/>
+                          <w:color w:val="E9AE7E"/>
+                          <w:sz w:val="20"/>
+                          <w:szCs w:val="20"/>
+                          <w:lang w:val="en-US" w:eastAsia="ru-RU"/>
+                        </w:rPr>
                         <w:t>=</w:t>
                       </w:r>
                       <w:r>
@@ -13553,9 +14456,28 @@
                           <w:szCs w:val="20"/>
                           <w:lang w:val="en-US" w:eastAsia="ru-RU"/>
                         </w:rPr>
-                        <w:t xml:space="preserve"> ?</w:t>
-                      </w:r>
-                      <w:proofErr w:type="gramEnd"/>
+                        <w:t xml:space="preserve"> ft</w:t>
+                      </w:r>
+                      <w:r>
+                        <w:rPr>
+                          <w:rFonts w:ascii="Monaco" w:eastAsia="Times New Roman" w:hAnsi="Monaco" w:cs="Courier New"/>
+                          <w:color w:val="E3EAF2"/>
+                          <w:sz w:val="20"/>
+                          <w:szCs w:val="20"/>
+                          <w:lang w:val="en-US" w:eastAsia="ru-RU"/>
+                        </w:rPr>
+                        <w:t>.</w:t>
+                      </w:r>
+                      <w:r>
+                        <w:rPr>
+                          <w:rFonts w:ascii="Monaco" w:eastAsia="Times New Roman" w:hAnsi="Monaco" w:cs="Courier New"/>
+                          <w:color w:val="F9FAFB"/>
+                          <w:sz w:val="20"/>
+                          <w:szCs w:val="20"/>
+                          <w:lang w:val="en-US" w:eastAsia="ru-RU"/>
+                        </w:rPr>
+                        <w:t>id</w:t>
+                      </w:r>
                     </w:p>
                     <w:p>
                       <w:pPr>
@@ -13590,32 +14512,22 @@
                       <w:r>
                         <w:rPr>
                           <w:rFonts w:ascii="Monaco" w:eastAsia="Times New Roman" w:hAnsi="Monaco" w:cs="Courier New"/>
-                          <w:color w:val="F9FAFB"/>
-                          <w:sz w:val="20"/>
-                          <w:szCs w:val="20"/>
-                          <w:lang w:val="en-US" w:eastAsia="ru-RU"/>
-                        </w:rPr>
-                        <w:t xml:space="preserve">  </w:t>
-                      </w:r>
-                      <w:r>
-                        <w:rPr>
-                          <w:rFonts w:ascii="Monaco" w:eastAsia="Times New Roman" w:hAnsi="Monaco" w:cs="Courier New"/>
                           <w:color w:val="E9AE7E"/>
                           <w:sz w:val="20"/>
                           <w:szCs w:val="20"/>
                           <w:lang w:val="en-US" w:eastAsia="ru-RU"/>
                         </w:rPr>
-                        <w:t>AND</w:t>
-                      </w:r>
-                      <w:r>
-                        <w:rPr>
-                          <w:rFonts w:ascii="Monaco" w:eastAsia="Times New Roman" w:hAnsi="Monaco" w:cs="Courier New"/>
-                          <w:color w:val="F9FAFB"/>
-                          <w:sz w:val="20"/>
-                          <w:szCs w:val="20"/>
-                          <w:lang w:val="en-US" w:eastAsia="ru-RU"/>
-                        </w:rPr>
-                        <w:t xml:space="preserve"> quantity </w:t>
+                        <w:t>LEFT</w:t>
+                      </w:r>
+                      <w:r>
+                        <w:rPr>
+                          <w:rFonts w:ascii="Monaco" w:eastAsia="Times New Roman" w:hAnsi="Monaco" w:cs="Courier New"/>
+                          <w:color w:val="F9FAFB"/>
+                          <w:sz w:val="20"/>
+                          <w:szCs w:val="20"/>
+                          <w:lang w:val="en-US" w:eastAsia="ru-RU"/>
+                        </w:rPr>
+                        <w:t xml:space="preserve"> </w:t>
                       </w:r>
                       <w:r>
                         <w:rPr>
@@ -13625,27 +14537,97 @@
                           <w:szCs w:val="20"/>
                           <w:lang w:val="en-US" w:eastAsia="ru-RU"/>
                         </w:rPr>
-                        <w:t>&gt;</w:t>
-                      </w:r>
-                      <w:r>
-                        <w:rPr>
-                          <w:rFonts w:ascii="Monaco" w:eastAsia="Times New Roman" w:hAnsi="Monaco" w:cs="Courier New"/>
-                          <w:color w:val="F9FAFB"/>
-                          <w:sz w:val="20"/>
-                          <w:szCs w:val="20"/>
-                          <w:lang w:val="en-US" w:eastAsia="ru-RU"/>
-                        </w:rPr>
-                        <w:t xml:space="preserve"> </w:t>
-                      </w:r>
-                      <w:r>
-                        <w:rPr>
-                          <w:rFonts w:ascii="Monaco" w:eastAsia="Times New Roman" w:hAnsi="Monaco" w:cs="Courier New"/>
-                          <w:color w:val="E6D37A"/>
-                          <w:sz w:val="20"/>
-                          <w:szCs w:val="20"/>
-                          <w:lang w:val="en-US" w:eastAsia="ru-RU"/>
-                        </w:rPr>
-                        <w:t>0</w:t>
+                        <w:t>JOIN</w:t>
+                      </w:r>
+                      <w:r>
+                        <w:rPr>
+                          <w:rFonts w:ascii="Monaco" w:eastAsia="Times New Roman" w:hAnsi="Monaco" w:cs="Courier New"/>
+                          <w:color w:val="F9FAFB"/>
+                          <w:sz w:val="20"/>
+                          <w:szCs w:val="20"/>
+                          <w:lang w:val="en-US" w:eastAsia="ru-RU"/>
+                        </w:rPr>
+                        <w:t xml:space="preserve"> transmissions tr </w:t>
+                      </w:r>
+                      <w:r>
+                        <w:rPr>
+                          <w:rFonts w:ascii="Monaco" w:eastAsia="Times New Roman" w:hAnsi="Monaco" w:cs="Courier New"/>
+                          <w:color w:val="E9AE7E"/>
+                          <w:sz w:val="20"/>
+                          <w:szCs w:val="20"/>
+                          <w:lang w:val="en-US" w:eastAsia="ru-RU"/>
+                        </w:rPr>
+                        <w:t>ON</w:t>
+                      </w:r>
+                      <w:r>
+                        <w:rPr>
+                          <w:rFonts w:ascii="Monaco" w:eastAsia="Times New Roman" w:hAnsi="Monaco" w:cs="Courier New"/>
+                          <w:color w:val="F9FAFB"/>
+                          <w:sz w:val="20"/>
+                          <w:szCs w:val="20"/>
+                          <w:lang w:val="en-US" w:eastAsia="ru-RU"/>
+                        </w:rPr>
+                        <w:t xml:space="preserve"> c</w:t>
+                      </w:r>
+                      <w:r>
+                        <w:rPr>
+                          <w:rFonts w:ascii="Monaco" w:eastAsia="Times New Roman" w:hAnsi="Monaco" w:cs="Courier New"/>
+                          <w:color w:val="E3EAF2"/>
+                          <w:sz w:val="20"/>
+                          <w:szCs w:val="20"/>
+                          <w:lang w:val="en-US" w:eastAsia="ru-RU"/>
+                        </w:rPr>
+                        <w:t>.</w:t>
+                      </w:r>
+                      <w:r>
+                        <w:rPr>
+                          <w:rFonts w:ascii="Monaco" w:eastAsia="Times New Roman" w:hAnsi="Monaco" w:cs="Courier New"/>
+                          <w:color w:val="F9FAFB"/>
+                          <w:sz w:val="20"/>
+                          <w:szCs w:val="20"/>
+                          <w:lang w:val="en-US" w:eastAsia="ru-RU"/>
+                        </w:rPr>
+                        <w:t xml:space="preserve">id_transmission </w:t>
+                      </w:r>
+                      <w:r>
+                        <w:rPr>
+                          <w:rFonts w:ascii="Monaco" w:eastAsia="Times New Roman" w:hAnsi="Monaco" w:cs="Courier New"/>
+                          <w:color w:val="E9AE7E"/>
+                          <w:sz w:val="20"/>
+                          <w:szCs w:val="20"/>
+                          <w:lang w:val="en-US" w:eastAsia="ru-RU"/>
+                        </w:rPr>
+                        <w:t>=</w:t>
+                      </w:r>
+                      <w:r>
+                        <w:rPr>
+                          <w:rFonts w:ascii="Monaco" w:eastAsia="Times New Roman" w:hAnsi="Monaco" w:cs="Courier New"/>
+                          <w:color w:val="F9FAFB"/>
+                          <w:sz w:val="20"/>
+                          <w:szCs w:val="20"/>
+                          <w:lang w:val="en-US" w:eastAsia="ru-RU"/>
+                        </w:rPr>
+                        <w:t xml:space="preserve"> tr</w:t>
+                      </w:r>
+                      <w:r>
+                        <w:rPr>
+                          <w:rFonts w:ascii="Monaco" w:eastAsia="Times New Roman" w:hAnsi="Monaco" w:cs="Courier New"/>
+                          <w:color w:val="E3EAF2"/>
+                          <w:sz w:val="20"/>
+                          <w:szCs w:val="20"/>
+                          <w:lang w:val="en-US" w:eastAsia="ru-RU"/>
+                        </w:rPr>
+                        <w:t>.</w:t>
+                      </w:r>
+                      <w:r>
+                        <w:rPr>
+                          <w:rFonts w:ascii="Monaco" w:eastAsia="Times New Roman" w:hAnsi="Monaco" w:cs="Courier New"/>
+                          <w:color w:val="F9FAFB"/>
+                          <w:sz w:val="20"/>
+                          <w:szCs w:val="20"/>
+                          <w:lang w:val="en-US" w:eastAsia="ru-RU"/>
+                        </w:rPr>
+                        <w:t>id</w:t>
                       </w:r>
                     </w:p>
                     <w:p>
@@ -13681,32 +14663,22 @@
                       <w:r>
                         <w:rPr>
                           <w:rFonts w:ascii="Monaco" w:eastAsia="Times New Roman" w:hAnsi="Monaco" w:cs="Courier New"/>
-                          <w:color w:val="F9FAFB"/>
-                          <w:sz w:val="20"/>
-                          <w:szCs w:val="20"/>
-                          <w:lang w:val="en-US" w:eastAsia="ru-RU"/>
-                        </w:rPr>
-                        <w:t xml:space="preserve">  </w:t>
-                      </w:r>
-                      <w:r>
-                        <w:rPr>
-                          <w:rFonts w:ascii="Monaco" w:eastAsia="Times New Roman" w:hAnsi="Monaco" w:cs="Courier New"/>
                           <w:color w:val="E9AE7E"/>
                           <w:sz w:val="20"/>
                           <w:szCs w:val="20"/>
                           <w:lang w:val="en-US" w:eastAsia="ru-RU"/>
                         </w:rPr>
-                        <w:t>AND</w:t>
-                      </w:r>
-                      <w:r>
-                        <w:rPr>
-                          <w:rFonts w:ascii="Monaco" w:eastAsia="Times New Roman" w:hAnsi="Monaco" w:cs="Courier New"/>
-                          <w:color w:val="F9FAFB"/>
-                          <w:sz w:val="20"/>
-                          <w:szCs w:val="20"/>
-                          <w:lang w:val="en-US" w:eastAsia="ru-RU"/>
-                        </w:rPr>
-                        <w:t xml:space="preserve"> steering </w:t>
+                        <w:t>LEFT</w:t>
+                      </w:r>
+                      <w:r>
+                        <w:rPr>
+                          <w:rFonts w:ascii="Monaco" w:eastAsia="Times New Roman" w:hAnsi="Monaco" w:cs="Courier New"/>
+                          <w:color w:val="F9FAFB"/>
+                          <w:sz w:val="20"/>
+                          <w:szCs w:val="20"/>
+                          <w:lang w:val="en-US" w:eastAsia="ru-RU"/>
+                        </w:rPr>
+                        <w:t xml:space="preserve"> </w:t>
                       </w:r>
                       <w:r>
                         <w:rPr>
@@ -13716,6 +14688,66 @@
                           <w:szCs w:val="20"/>
                           <w:lang w:val="en-US" w:eastAsia="ru-RU"/>
                         </w:rPr>
+                        <w:t>JOIN</w:t>
+                      </w:r>
+                      <w:r>
+                        <w:rPr>
+                          <w:rFonts w:ascii="Monaco" w:eastAsia="Times New Roman" w:hAnsi="Monaco" w:cs="Courier New"/>
+                          <w:color w:val="F9FAFB"/>
+                          <w:sz w:val="20"/>
+                          <w:szCs w:val="20"/>
+                          <w:lang w:val="en-US" w:eastAsia="ru-RU"/>
+                        </w:rPr>
+                        <w:t xml:space="preserve"> drives d </w:t>
+                      </w:r>
+                      <w:r>
+                        <w:rPr>
+                          <w:rFonts w:ascii="Monaco" w:eastAsia="Times New Roman" w:hAnsi="Monaco" w:cs="Courier New"/>
+                          <w:color w:val="E9AE7E"/>
+                          <w:sz w:val="20"/>
+                          <w:szCs w:val="20"/>
+                          <w:lang w:val="en-US" w:eastAsia="ru-RU"/>
+                        </w:rPr>
+                        <w:t>ON</w:t>
+                      </w:r>
+                      <w:r>
+                        <w:rPr>
+                          <w:rFonts w:ascii="Monaco" w:eastAsia="Times New Roman" w:hAnsi="Monaco" w:cs="Courier New"/>
+                          <w:color w:val="F9FAFB"/>
+                          <w:sz w:val="20"/>
+                          <w:szCs w:val="20"/>
+                          <w:lang w:val="en-US" w:eastAsia="ru-RU"/>
+                        </w:rPr>
+                        <w:t xml:space="preserve"> c</w:t>
+                      </w:r>
+                      <w:r>
+                        <w:rPr>
+                          <w:rFonts w:ascii="Monaco" w:eastAsia="Times New Roman" w:hAnsi="Monaco" w:cs="Courier New"/>
+                          <w:color w:val="E3EAF2"/>
+                          <w:sz w:val="20"/>
+                          <w:szCs w:val="20"/>
+                          <w:lang w:val="en-US" w:eastAsia="ru-RU"/>
+                        </w:rPr>
+                        <w:t>.</w:t>
+                      </w:r>
+                      <w:r>
+                        <w:rPr>
+                          <w:rFonts w:ascii="Monaco" w:eastAsia="Times New Roman" w:hAnsi="Monaco" w:cs="Courier New"/>
+                          <w:color w:val="F9FAFB"/>
+                          <w:sz w:val="20"/>
+                          <w:szCs w:val="20"/>
+                          <w:lang w:val="en-US" w:eastAsia="ru-RU"/>
+                        </w:rPr>
+                        <w:t xml:space="preserve">id_drive </w:t>
+                      </w:r>
+                      <w:r>
+                        <w:rPr>
+                          <w:rFonts w:ascii="Monaco" w:eastAsia="Times New Roman" w:hAnsi="Monaco" w:cs="Courier New"/>
+                          <w:color w:val="E9AE7E"/>
+                          <w:sz w:val="20"/>
+                          <w:szCs w:val="20"/>
+                          <w:lang w:val="en-US" w:eastAsia="ru-RU"/>
+                        </w:rPr>
                         <w:t>=</w:t>
                       </w:r>
                       <w:r>
@@ -13726,17 +14758,27 @@
                           <w:szCs w:val="20"/>
                           <w:lang w:val="en-US" w:eastAsia="ru-RU"/>
                         </w:rPr>
-                        <w:t xml:space="preserve"> </w:t>
-                      </w:r>
-                      <w:r>
-                        <w:rPr>
-                          <w:rFonts w:ascii="Monaco" w:eastAsia="Times New Roman" w:hAnsi="Monaco" w:cs="Courier New"/>
-                          <w:color w:val="91D076"/>
-                          <w:sz w:val="20"/>
-                          <w:szCs w:val="20"/>
-                          <w:lang w:val="en-US" w:eastAsia="ru-RU"/>
-                        </w:rPr>
-                        <w:t>'left'</w:t>
+                        <w:t xml:space="preserve"> d</w:t>
+                      </w:r>
+                      <w:r>
+                        <w:rPr>
+                          <w:rFonts w:ascii="Monaco" w:eastAsia="Times New Roman" w:hAnsi="Monaco" w:cs="Courier New"/>
+                          <w:color w:val="E3EAF2"/>
+                          <w:sz w:val="20"/>
+                          <w:szCs w:val="20"/>
+                          <w:lang w:val="en-US" w:eastAsia="ru-RU"/>
+                        </w:rPr>
+                        <w:t>.</w:t>
+                      </w:r>
+                      <w:r>
+                        <w:rPr>
+                          <w:rFonts w:ascii="Monaco" w:eastAsia="Times New Roman" w:hAnsi="Monaco" w:cs="Courier New"/>
+                          <w:color w:val="F9FAFB"/>
+                          <w:sz w:val="20"/>
+                          <w:szCs w:val="20"/>
+                          <w:lang w:val="en-US" w:eastAsia="ru-RU"/>
+                        </w:rPr>
+                        <w:t>id</w:t>
                       </w:r>
                     </w:p>
                     <w:p>
@@ -13772,32 +14814,22 @@
                       <w:r>
                         <w:rPr>
                           <w:rFonts w:ascii="Monaco" w:eastAsia="Times New Roman" w:hAnsi="Monaco" w:cs="Courier New"/>
-                          <w:color w:val="F9FAFB"/>
-                          <w:sz w:val="20"/>
-                          <w:szCs w:val="20"/>
-                          <w:lang w:val="en-US" w:eastAsia="ru-RU"/>
-                        </w:rPr>
-                        <w:t xml:space="preserve">  </w:t>
-                      </w:r>
-                      <w:r>
-                        <w:rPr>
-                          <w:rFonts w:ascii="Monaco" w:eastAsia="Times New Roman" w:hAnsi="Monaco" w:cs="Courier New"/>
                           <w:color w:val="E9AE7E"/>
                           <w:sz w:val="20"/>
                           <w:szCs w:val="20"/>
                           <w:lang w:val="en-US" w:eastAsia="ru-RU"/>
                         </w:rPr>
-                        <w:t>AND</w:t>
-                      </w:r>
-                      <w:r>
-                        <w:rPr>
-                          <w:rFonts w:ascii="Monaco" w:eastAsia="Times New Roman" w:hAnsi="Monaco" w:cs="Courier New"/>
-                          <w:color w:val="F9FAFB"/>
-                          <w:sz w:val="20"/>
-                          <w:szCs w:val="20"/>
-                          <w:lang w:val="en-US" w:eastAsia="ru-RU"/>
-                        </w:rPr>
-                        <w:t xml:space="preserve"> power </w:t>
+                        <w:t>LEFT</w:t>
+                      </w:r>
+                      <w:r>
+                        <w:rPr>
+                          <w:rFonts w:ascii="Monaco" w:eastAsia="Times New Roman" w:hAnsi="Monaco" w:cs="Courier New"/>
+                          <w:color w:val="F9FAFB"/>
+                          <w:sz w:val="20"/>
+                          <w:szCs w:val="20"/>
+                          <w:lang w:val="en-US" w:eastAsia="ru-RU"/>
+                        </w:rPr>
+                        <w:t xml:space="preserve"> </w:t>
                       </w:r>
                       <w:r>
                         <w:rPr>
@@ -13807,37 +14839,17 @@
                           <w:szCs w:val="20"/>
                           <w:lang w:val="en-US" w:eastAsia="ru-RU"/>
                         </w:rPr>
-                        <w:t>&gt;=</w:t>
-                      </w:r>
-                      <w:r>
-                        <w:rPr>
-                          <w:rFonts w:ascii="Monaco" w:eastAsia="Times New Roman" w:hAnsi="Monaco" w:cs="Courier New"/>
-                          <w:color w:val="F9FAFB"/>
-                          <w:sz w:val="20"/>
-                          <w:szCs w:val="20"/>
-                          <w:lang w:val="en-US" w:eastAsia="ru-RU"/>
-                        </w:rPr>
-                        <w:t xml:space="preserve"> </w:t>
-                      </w:r>
-                      <w:r>
-                        <w:rPr>
-                          <w:rFonts w:ascii="Monaco" w:eastAsia="Times New Roman" w:hAnsi="Monaco" w:cs="Courier New"/>
-                          <w:color w:val="E6D37A"/>
-                          <w:sz w:val="20"/>
-                          <w:szCs w:val="20"/>
-                          <w:lang w:val="en-US" w:eastAsia="ru-RU"/>
-                        </w:rPr>
-                        <w:t>150</w:t>
-                      </w:r>
-                      <w:r>
-                        <w:rPr>
-                          <w:rFonts w:ascii="Monaco" w:eastAsia="Times New Roman" w:hAnsi="Monaco" w:cs="Courier New"/>
-                          <w:color w:val="F9FAFB"/>
-                          <w:sz w:val="20"/>
-                          <w:szCs w:val="20"/>
-                          <w:lang w:val="en-US" w:eastAsia="ru-RU"/>
-                        </w:rPr>
-                        <w:t xml:space="preserve"> </w:t>
+                        <w:t>JOIN</w:t>
+                      </w:r>
+                      <w:r>
+                        <w:rPr>
+                          <w:rFonts w:ascii="Monaco" w:eastAsia="Times New Roman" w:hAnsi="Monaco" w:cs="Courier New"/>
+                          <w:color w:val="F9FAFB"/>
+                          <w:sz w:val="20"/>
+                          <w:szCs w:val="20"/>
+                          <w:lang w:val="en-US" w:eastAsia="ru-RU"/>
+                        </w:rPr>
+                        <w:t xml:space="preserve"> conditions cond </w:t>
                       </w:r>
                       <w:r>
                         <w:rPr>
@@ -13847,17 +14859,37 @@
                           <w:szCs w:val="20"/>
                           <w:lang w:val="en-US" w:eastAsia="ru-RU"/>
                         </w:rPr>
-                        <w:t>AND</w:t>
-                      </w:r>
-                      <w:r>
-                        <w:rPr>
-                          <w:rFonts w:ascii="Monaco" w:eastAsia="Times New Roman" w:hAnsi="Monaco" w:cs="Courier New"/>
-                          <w:color w:val="F9FAFB"/>
-                          <w:sz w:val="20"/>
-                          <w:szCs w:val="20"/>
-                          <w:lang w:val="en-US" w:eastAsia="ru-RU"/>
-                        </w:rPr>
-                        <w:t xml:space="preserve"> power </w:t>
+                        <w:t>ON</w:t>
+                      </w:r>
+                      <w:r>
+                        <w:rPr>
+                          <w:rFonts w:ascii="Monaco" w:eastAsia="Times New Roman" w:hAnsi="Monaco" w:cs="Courier New"/>
+                          <w:color w:val="F9FAFB"/>
+                          <w:sz w:val="20"/>
+                          <w:szCs w:val="20"/>
+                          <w:lang w:val="en-US" w:eastAsia="ru-RU"/>
+                        </w:rPr>
+                        <w:t xml:space="preserve"> c</w:t>
+                      </w:r>
+                      <w:r>
+                        <w:rPr>
+                          <w:rFonts w:ascii="Monaco" w:eastAsia="Times New Roman" w:hAnsi="Monaco" w:cs="Courier New"/>
+                          <w:color w:val="E3EAF2"/>
+                          <w:sz w:val="20"/>
+                          <w:szCs w:val="20"/>
+                          <w:lang w:val="en-US" w:eastAsia="ru-RU"/>
+                        </w:rPr>
+                        <w:t>.</w:t>
+                      </w:r>
+                      <w:r>
+                        <w:rPr>
+                          <w:rFonts w:ascii="Monaco" w:eastAsia="Times New Roman" w:hAnsi="Monaco" w:cs="Courier New"/>
+                          <w:color w:val="F9FAFB"/>
+                          <w:sz w:val="20"/>
+                          <w:szCs w:val="20"/>
+                          <w:lang w:val="en-US" w:eastAsia="ru-RU"/>
+                        </w:rPr>
+                        <w:t xml:space="preserve">id_condition </w:t>
                       </w:r>
                       <w:r>
                         <w:rPr>
@@ -13867,27 +14899,37 @@
                           <w:szCs w:val="20"/>
                           <w:lang w:val="en-US" w:eastAsia="ru-RU"/>
                         </w:rPr>
-                        <w:t>&lt;=</w:t>
-                      </w:r>
-                      <w:r>
-                        <w:rPr>
-                          <w:rFonts w:ascii="Monaco" w:eastAsia="Times New Roman" w:hAnsi="Monaco" w:cs="Courier New"/>
-                          <w:color w:val="F9FAFB"/>
-                          <w:sz w:val="20"/>
-                          <w:szCs w:val="20"/>
-                          <w:lang w:val="en-US" w:eastAsia="ru-RU"/>
-                        </w:rPr>
-                        <w:t xml:space="preserve"> </w:t>
-                      </w:r>
-                      <w:r>
-                        <w:rPr>
-                          <w:rFonts w:ascii="Monaco" w:eastAsia="Times New Roman" w:hAnsi="Monaco" w:cs="Courier New"/>
-                          <w:color w:val="E6D37A"/>
-                          <w:sz w:val="20"/>
-                          <w:szCs w:val="20"/>
-                          <w:lang w:val="en-US" w:eastAsia="ru-RU"/>
-                        </w:rPr>
-                        <w:t>250</w:t>
+                        <w:t>=</w:t>
+                      </w:r>
+                      <w:r>
+                        <w:rPr>
+                          <w:rFonts w:ascii="Monaco" w:eastAsia="Times New Roman" w:hAnsi="Monaco" w:cs="Courier New"/>
+                          <w:color w:val="F9FAFB"/>
+                          <w:sz w:val="20"/>
+                          <w:szCs w:val="20"/>
+                          <w:lang w:val="en-US" w:eastAsia="ru-RU"/>
+                        </w:rPr>
+                        <w:t xml:space="preserve"> cond</w:t>
+                      </w:r>
+                      <w:r>
+                        <w:rPr>
+                          <w:rFonts w:ascii="Monaco" w:eastAsia="Times New Roman" w:hAnsi="Monaco" w:cs="Courier New"/>
+                          <w:color w:val="E3EAF2"/>
+                          <w:sz w:val="20"/>
+                          <w:szCs w:val="20"/>
+                          <w:lang w:val="en-US" w:eastAsia="ru-RU"/>
+                        </w:rPr>
+                        <w:t>.</w:t>
+                      </w:r>
+                      <w:r>
+                        <w:rPr>
+                          <w:rFonts w:ascii="Monaco" w:eastAsia="Times New Roman" w:hAnsi="Monaco" w:cs="Courier New"/>
+                          <w:color w:val="F9FAFB"/>
+                          <w:sz w:val="20"/>
+                          <w:szCs w:val="20"/>
+                          <w:lang w:val="en-US" w:eastAsia="ru-RU"/>
+                        </w:rPr>
+                        <w:t>id</w:t>
                       </w:r>
                     </w:p>
                     <w:p>
@@ -13923,22 +14965,12 @@
                       <w:r>
                         <w:rPr>
                           <w:rFonts w:ascii="Monaco" w:eastAsia="Times New Roman" w:hAnsi="Monaco" w:cs="Courier New"/>
-                          <w:color w:val="F9FAFB"/>
-                          <w:sz w:val="20"/>
-                          <w:szCs w:val="20"/>
-                          <w:lang w:val="en-US" w:eastAsia="ru-RU"/>
-                        </w:rPr>
-                        <w:t xml:space="preserve">  </w:t>
-                      </w:r>
-                      <w:r>
-                        <w:rPr>
-                          <w:rFonts w:ascii="Monaco" w:eastAsia="Times New Roman" w:hAnsi="Monaco" w:cs="Courier New"/>
                           <w:color w:val="E9AE7E"/>
                           <w:sz w:val="20"/>
                           <w:szCs w:val="20"/>
                           <w:lang w:val="en-US" w:eastAsia="ru-RU"/>
                         </w:rPr>
-                        <w:t>AND</w:t>
+                        <w:t>WHERE</w:t>
                       </w:r>
                       <w:r>
                         <w:rPr>
@@ -13950,27 +14982,15 @@
                         </w:rPr>
                         <w:t xml:space="preserve"> </w:t>
                       </w:r>
-                      <w:proofErr w:type="spellStart"/>
-                      <w:r>
-                        <w:rPr>
-                          <w:rFonts w:ascii="Monaco" w:eastAsia="Times New Roman" w:hAnsi="Monaco" w:cs="Courier New"/>
-                          <w:color w:val="F9FAFB"/>
-                          <w:sz w:val="20"/>
-                          <w:szCs w:val="20"/>
-                          <w:lang w:val="en-US" w:eastAsia="ru-RU"/>
-                        </w:rPr>
-                        <w:t>fuel_type</w:t>
-                      </w:r>
-                      <w:proofErr w:type="spellEnd"/>
-                      <w:r>
-                        <w:rPr>
-                          <w:rFonts w:ascii="Monaco" w:eastAsia="Times New Roman" w:hAnsi="Monaco" w:cs="Courier New"/>
-                          <w:color w:val="F9FAFB"/>
-                          <w:sz w:val="20"/>
-                          <w:szCs w:val="20"/>
-                          <w:lang w:val="en-US" w:eastAsia="ru-RU"/>
-                        </w:rPr>
-                        <w:t xml:space="preserve"> </w:t>
+                      <w:r>
+                        <w:rPr>
+                          <w:rFonts w:ascii="Monaco" w:eastAsia="Times New Roman" w:hAnsi="Monaco" w:cs="Courier New"/>
+                          <w:color w:val="E6D37A"/>
+                          <w:sz w:val="20"/>
+                          <w:szCs w:val="20"/>
+                          <w:lang w:val="en-US" w:eastAsia="ru-RU"/>
+                        </w:rPr>
+                        <w:t>1</w:t>
                       </w:r>
                       <w:r>
                         <w:rPr>
@@ -13985,22 +15005,12 @@
                       <w:r>
                         <w:rPr>
                           <w:rFonts w:ascii="Monaco" w:eastAsia="Times New Roman" w:hAnsi="Monaco" w:cs="Courier New"/>
-                          <w:color w:val="F9FAFB"/>
-                          <w:sz w:val="20"/>
-                          <w:szCs w:val="20"/>
-                          <w:lang w:val="en-US" w:eastAsia="ru-RU"/>
-                        </w:rPr>
-                        <w:t xml:space="preserve"> </w:t>
-                      </w:r>
-                      <w:r>
-                        <w:rPr>
-                          <w:rFonts w:ascii="Monaco" w:eastAsia="Times New Roman" w:hAnsi="Monaco" w:cs="Courier New"/>
-                          <w:color w:val="91D076"/>
-                          <w:sz w:val="20"/>
-                          <w:szCs w:val="20"/>
-                          <w:lang w:val="en-US" w:eastAsia="ru-RU"/>
-                        </w:rPr>
-                        <w:t>'petrol'</w:t>
+                          <w:color w:val="E6D37A"/>
+                          <w:sz w:val="20"/>
+                          <w:szCs w:val="20"/>
+                          <w:lang w:val="en-US" w:eastAsia="ru-RU"/>
+                        </w:rPr>
+                        <w:t>1</w:t>
                       </w:r>
                     </w:p>
                     <w:p>
@@ -14061,7 +15071,27 @@
                           <w:szCs w:val="20"/>
                           <w:lang w:val="en-US" w:eastAsia="ru-RU"/>
                         </w:rPr>
-                        <w:t xml:space="preserve"> transmission </w:t>
+                        <w:t xml:space="preserve"> c</w:t>
+                      </w:r>
+                      <w:r>
+                        <w:rPr>
+                          <w:rFonts w:ascii="Monaco" w:eastAsia="Times New Roman" w:hAnsi="Monaco" w:cs="Courier New"/>
+                          <w:color w:val="E3EAF2"/>
+                          <w:sz w:val="20"/>
+                          <w:szCs w:val="20"/>
+                          <w:lang w:val="en-US" w:eastAsia="ru-RU"/>
+                        </w:rPr>
+                        <w:t>.</w:t>
+                      </w:r>
+                      <w:r>
+                        <w:rPr>
+                          <w:rFonts w:ascii="Monaco" w:eastAsia="Times New Roman" w:hAnsi="Monaco" w:cs="Courier New"/>
+                          <w:color w:val="F9FAFB"/>
+                          <w:sz w:val="20"/>
+                          <w:szCs w:val="20"/>
+                          <w:lang w:val="en-US" w:eastAsia="ru-RU"/>
+                        </w:rPr>
+                        <w:t xml:space="preserve">id_category </w:t>
                       </w:r>
                       <w:r>
                         <w:rPr>
@@ -14081,17 +15111,7 @@
                           <w:szCs w:val="20"/>
                           <w:lang w:val="en-US" w:eastAsia="ru-RU"/>
                         </w:rPr>
-                        <w:t xml:space="preserve"> </w:t>
-                      </w:r>
-                      <w:r>
-                        <w:rPr>
-                          <w:rFonts w:ascii="Monaco" w:eastAsia="Times New Roman" w:hAnsi="Monaco" w:cs="Courier New"/>
-                          <w:color w:val="91D076"/>
-                          <w:sz w:val="20"/>
-                          <w:szCs w:val="20"/>
-                          <w:lang w:val="en-US" w:eastAsia="ru-RU"/>
-                        </w:rPr>
-                        <w:t>'automatic'</w:t>
+                        <w:t xml:space="preserve"> ?</w:t>
                       </w:r>
                     </w:p>
                     <w:p>
@@ -14152,7 +15172,27 @@
                           <w:szCs w:val="20"/>
                           <w:lang w:val="en-US" w:eastAsia="ru-RU"/>
                         </w:rPr>
-                        <w:t xml:space="preserve"> drive </w:t>
+                        <w:t xml:space="preserve"> c</w:t>
+                      </w:r>
+                      <w:r>
+                        <w:rPr>
+                          <w:rFonts w:ascii="Monaco" w:eastAsia="Times New Roman" w:hAnsi="Monaco" w:cs="Courier New"/>
+                          <w:color w:val="E3EAF2"/>
+                          <w:sz w:val="20"/>
+                          <w:szCs w:val="20"/>
+                          <w:lang w:val="en-US" w:eastAsia="ru-RU"/>
+                        </w:rPr>
+                        <w:t>.</w:t>
+                      </w:r>
+                      <w:r>
+                        <w:rPr>
+                          <w:rFonts w:ascii="Monaco" w:eastAsia="Times New Roman" w:hAnsi="Monaco" w:cs="Courier New"/>
+                          <w:color w:val="F9FAFB"/>
+                          <w:sz w:val="20"/>
+                          <w:szCs w:val="20"/>
+                          <w:lang w:val="en-US" w:eastAsia="ru-RU"/>
+                        </w:rPr>
+                        <w:t xml:space="preserve">quantity </w:t>
                       </w:r>
                       <w:r>
                         <w:rPr>
@@ -14162,7 +15202,7 @@
                           <w:szCs w:val="20"/>
                           <w:lang w:val="en-US" w:eastAsia="ru-RU"/>
                         </w:rPr>
-                        <w:t>=</w:t>
+                        <w:t>&gt;</w:t>
                       </w:r>
                       <w:r>
                         <w:rPr>
@@ -14177,12 +15217,12 @@
                       <w:r>
                         <w:rPr>
                           <w:rFonts w:ascii="Monaco" w:eastAsia="Times New Roman" w:hAnsi="Monaco" w:cs="Courier New"/>
-                          <w:color w:val="91D076"/>
-                          <w:sz w:val="20"/>
-                          <w:szCs w:val="20"/>
-                          <w:lang w:val="en-US" w:eastAsia="ru-RU"/>
-                        </w:rPr>
-                        <w:t>'all'</w:t>
+                          <w:color w:val="E6D37A"/>
+                          <w:sz w:val="20"/>
+                          <w:szCs w:val="20"/>
+                          <w:lang w:val="en-US" w:eastAsia="ru-RU"/>
+                        </w:rPr>
+                        <w:t>0</w:t>
                       </w:r>
                     </w:p>
                     <w:p>
@@ -14243,7 +15283,27 @@
                           <w:szCs w:val="20"/>
                           <w:lang w:val="en-US" w:eastAsia="ru-RU"/>
                         </w:rPr>
-                        <w:t xml:space="preserve"> condition </w:t>
+                        <w:t xml:space="preserve"> st</w:t>
+                      </w:r>
+                      <w:r>
+                        <w:rPr>
+                          <w:rFonts w:ascii="Monaco" w:eastAsia="Times New Roman" w:hAnsi="Monaco" w:cs="Courier New"/>
+                          <w:color w:val="E3EAF2"/>
+                          <w:sz w:val="20"/>
+                          <w:szCs w:val="20"/>
+                          <w:lang w:val="en-US" w:eastAsia="ru-RU"/>
+                        </w:rPr>
+                        <w:t>.</w:t>
+                      </w:r>
+                      <w:r>
+                        <w:rPr>
+                          <w:rFonts w:ascii="Monaco" w:eastAsia="Times New Roman" w:hAnsi="Monaco" w:cs="Courier New"/>
+                          <w:color w:val="F9FAFB"/>
+                          <w:sz w:val="20"/>
+                          <w:szCs w:val="20"/>
+                          <w:lang w:val="en-US" w:eastAsia="ru-RU"/>
+                        </w:rPr>
+                        <w:t xml:space="preserve">name </w:t>
                       </w:r>
                       <w:r>
                         <w:rPr>
@@ -14273,7 +15333,7 @@
                           <w:szCs w:val="20"/>
                           <w:lang w:val="en-US" w:eastAsia="ru-RU"/>
                         </w:rPr>
-                        <w:t>'new'</w:t>
+                        <w:t>'left'</w:t>
                       </w:r>
                     </w:p>
                     <w:p>
@@ -14309,11 +15369,646 @@
                       <w:r>
                         <w:rPr>
                           <w:rFonts w:ascii="Monaco" w:eastAsia="Times New Roman" w:hAnsi="Monaco" w:cs="Courier New"/>
+                          <w:color w:val="F9FAFB"/>
+                          <w:sz w:val="20"/>
+                          <w:szCs w:val="20"/>
+                          <w:lang w:val="en-US" w:eastAsia="ru-RU"/>
+                        </w:rPr>
+                        <w:t xml:space="preserve">  </w:t>
+                      </w:r>
+                      <w:r>
+                        <w:rPr>
+                          <w:rFonts w:ascii="Monaco" w:eastAsia="Times New Roman" w:hAnsi="Monaco" w:cs="Courier New"/>
                           <w:color w:val="E9AE7E"/>
                           <w:sz w:val="20"/>
                           <w:szCs w:val="20"/>
                           <w:lang w:val="en-US" w:eastAsia="ru-RU"/>
                         </w:rPr>
+                        <w:t>AND</w:t>
+                      </w:r>
+                      <w:r>
+                        <w:rPr>
+                          <w:rFonts w:ascii="Monaco" w:eastAsia="Times New Roman" w:hAnsi="Monaco" w:cs="Courier New"/>
+                          <w:color w:val="F9FAFB"/>
+                          <w:sz w:val="20"/>
+                          <w:szCs w:val="20"/>
+                          <w:lang w:val="en-US" w:eastAsia="ru-RU"/>
+                        </w:rPr>
+                        <w:t xml:space="preserve"> c</w:t>
+                      </w:r>
+                      <w:r>
+                        <w:rPr>
+                          <w:rFonts w:ascii="Monaco" w:eastAsia="Times New Roman" w:hAnsi="Monaco" w:cs="Courier New"/>
+                          <w:color w:val="E3EAF2"/>
+                          <w:sz w:val="20"/>
+                          <w:szCs w:val="20"/>
+                          <w:lang w:val="en-US" w:eastAsia="ru-RU"/>
+                        </w:rPr>
+                        <w:t>.</w:t>
+                      </w:r>
+                      <w:r>
+                        <w:rPr>
+                          <w:rFonts w:ascii="Monaco" w:eastAsia="Times New Roman" w:hAnsi="Monaco" w:cs="Courier New"/>
+                          <w:color w:val="F9FAFB"/>
+                          <w:sz w:val="20"/>
+                          <w:szCs w:val="20"/>
+                          <w:lang w:val="en-US" w:eastAsia="ru-RU"/>
+                        </w:rPr>
+                        <w:t xml:space="preserve">power </w:t>
+                      </w:r>
+                      <w:r>
+                        <w:rPr>
+                          <w:rFonts w:ascii="Monaco" w:eastAsia="Times New Roman" w:hAnsi="Monaco" w:cs="Courier New"/>
+                          <w:color w:val="E9AE7E"/>
+                          <w:sz w:val="20"/>
+                          <w:szCs w:val="20"/>
+                          <w:lang w:val="en-US" w:eastAsia="ru-RU"/>
+                        </w:rPr>
+                        <w:t>&gt;=</w:t>
+                      </w:r>
+                      <w:r>
+                        <w:rPr>
+                          <w:rFonts w:ascii="Monaco" w:eastAsia="Times New Roman" w:hAnsi="Monaco" w:cs="Courier New"/>
+                          <w:color w:val="F9FAFB"/>
+                          <w:sz w:val="20"/>
+                          <w:szCs w:val="20"/>
+                          <w:lang w:val="en-US" w:eastAsia="ru-RU"/>
+                        </w:rPr>
+                        <w:t xml:space="preserve"> </w:t>
+                      </w:r>
+                      <w:r>
+                        <w:rPr>
+                          <w:rFonts w:ascii="Monaco" w:eastAsia="Times New Roman" w:hAnsi="Monaco" w:cs="Courier New"/>
+                          <w:color w:val="E6D37A"/>
+                          <w:sz w:val="20"/>
+                          <w:szCs w:val="20"/>
+                          <w:lang w:val="en-US" w:eastAsia="ru-RU"/>
+                        </w:rPr>
+                        <w:t>150</w:t>
+                      </w:r>
+                      <w:r>
+                        <w:rPr>
+                          <w:rFonts w:ascii="Monaco" w:eastAsia="Times New Roman" w:hAnsi="Monaco" w:cs="Courier New"/>
+                          <w:color w:val="F9FAFB"/>
+                          <w:sz w:val="20"/>
+                          <w:szCs w:val="20"/>
+                          <w:lang w:val="en-US" w:eastAsia="ru-RU"/>
+                        </w:rPr>
+                        <w:t xml:space="preserve"> </w:t>
+                      </w:r>
+                      <w:r>
+                        <w:rPr>
+                          <w:rFonts w:ascii="Monaco" w:eastAsia="Times New Roman" w:hAnsi="Monaco" w:cs="Courier New"/>
+                          <w:color w:val="E9AE7E"/>
+                          <w:sz w:val="20"/>
+                          <w:szCs w:val="20"/>
+                          <w:lang w:val="en-US" w:eastAsia="ru-RU"/>
+                        </w:rPr>
+                        <w:t>AND</w:t>
+                      </w:r>
+                      <w:r>
+                        <w:rPr>
+                          <w:rFonts w:ascii="Monaco" w:eastAsia="Times New Roman" w:hAnsi="Monaco" w:cs="Courier New"/>
+                          <w:color w:val="F9FAFB"/>
+                          <w:sz w:val="20"/>
+                          <w:szCs w:val="20"/>
+                          <w:lang w:val="en-US" w:eastAsia="ru-RU"/>
+                        </w:rPr>
+                        <w:t xml:space="preserve"> c</w:t>
+                      </w:r>
+                      <w:r>
+                        <w:rPr>
+                          <w:rFonts w:ascii="Monaco" w:eastAsia="Times New Roman" w:hAnsi="Monaco" w:cs="Courier New"/>
+                          <w:color w:val="E3EAF2"/>
+                          <w:sz w:val="20"/>
+                          <w:szCs w:val="20"/>
+                          <w:lang w:val="en-US" w:eastAsia="ru-RU"/>
+                        </w:rPr>
+                        <w:t>.</w:t>
+                      </w:r>
+                      <w:r>
+                        <w:rPr>
+                          <w:rFonts w:ascii="Monaco" w:eastAsia="Times New Roman" w:hAnsi="Monaco" w:cs="Courier New"/>
+                          <w:color w:val="F9FAFB"/>
+                          <w:sz w:val="20"/>
+                          <w:szCs w:val="20"/>
+                          <w:lang w:val="en-US" w:eastAsia="ru-RU"/>
+                        </w:rPr>
+                        <w:t xml:space="preserve">power </w:t>
+                      </w:r>
+                      <w:r>
+                        <w:rPr>
+                          <w:rFonts w:ascii="Monaco" w:eastAsia="Times New Roman" w:hAnsi="Monaco" w:cs="Courier New"/>
+                          <w:color w:val="E9AE7E"/>
+                          <w:sz w:val="20"/>
+                          <w:szCs w:val="20"/>
+                          <w:lang w:val="en-US" w:eastAsia="ru-RU"/>
+                        </w:rPr>
+                        <w:t>&lt;=</w:t>
+                      </w:r>
+                      <w:r>
+                        <w:rPr>
+                          <w:rFonts w:ascii="Monaco" w:eastAsia="Times New Roman" w:hAnsi="Monaco" w:cs="Courier New"/>
+                          <w:color w:val="F9FAFB"/>
+                          <w:sz w:val="20"/>
+                          <w:szCs w:val="20"/>
+                          <w:lang w:val="en-US" w:eastAsia="ru-RU"/>
+                        </w:rPr>
+                        <w:t xml:space="preserve"> </w:t>
+                      </w:r>
+                      <w:r>
+                        <w:rPr>
+                          <w:rFonts w:ascii="Monaco" w:eastAsia="Times New Roman" w:hAnsi="Monaco" w:cs="Courier New"/>
+                          <w:color w:val="E6D37A"/>
+                          <w:sz w:val="20"/>
+                          <w:szCs w:val="20"/>
+                          <w:lang w:val="en-US" w:eastAsia="ru-RU"/>
+                        </w:rPr>
+                        <w:t>250</w:t>
+                      </w:r>
+                    </w:p>
+                    <w:p>
+                      <w:pPr>
+                        <w:tabs>
+                          <w:tab w:val="left" w:pos="916"/>
+                          <w:tab w:val="left" w:pos="1832"/>
+                          <w:tab w:val="left" w:pos="2748"/>
+                          <w:tab w:val="left" w:pos="3664"/>
+                          <w:tab w:val="left" w:pos="4580"/>
+                          <w:tab w:val="left" w:pos="5496"/>
+                          <w:tab w:val="left" w:pos="6412"/>
+                          <w:tab w:val="left" w:pos="7328"/>
+                          <w:tab w:val="left" w:pos="8244"/>
+                          <w:tab w:val="left" w:pos="9160"/>
+                          <w:tab w:val="left" w:pos="10076"/>
+                          <w:tab w:val="left" w:pos="10992"/>
+                          <w:tab w:val="left" w:pos="11908"/>
+                          <w:tab w:val="left" w:pos="12824"/>
+                          <w:tab w:val="left" w:pos="13740"/>
+                          <w:tab w:val="left" w:pos="14656"/>
+                        </w:tabs>
+                        <w:wordWrap w:val="0"/>
+                        <w:spacing w:after="0" w:line="330" w:lineRule="atLeast"/>
+                        <w:rPr>
+                          <w:rFonts w:ascii="Monaco" w:eastAsia="Times New Roman" w:hAnsi="Monaco" w:cs="Courier New"/>
+                          <w:color w:val="F9FAFB"/>
+                          <w:sz w:val="20"/>
+                          <w:szCs w:val="20"/>
+                          <w:lang w:val="en-US" w:eastAsia="ru-RU"/>
+                        </w:rPr>
+                      </w:pPr>
+                      <w:r>
+                        <w:rPr>
+                          <w:rFonts w:ascii="Monaco" w:eastAsia="Times New Roman" w:hAnsi="Monaco" w:cs="Courier New"/>
+                          <w:color w:val="F9FAFB"/>
+                          <w:sz w:val="20"/>
+                          <w:szCs w:val="20"/>
+                          <w:lang w:val="en-US" w:eastAsia="ru-RU"/>
+                        </w:rPr>
+                        <w:t xml:space="preserve">  </w:t>
+                      </w:r>
+                      <w:r>
+                        <w:rPr>
+                          <w:rFonts w:ascii="Monaco" w:eastAsia="Times New Roman" w:hAnsi="Monaco" w:cs="Courier New"/>
+                          <w:color w:val="E9AE7E"/>
+                          <w:sz w:val="20"/>
+                          <w:szCs w:val="20"/>
+                          <w:lang w:val="en-US" w:eastAsia="ru-RU"/>
+                        </w:rPr>
+                        <w:t>AND</w:t>
+                      </w:r>
+                      <w:r>
+                        <w:rPr>
+                          <w:rFonts w:ascii="Monaco" w:eastAsia="Times New Roman" w:hAnsi="Monaco" w:cs="Courier New"/>
+                          <w:color w:val="F9FAFB"/>
+                          <w:sz w:val="20"/>
+                          <w:szCs w:val="20"/>
+                          <w:lang w:val="en-US" w:eastAsia="ru-RU"/>
+                        </w:rPr>
+                        <w:t xml:space="preserve"> ft</w:t>
+                      </w:r>
+                      <w:r>
+                        <w:rPr>
+                          <w:rFonts w:ascii="Monaco" w:eastAsia="Times New Roman" w:hAnsi="Monaco" w:cs="Courier New"/>
+                          <w:color w:val="E3EAF2"/>
+                          <w:sz w:val="20"/>
+                          <w:szCs w:val="20"/>
+                          <w:lang w:val="en-US" w:eastAsia="ru-RU"/>
+                        </w:rPr>
+                        <w:t>.</w:t>
+                      </w:r>
+                      <w:r>
+                        <w:rPr>
+                          <w:rFonts w:ascii="Monaco" w:eastAsia="Times New Roman" w:hAnsi="Monaco" w:cs="Courier New"/>
+                          <w:color w:val="F9FAFB"/>
+                          <w:sz w:val="20"/>
+                          <w:szCs w:val="20"/>
+                          <w:lang w:val="en-US" w:eastAsia="ru-RU"/>
+                        </w:rPr>
+                        <w:t xml:space="preserve">name </w:t>
+                      </w:r>
+                      <w:r>
+                        <w:rPr>
+                          <w:rFonts w:ascii="Monaco" w:eastAsia="Times New Roman" w:hAnsi="Monaco" w:cs="Courier New"/>
+                          <w:color w:val="E9AE7E"/>
+                          <w:sz w:val="20"/>
+                          <w:szCs w:val="20"/>
+                          <w:lang w:val="en-US" w:eastAsia="ru-RU"/>
+                        </w:rPr>
+                        <w:t>=</w:t>
+                      </w:r>
+                      <w:r>
+                        <w:rPr>
+                          <w:rFonts w:ascii="Monaco" w:eastAsia="Times New Roman" w:hAnsi="Monaco" w:cs="Courier New"/>
+                          <w:color w:val="F9FAFB"/>
+                          <w:sz w:val="20"/>
+                          <w:szCs w:val="20"/>
+                          <w:lang w:val="en-US" w:eastAsia="ru-RU"/>
+                        </w:rPr>
+                        <w:t xml:space="preserve"> </w:t>
+                      </w:r>
+                      <w:r>
+                        <w:rPr>
+                          <w:rFonts w:ascii="Monaco" w:eastAsia="Times New Roman" w:hAnsi="Monaco" w:cs="Courier New"/>
+                          <w:color w:val="91D076"/>
+                          <w:sz w:val="20"/>
+                          <w:szCs w:val="20"/>
+                          <w:lang w:val="en-US" w:eastAsia="ru-RU"/>
+                        </w:rPr>
+                        <w:t>'petrol'</w:t>
+                      </w:r>
+                    </w:p>
+                    <w:p>
+                      <w:pPr>
+                        <w:tabs>
+                          <w:tab w:val="left" w:pos="916"/>
+                          <w:tab w:val="left" w:pos="1832"/>
+                          <w:tab w:val="left" w:pos="2748"/>
+                          <w:tab w:val="left" w:pos="3664"/>
+                          <w:tab w:val="left" w:pos="4580"/>
+                          <w:tab w:val="left" w:pos="5496"/>
+                          <w:tab w:val="left" w:pos="6412"/>
+                          <w:tab w:val="left" w:pos="7328"/>
+                          <w:tab w:val="left" w:pos="8244"/>
+                          <w:tab w:val="left" w:pos="9160"/>
+                          <w:tab w:val="left" w:pos="10076"/>
+                          <w:tab w:val="left" w:pos="10992"/>
+                          <w:tab w:val="left" w:pos="11908"/>
+                          <w:tab w:val="left" w:pos="12824"/>
+                          <w:tab w:val="left" w:pos="13740"/>
+                          <w:tab w:val="left" w:pos="14656"/>
+                        </w:tabs>
+                        <w:wordWrap w:val="0"/>
+                        <w:spacing w:after="0" w:line="330" w:lineRule="atLeast"/>
+                        <w:rPr>
+                          <w:rFonts w:ascii="Monaco" w:eastAsia="Times New Roman" w:hAnsi="Monaco" w:cs="Courier New"/>
+                          <w:color w:val="F9FAFB"/>
+                          <w:sz w:val="20"/>
+                          <w:szCs w:val="20"/>
+                          <w:lang w:val="en-US" w:eastAsia="ru-RU"/>
+                        </w:rPr>
+                      </w:pPr>
+                      <w:r>
+                        <w:rPr>
+                          <w:rFonts w:ascii="Monaco" w:eastAsia="Times New Roman" w:hAnsi="Monaco" w:cs="Courier New"/>
+                          <w:color w:val="F9FAFB"/>
+                          <w:sz w:val="20"/>
+                          <w:szCs w:val="20"/>
+                          <w:lang w:val="en-US" w:eastAsia="ru-RU"/>
+                        </w:rPr>
+                        <w:t xml:space="preserve">  </w:t>
+                      </w:r>
+                      <w:r>
+                        <w:rPr>
+                          <w:rFonts w:ascii="Monaco" w:eastAsia="Times New Roman" w:hAnsi="Monaco" w:cs="Courier New"/>
+                          <w:color w:val="E9AE7E"/>
+                          <w:sz w:val="20"/>
+                          <w:szCs w:val="20"/>
+                          <w:lang w:val="en-US" w:eastAsia="ru-RU"/>
+                        </w:rPr>
+                        <w:t>AND</w:t>
+                      </w:r>
+                      <w:r>
+                        <w:rPr>
+                          <w:rFonts w:ascii="Monaco" w:eastAsia="Times New Roman" w:hAnsi="Monaco" w:cs="Courier New"/>
+                          <w:color w:val="F9FAFB"/>
+                          <w:sz w:val="20"/>
+                          <w:szCs w:val="20"/>
+                          <w:lang w:val="en-US" w:eastAsia="ru-RU"/>
+                        </w:rPr>
+                        <w:t xml:space="preserve"> tr</w:t>
+                      </w:r>
+                      <w:r>
+                        <w:rPr>
+                          <w:rFonts w:ascii="Monaco" w:eastAsia="Times New Roman" w:hAnsi="Monaco" w:cs="Courier New"/>
+                          <w:color w:val="E3EAF2"/>
+                          <w:sz w:val="20"/>
+                          <w:szCs w:val="20"/>
+                          <w:lang w:val="en-US" w:eastAsia="ru-RU"/>
+                        </w:rPr>
+                        <w:t>.</w:t>
+                      </w:r>
+                      <w:r>
+                        <w:rPr>
+                          <w:rFonts w:ascii="Monaco" w:eastAsia="Times New Roman" w:hAnsi="Monaco" w:cs="Courier New"/>
+                          <w:color w:val="F9FAFB"/>
+                          <w:sz w:val="20"/>
+                          <w:szCs w:val="20"/>
+                          <w:lang w:val="en-US" w:eastAsia="ru-RU"/>
+                        </w:rPr>
+                        <w:t xml:space="preserve">name </w:t>
+                      </w:r>
+                      <w:r>
+                        <w:rPr>
+                          <w:rFonts w:ascii="Monaco" w:eastAsia="Times New Roman" w:hAnsi="Monaco" w:cs="Courier New"/>
+                          <w:color w:val="E9AE7E"/>
+                          <w:sz w:val="20"/>
+                          <w:szCs w:val="20"/>
+                          <w:lang w:val="en-US" w:eastAsia="ru-RU"/>
+                        </w:rPr>
+                        <w:t>=</w:t>
+                      </w:r>
+                      <w:r>
+                        <w:rPr>
+                          <w:rFonts w:ascii="Monaco" w:eastAsia="Times New Roman" w:hAnsi="Monaco" w:cs="Courier New"/>
+                          <w:color w:val="F9FAFB"/>
+                          <w:sz w:val="20"/>
+                          <w:szCs w:val="20"/>
+                          <w:lang w:val="en-US" w:eastAsia="ru-RU"/>
+                        </w:rPr>
+                        <w:t xml:space="preserve"> </w:t>
+                      </w:r>
+                      <w:r>
+                        <w:rPr>
+                          <w:rFonts w:ascii="Monaco" w:eastAsia="Times New Roman" w:hAnsi="Monaco" w:cs="Courier New"/>
+                          <w:color w:val="91D076"/>
+                          <w:sz w:val="20"/>
+                          <w:szCs w:val="20"/>
+                          <w:lang w:val="en-US" w:eastAsia="ru-RU"/>
+                        </w:rPr>
+                        <w:t>'automatic'</w:t>
+                      </w:r>
+                    </w:p>
+                    <w:p>
+                      <w:pPr>
+                        <w:tabs>
+                          <w:tab w:val="left" w:pos="916"/>
+                          <w:tab w:val="left" w:pos="1832"/>
+                          <w:tab w:val="left" w:pos="2748"/>
+                          <w:tab w:val="left" w:pos="3664"/>
+                          <w:tab w:val="left" w:pos="4580"/>
+                          <w:tab w:val="left" w:pos="5496"/>
+                          <w:tab w:val="left" w:pos="6412"/>
+                          <w:tab w:val="left" w:pos="7328"/>
+                          <w:tab w:val="left" w:pos="8244"/>
+                          <w:tab w:val="left" w:pos="9160"/>
+                          <w:tab w:val="left" w:pos="10076"/>
+                          <w:tab w:val="left" w:pos="10992"/>
+                          <w:tab w:val="left" w:pos="11908"/>
+                          <w:tab w:val="left" w:pos="12824"/>
+                          <w:tab w:val="left" w:pos="13740"/>
+                          <w:tab w:val="left" w:pos="14656"/>
+                        </w:tabs>
+                        <w:wordWrap w:val="0"/>
+                        <w:spacing w:after="0" w:line="330" w:lineRule="atLeast"/>
+                        <w:rPr>
+                          <w:rFonts w:ascii="Monaco" w:eastAsia="Times New Roman" w:hAnsi="Monaco" w:cs="Courier New"/>
+                          <w:color w:val="F9FAFB"/>
+                          <w:sz w:val="20"/>
+                          <w:szCs w:val="20"/>
+                          <w:lang w:val="en-US" w:eastAsia="ru-RU"/>
+                        </w:rPr>
+                      </w:pPr>
+                      <w:r>
+                        <w:rPr>
+                          <w:rFonts w:ascii="Monaco" w:eastAsia="Times New Roman" w:hAnsi="Monaco" w:cs="Courier New"/>
+                          <w:color w:val="F9FAFB"/>
+                          <w:sz w:val="20"/>
+                          <w:szCs w:val="20"/>
+                          <w:lang w:val="en-US" w:eastAsia="ru-RU"/>
+                        </w:rPr>
+                        <w:t xml:space="preserve">  </w:t>
+                      </w:r>
+                      <w:r>
+                        <w:rPr>
+                          <w:rFonts w:ascii="Monaco" w:eastAsia="Times New Roman" w:hAnsi="Monaco" w:cs="Courier New"/>
+                          <w:color w:val="E9AE7E"/>
+                          <w:sz w:val="20"/>
+                          <w:szCs w:val="20"/>
+                          <w:lang w:val="en-US" w:eastAsia="ru-RU"/>
+                        </w:rPr>
+                        <w:t>AND</w:t>
+                      </w:r>
+                      <w:r>
+                        <w:rPr>
+                          <w:rFonts w:ascii="Monaco" w:eastAsia="Times New Roman" w:hAnsi="Monaco" w:cs="Courier New"/>
+                          <w:color w:val="F9FAFB"/>
+                          <w:sz w:val="20"/>
+                          <w:szCs w:val="20"/>
+                          <w:lang w:val="en-US" w:eastAsia="ru-RU"/>
+                        </w:rPr>
+                        <w:t xml:space="preserve"> d</w:t>
+                      </w:r>
+                      <w:r>
+                        <w:rPr>
+                          <w:rFonts w:ascii="Monaco" w:eastAsia="Times New Roman" w:hAnsi="Monaco" w:cs="Courier New"/>
+                          <w:color w:val="E3EAF2"/>
+                          <w:sz w:val="20"/>
+                          <w:szCs w:val="20"/>
+                          <w:lang w:val="en-US" w:eastAsia="ru-RU"/>
+                        </w:rPr>
+                        <w:t>.</w:t>
+                      </w:r>
+                      <w:r>
+                        <w:rPr>
+                          <w:rFonts w:ascii="Monaco" w:eastAsia="Times New Roman" w:hAnsi="Monaco" w:cs="Courier New"/>
+                          <w:color w:val="F9FAFB"/>
+                          <w:sz w:val="20"/>
+                          <w:szCs w:val="20"/>
+                          <w:lang w:val="en-US" w:eastAsia="ru-RU"/>
+                        </w:rPr>
+                        <w:t xml:space="preserve">name </w:t>
+                      </w:r>
+                      <w:r>
+                        <w:rPr>
+                          <w:rFonts w:ascii="Monaco" w:eastAsia="Times New Roman" w:hAnsi="Monaco" w:cs="Courier New"/>
+                          <w:color w:val="E9AE7E"/>
+                          <w:sz w:val="20"/>
+                          <w:szCs w:val="20"/>
+                          <w:lang w:val="en-US" w:eastAsia="ru-RU"/>
+                        </w:rPr>
+                        <w:t>=</w:t>
+                      </w:r>
+                      <w:r>
+                        <w:rPr>
+                          <w:rFonts w:ascii="Monaco" w:eastAsia="Times New Roman" w:hAnsi="Monaco" w:cs="Courier New"/>
+                          <w:color w:val="F9FAFB"/>
+                          <w:sz w:val="20"/>
+                          <w:szCs w:val="20"/>
+                          <w:lang w:val="en-US" w:eastAsia="ru-RU"/>
+                        </w:rPr>
+                        <w:t xml:space="preserve"> </w:t>
+                      </w:r>
+                      <w:r>
+                        <w:rPr>
+                          <w:rFonts w:ascii="Monaco" w:eastAsia="Times New Roman" w:hAnsi="Monaco" w:cs="Courier New"/>
+                          <w:color w:val="91D076"/>
+                          <w:sz w:val="20"/>
+                          <w:szCs w:val="20"/>
+                          <w:lang w:val="en-US" w:eastAsia="ru-RU"/>
+                        </w:rPr>
+                        <w:t>'all'</w:t>
+                      </w:r>
+                    </w:p>
+                    <w:p>
+                      <w:pPr>
+                        <w:tabs>
+                          <w:tab w:val="left" w:pos="916"/>
+                          <w:tab w:val="left" w:pos="1832"/>
+                          <w:tab w:val="left" w:pos="2748"/>
+                          <w:tab w:val="left" w:pos="3664"/>
+                          <w:tab w:val="left" w:pos="4580"/>
+                          <w:tab w:val="left" w:pos="5496"/>
+                          <w:tab w:val="left" w:pos="6412"/>
+                          <w:tab w:val="left" w:pos="7328"/>
+                          <w:tab w:val="left" w:pos="8244"/>
+                          <w:tab w:val="left" w:pos="9160"/>
+                          <w:tab w:val="left" w:pos="10076"/>
+                          <w:tab w:val="left" w:pos="10992"/>
+                          <w:tab w:val="left" w:pos="11908"/>
+                          <w:tab w:val="left" w:pos="12824"/>
+                          <w:tab w:val="left" w:pos="13740"/>
+                          <w:tab w:val="left" w:pos="14656"/>
+                        </w:tabs>
+                        <w:wordWrap w:val="0"/>
+                        <w:spacing w:after="0" w:line="330" w:lineRule="atLeast"/>
+                        <w:rPr>
+                          <w:rFonts w:ascii="Monaco" w:eastAsia="Times New Roman" w:hAnsi="Monaco" w:cs="Courier New"/>
+                          <w:color w:val="F9FAFB"/>
+                          <w:sz w:val="20"/>
+                          <w:szCs w:val="20"/>
+                          <w:lang w:val="en-US" w:eastAsia="ru-RU"/>
+                        </w:rPr>
+                      </w:pPr>
+                      <w:r>
+                        <w:rPr>
+                          <w:rFonts w:ascii="Monaco" w:eastAsia="Times New Roman" w:hAnsi="Monaco" w:cs="Courier New"/>
+                          <w:color w:val="F9FAFB"/>
+                          <w:sz w:val="20"/>
+                          <w:szCs w:val="20"/>
+                          <w:lang w:val="en-US" w:eastAsia="ru-RU"/>
+                        </w:rPr>
+                        <w:t xml:space="preserve">  </w:t>
+                      </w:r>
+                      <w:r>
+                        <w:rPr>
+                          <w:rFonts w:ascii="Monaco" w:eastAsia="Times New Roman" w:hAnsi="Monaco" w:cs="Courier New"/>
+                          <w:color w:val="E9AE7E"/>
+                          <w:sz w:val="20"/>
+                          <w:szCs w:val="20"/>
+                          <w:lang w:val="en-US" w:eastAsia="ru-RU"/>
+                        </w:rPr>
+                        <w:t>AND</w:t>
+                      </w:r>
+                      <w:r>
+                        <w:rPr>
+                          <w:rFonts w:ascii="Monaco" w:eastAsia="Times New Roman" w:hAnsi="Monaco" w:cs="Courier New"/>
+                          <w:color w:val="F9FAFB"/>
+                          <w:sz w:val="20"/>
+                          <w:szCs w:val="20"/>
+                          <w:lang w:val="en-US" w:eastAsia="ru-RU"/>
+                        </w:rPr>
+                        <w:t xml:space="preserve"> cond</w:t>
+                      </w:r>
+                      <w:r>
+                        <w:rPr>
+                          <w:rFonts w:ascii="Monaco" w:eastAsia="Times New Roman" w:hAnsi="Monaco" w:cs="Courier New"/>
+                          <w:color w:val="E3EAF2"/>
+                          <w:sz w:val="20"/>
+                          <w:szCs w:val="20"/>
+                          <w:lang w:val="en-US" w:eastAsia="ru-RU"/>
+                        </w:rPr>
+                        <w:t>.</w:t>
+                      </w:r>
+                      <w:r>
+                        <w:rPr>
+                          <w:rFonts w:ascii="Monaco" w:eastAsia="Times New Roman" w:hAnsi="Monaco" w:cs="Courier New"/>
+                          <w:color w:val="F9FAFB"/>
+                          <w:sz w:val="20"/>
+                          <w:szCs w:val="20"/>
+                          <w:lang w:val="en-US" w:eastAsia="ru-RU"/>
+                        </w:rPr>
+                        <w:t xml:space="preserve">name </w:t>
+                      </w:r>
+                      <w:r>
+                        <w:rPr>
+                          <w:rFonts w:ascii="Monaco" w:eastAsia="Times New Roman" w:hAnsi="Monaco" w:cs="Courier New"/>
+                          <w:color w:val="E9AE7E"/>
+                          <w:sz w:val="20"/>
+                          <w:szCs w:val="20"/>
+                          <w:lang w:val="en-US" w:eastAsia="ru-RU"/>
+                        </w:rPr>
+                        <w:t>=</w:t>
+                      </w:r>
+                      <w:r>
+                        <w:rPr>
+                          <w:rFonts w:ascii="Monaco" w:eastAsia="Times New Roman" w:hAnsi="Monaco" w:cs="Courier New"/>
+                          <w:color w:val="F9FAFB"/>
+                          <w:sz w:val="20"/>
+                          <w:szCs w:val="20"/>
+                          <w:lang w:val="en-US" w:eastAsia="ru-RU"/>
+                        </w:rPr>
+                        <w:t xml:space="preserve"> </w:t>
+                      </w:r>
+                      <w:r>
+                        <w:rPr>
+                          <w:rFonts w:ascii="Monaco" w:eastAsia="Times New Roman" w:hAnsi="Monaco" w:cs="Courier New"/>
+                          <w:color w:val="91D076"/>
+                          <w:sz w:val="20"/>
+                          <w:szCs w:val="20"/>
+                          <w:lang w:val="en-US" w:eastAsia="ru-RU"/>
+                        </w:rPr>
+                        <w:t>'new'</w:t>
+                      </w:r>
+                    </w:p>
+                    <w:p>
+                      <w:pPr>
+                        <w:tabs>
+                          <w:tab w:val="left" w:pos="916"/>
+                          <w:tab w:val="left" w:pos="1832"/>
+                          <w:tab w:val="left" w:pos="2748"/>
+                          <w:tab w:val="left" w:pos="3664"/>
+                          <w:tab w:val="left" w:pos="4580"/>
+                          <w:tab w:val="left" w:pos="5496"/>
+                          <w:tab w:val="left" w:pos="6412"/>
+                          <w:tab w:val="left" w:pos="7328"/>
+                          <w:tab w:val="left" w:pos="8244"/>
+                          <w:tab w:val="left" w:pos="9160"/>
+                          <w:tab w:val="left" w:pos="10076"/>
+                          <w:tab w:val="left" w:pos="10992"/>
+                          <w:tab w:val="left" w:pos="11908"/>
+                          <w:tab w:val="left" w:pos="12824"/>
+                          <w:tab w:val="left" w:pos="13740"/>
+                          <w:tab w:val="left" w:pos="14656"/>
+                        </w:tabs>
+                        <w:wordWrap w:val="0"/>
+                        <w:spacing w:after="0" w:line="330" w:lineRule="atLeast"/>
+                        <w:rPr>
+                          <w:rFonts w:ascii="Monaco" w:eastAsia="Times New Roman" w:hAnsi="Monaco" w:cs="Courier New"/>
+                          <w:color w:val="F9FAFB"/>
+                          <w:sz w:val="20"/>
+                          <w:szCs w:val="20"/>
+                          <w:lang w:val="en-US" w:eastAsia="ru-RU"/>
+                        </w:rPr>
+                      </w:pPr>
+                      <w:r>
+                        <w:rPr>
+                          <w:rFonts w:ascii="Monaco" w:eastAsia="Times New Roman" w:hAnsi="Monaco" w:cs="Courier New"/>
+                          <w:color w:val="E9AE7E"/>
+                          <w:sz w:val="20"/>
+                          <w:szCs w:val="20"/>
+                          <w:lang w:val="en-US" w:eastAsia="ru-RU"/>
+                        </w:rPr>
                         <w:t>ORDER</w:t>
                       </w:r>
                       <w:r>
@@ -14344,7 +16039,27 @@
                           <w:szCs w:val="20"/>
                           <w:lang w:val="en-US" w:eastAsia="ru-RU"/>
                         </w:rPr>
-                        <w:t xml:space="preserve"> quantity </w:t>
+                        <w:t xml:space="preserve"> c</w:t>
+                      </w:r>
+                      <w:r>
+                        <w:rPr>
+                          <w:rFonts w:ascii="Monaco" w:eastAsia="Times New Roman" w:hAnsi="Monaco" w:cs="Courier New"/>
+                          <w:color w:val="E3EAF2"/>
+                          <w:sz w:val="20"/>
+                          <w:szCs w:val="20"/>
+                          <w:lang w:val="en-US" w:eastAsia="ru-RU"/>
+                        </w:rPr>
+                        <w:t>.</w:t>
+                      </w:r>
+                      <w:r>
+                        <w:rPr>
+                          <w:rFonts w:ascii="Monaco" w:eastAsia="Times New Roman" w:hAnsi="Monaco" w:cs="Courier New"/>
+                          <w:color w:val="F9FAFB"/>
+                          <w:sz w:val="20"/>
+                          <w:szCs w:val="20"/>
+                          <w:lang w:val="en-US" w:eastAsia="ru-RU"/>
+                        </w:rPr>
+                        <w:t xml:space="preserve">quantity </w:t>
                       </w:r>
                       <w:r>
                         <w:rPr>
@@ -14374,7 +16089,27 @@
                           <w:szCs w:val="20"/>
                           <w:lang w:val="en-US" w:eastAsia="ru-RU"/>
                         </w:rPr>
-                        <w:t xml:space="preserve"> brand </w:t>
+                        <w:t xml:space="preserve"> c</w:t>
+                      </w:r>
+                      <w:r>
+                        <w:rPr>
+                          <w:rFonts w:ascii="Monaco" w:eastAsia="Times New Roman" w:hAnsi="Monaco" w:cs="Courier New"/>
+                          <w:color w:val="E3EAF2"/>
+                          <w:sz w:val="20"/>
+                          <w:szCs w:val="20"/>
+                          <w:lang w:val="en-US" w:eastAsia="ru-RU"/>
+                        </w:rPr>
+                        <w:t>.</w:t>
+                      </w:r>
+                      <w:r>
+                        <w:rPr>
+                          <w:rFonts w:ascii="Monaco" w:eastAsia="Times New Roman" w:hAnsi="Monaco" w:cs="Courier New"/>
+                          <w:color w:val="F9FAFB"/>
+                          <w:sz w:val="20"/>
+                          <w:szCs w:val="20"/>
+                          <w:lang w:val="en-US" w:eastAsia="ru-RU"/>
+                        </w:rPr>
+                        <w:t xml:space="preserve">brand </w:t>
                       </w:r>
                       <w:r>
                         <w:rPr>
@@ -14484,7 +16219,25 @@
           <w:sz w:val="24"/>
           <w:szCs w:val="24"/>
         </w:rPr>
-        <w:t>Разработанная информационная система автосалона успешно демонстрирует основные операции по подбору и оформлению заказов с использованием реляционной базы данных SQLite. Гибкая система фильтров, покрывающа</w:t>
+        <w:t xml:space="preserve">Разработанная информационная система автосалона успешно демонстрирует основные операции по подбору и оформлению заказов с использованием реляционной базы данных </w:t>
+      </w:r>
+      <w:proofErr w:type="spellStart"/>
+      <w:r>
+        <w:rPr>
+          <w:rFonts w:ascii="Montserrat" w:hAnsi="Montserrat"/>
+          <w:sz w:val="24"/>
+          <w:szCs w:val="24"/>
+        </w:rPr>
+        <w:t>SQLite</w:t>
+      </w:r>
+      <w:proofErr w:type="spellEnd"/>
+      <w:r>
+        <w:rPr>
+          <w:rFonts w:ascii="Montserrat" w:hAnsi="Montserrat"/>
+          <w:sz w:val="24"/>
+          <w:szCs w:val="24"/>
+        </w:rPr>
+        <w:t>. Гибкая система фильтров, покрывающа</w:t>
       </w:r>
       <w:r>
         <w:rPr>
@@ -14530,13 +16283,23 @@
           <w:szCs w:val="24"/>
         </w:rPr>
       </w:pPr>
+      <w:proofErr w:type="spellStart"/>
       <w:r>
         <w:rPr>
           <w:rFonts w:ascii="Montserrat" w:hAnsi="Montserrat"/>
           <w:sz w:val="24"/>
           <w:szCs w:val="24"/>
         </w:rPr>
-        <w:t>schema.sql – структура БД.</w:t>
+        <w:t>schema.sql</w:t>
+      </w:r>
+      <w:proofErr w:type="spellEnd"/>
+      <w:r>
+        <w:rPr>
+          <w:rFonts w:ascii="Montserrat" w:hAnsi="Montserrat"/>
+          <w:sz w:val="24"/>
+          <w:szCs w:val="24"/>
+        </w:rPr>
+        <w:t> – структура БД.</w:t>
       </w:r>
     </w:p>
     <w:p>
@@ -14597,13 +16360,23 @@
           <w:szCs w:val="24"/>
         </w:rPr>
       </w:pPr>
+      <w:proofErr w:type="spellStart"/>
       <w:r>
         <w:rPr>
           <w:rFonts w:ascii="Montserrat" w:hAnsi="Montserrat"/>
           <w:sz w:val="24"/>
           <w:szCs w:val="24"/>
         </w:rPr>
-        <w:t>autodealer.db – сформированная база данных (после запуска).</w:t>
+        <w:t>autodealer.db</w:t>
+      </w:r>
+      <w:proofErr w:type="spellEnd"/>
+      <w:r>
+        <w:rPr>
+          <w:rFonts w:ascii="Montserrat" w:hAnsi="Montserrat"/>
+          <w:sz w:val="24"/>
+          <w:szCs w:val="24"/>
+        </w:rPr>
+        <w:t> – сформированная база данных (после запуска).</w:t>
       </w:r>
     </w:p>
     <w:p>
@@ -14690,7 +16463,7 @@
 </file>
 
 <file path=word/numbering.xml><?xml version="1.0" encoding="utf-8"?>
-<w:numbering xmlns:wpc="http://schemas.microsoft.com/office/word/2010/wordprocessingCanvas" xmlns:cx="http://schemas.microsoft.com/office/drawing/2014/chartex" xmlns:mc="http://schemas.openxmlformats.org/markup-compatibility/2006" xmlns:o="urn:schemas-microsoft-com:office:office" xmlns:r="http://schemas.openxmlformats.org/officeDocument/2006/relationships" xmlns:m="http://schemas.openxmlformats.org/officeDocument/2006/math" xmlns:v="urn:schemas-microsoft-com:vml" xmlns:wp14="http://schemas.microsoft.com/office/word/2010/wordprocessingDrawing" xmlns:wp="http://schemas.openxmlformats.org/drawingml/2006/wordprocessingDrawing" xmlns:w10="urn:schemas-microsoft-com:office:word" xmlns:w="http://schemas.openxmlformats.org/wordprocessingml/2006/main" xmlns:w14="http://schemas.microsoft.com/office/word/2010/wordml" xmlns:w15="http://schemas.microsoft.com/office/word/2012/wordml" xmlns:w16se="http://schemas.microsoft.com/office/word/2015/wordml/symex" xmlns:wpg="http://schemas.microsoft.com/office/word/2010/wordprocessingGroup" xmlns:wpi="http://schemas.microsoft.com/office/word/2010/wordprocessingInk" xmlns:wne="http://schemas.microsoft.com/office/word/2006/wordml" xmlns:wps="http://schemas.microsoft.com/office/word/2010/wordprocessingShape" mc:Ignorable="w14 w15 w16se wp14">
+<w:numbering xmlns:wpc="http://schemas.microsoft.com/office/word/2010/wordprocessingCanvas" xmlns:cx="http://schemas.microsoft.com/office/drawing/2014/chartex" xmlns:cx1="http://schemas.microsoft.com/office/drawing/2015/9/8/chartex" xmlns:cx2="http://schemas.microsoft.com/office/drawing/2015/10/21/chartex" xmlns:cx3="http://schemas.microsoft.com/office/drawing/2016/5/9/chartex" xmlns:cx4="http://schemas.microsoft.com/office/drawing/2016/5/10/chartex" xmlns:cx5="http://schemas.microsoft.com/office/drawing/2016/5/11/chartex" xmlns:cx6="http://schemas.microsoft.com/office/drawing/2016/5/12/chartex" xmlns:cx7="http://schemas.microsoft.com/office/drawing/2016/5/13/chartex" xmlns:cx8="http://schemas.microsoft.com/office/drawing/2016/5/14/chartex" xmlns:mc="http://schemas.openxmlformats.org/markup-compatibility/2006" xmlns:aink="http://schemas.microsoft.com/office/drawing/2016/ink" xmlns:am3d="http://schemas.microsoft.com/office/drawing/2017/model3d" xmlns:o="urn:schemas-microsoft-com:office:office" xmlns:r="http://schemas.openxmlformats.org/officeDocument/2006/relationships" xmlns:m="http://schemas.openxmlformats.org/officeDocument/2006/math" xmlns:v="urn:schemas-microsoft-com:vml" xmlns:wp14="http://schemas.microsoft.com/office/word/2010/wordprocessingDrawing" xmlns:wp="http://schemas.openxmlformats.org/drawingml/2006/wordprocessingDrawing" xmlns:w10="urn:schemas-microsoft-com:office:word" xmlns:w="http://schemas.openxmlformats.org/wordprocessingml/2006/main" xmlns:w14="http://schemas.microsoft.com/office/word/2010/wordml" xmlns:w15="http://schemas.microsoft.com/office/word/2012/wordml" xmlns:w16cex="http://schemas.microsoft.com/office/word/2018/wordml/cex" xmlns:w16cid="http://schemas.microsoft.com/office/word/2016/wordml/cid" xmlns:w16="http://schemas.microsoft.com/office/word/2018/wordml" xmlns:w16sdtdh="http://schemas.microsoft.com/office/word/2020/wordml/sdtdatahash" xmlns:w16se="http://schemas.microsoft.com/office/word/2015/wordml/symex" xmlns:wpg="http://schemas.microsoft.com/office/word/2010/wordprocessingGroup" xmlns:wpi="http://schemas.microsoft.com/office/word/2010/wordprocessingInk" xmlns:wne="http://schemas.microsoft.com/office/word/2006/wordml" xmlns:wps="http://schemas.microsoft.com/office/word/2010/wordprocessingShape" mc:Ignorable="w14 w15 w16se w16cid w16 w16cex w16sdtdh wp14">
   <w:abstractNum w:abstractNumId="0" w15:restartNumberingAfterBreak="0">
     <w:nsid w:val="0A0E708D"/>
     <w:multiLevelType w:val="multilevel"/>
@@ -16404,7 +18177,7 @@
 </file>
 
 <file path=word/styles.xml><?xml version="1.0" encoding="utf-8"?>
-<w:styles xmlns:mc="http://schemas.openxmlformats.org/markup-compatibility/2006" xmlns:r="http://schemas.openxmlformats.org/officeDocument/2006/relationships" xmlns:w="http://schemas.openxmlformats.org/wordprocessingml/2006/main" xmlns:w14="http://schemas.microsoft.com/office/word/2010/wordml" xmlns:w15="http://schemas.microsoft.com/office/word/2012/wordml" xmlns:w16se="http://schemas.microsoft.com/office/word/2015/wordml/symex" mc:Ignorable="w14 w15 w16se">
+<w:styles xmlns:mc="http://schemas.openxmlformats.org/markup-compatibility/2006" xmlns:r="http://schemas.openxmlformats.org/officeDocument/2006/relationships" xmlns:w="http://schemas.openxmlformats.org/wordprocessingml/2006/main" xmlns:w14="http://schemas.microsoft.com/office/word/2010/wordml" xmlns:w15="http://schemas.microsoft.com/office/word/2012/wordml" xmlns:w16cex="http://schemas.microsoft.com/office/word/2018/wordml/cex" xmlns:w16cid="http://schemas.microsoft.com/office/word/2016/wordml/cid" xmlns:w16="http://schemas.microsoft.com/office/word/2018/wordml" xmlns:w16sdtdh="http://schemas.microsoft.com/office/word/2020/wordml/sdtdatahash" xmlns:w16se="http://schemas.microsoft.com/office/word/2015/wordml/symex" mc:Ignorable="w14 w15 w16se w16cid w16 w16cex w16sdtdh">
   <w:docDefaults>
     <w:rPrDefault>
       <w:rPr>
@@ -16420,7 +18193,7 @@
       </w:pPr>
     </w:pPrDefault>
   </w:docDefaults>
-  <w:latentStyles w:defLockedState="0" w:defUIPriority="99" w:defSemiHidden="0" w:defUnhideWhenUsed="0" w:defQFormat="0" w:count="371">
+  <w:latentStyles w:defLockedState="0" w:defUIPriority="99" w:defSemiHidden="0" w:defUnhideWhenUsed="0" w:defQFormat="0" w:count="376">
     <w:lsdException w:name="Normal" w:uiPriority="0" w:qFormat="1"/>
     <w:lsdException w:name="heading 1" w:uiPriority="9" w:qFormat="1"/>
     <w:lsdException w:name="heading 2" w:semiHidden="1" w:uiPriority="9" w:unhideWhenUsed="1" w:qFormat="1"/>
@@ -16792,6 +18565,11 @@
     <w:lsdException w:name="List Table 5 Dark Accent 6" w:uiPriority="50"/>
     <w:lsdException w:name="List Table 6 Colorful Accent 6" w:uiPriority="51"/>
     <w:lsdException w:name="List Table 7 Colorful Accent 6" w:uiPriority="52"/>
+    <w:lsdException w:name="Mention" w:semiHidden="1" w:unhideWhenUsed="1"/>
+    <w:lsdException w:name="Smart Hyperlink" w:semiHidden="1" w:unhideWhenUsed="1"/>
+    <w:lsdException w:name="Hashtag" w:semiHidden="1" w:unhideWhenUsed="1"/>
+    <w:lsdException w:name="Unresolved Mention" w:semiHidden="1" w:unhideWhenUsed="1"/>
+    <w:lsdException w:name="Smart Link" w:semiHidden="1" w:unhideWhenUsed="1"/>
   </w:latentStyles>
   <w:style w:type="paragraph" w:default="1" w:styleId="a">
     <w:name w:val="Normal"/>
